--- a/插件详细手册/17.主菜单/关于指针与边框.docx
+++ b/插件详细手册/17.主菜单/关于指针与边框.docx
@@ -1,6 +1,6 @@
 
 <file path=word/document.xml><?xml version="1.0" encoding="utf-8"?>
-<w:document xmlns:wpc="http://schemas.microsoft.com/office/word/2010/wordprocessingCanvas" xmlns:cx="http://schemas.microsoft.com/office/drawing/2014/chartex" xmlns:cx1="http://schemas.microsoft.com/office/drawing/2015/9/8/chartex" xmlns:cx2="http://schemas.microsoft.com/office/drawing/2015/10/21/chartex" xmlns:cx3="http://schemas.microsoft.com/office/drawing/2016/5/9/chartex" xmlns:cx4="http://schemas.microsoft.com/office/drawing/2016/5/10/chartex" xmlns:cx5="http://schemas.microsoft.com/office/drawing/2016/5/11/chartex" xmlns:cx6="http://schemas.microsoft.com/office/drawing/2016/5/12/chartex" xmlns:cx7="http://schemas.microsoft.com/office/drawing/2016/5/13/chartex" xmlns:cx8="http://schemas.microsoft.com/office/drawing/2016/5/14/chartex" xmlns:mc="http://schemas.openxmlformats.org/markup-compatibility/2006" xmlns:aink="http://schemas.microsoft.com/office/drawing/2016/ink" xmlns:am3d="http://schemas.microsoft.com/office/drawing/2017/model3d" xmlns:o="urn:schemas-microsoft-com:office:office" xmlns:oel="http://schemas.microsoft.com/office/2019/extlst" xmlns:r="http://schemas.openxmlformats.org/officeDocument/2006/relationships" xmlns:m="http://schemas.openxmlformats.org/officeDocument/2006/math" xmlns:v="urn:schemas-microsoft-com:vml" xmlns:wp14="http://schemas.microsoft.com/office/word/2010/wordprocessingDrawing" xmlns:wp="http://schemas.openxmlformats.org/drawingml/2006/wordprocessingDrawing" xmlns:w10="urn:schemas-microsoft-com:office:word" xmlns:w="http://schemas.openxmlformats.org/wordprocessingml/2006/main" xmlns:w14="http://schemas.microsoft.com/office/word/2010/wordml" xmlns:w15="http://schemas.microsoft.com/office/word/2012/wordml" xmlns:w16cex="http://schemas.microsoft.com/office/word/2018/wordml/cex" xmlns:w16cid="http://schemas.microsoft.com/office/word/2016/wordml/cid" xmlns:w16="http://schemas.microsoft.com/office/word/2018/wordml" xmlns:w16sdtdh="http://schemas.microsoft.com/office/word/2020/wordml/sdtdatahash" xmlns:w16se="http://schemas.microsoft.com/office/word/2015/wordml/symex" xmlns:wpg="http://schemas.microsoft.com/office/word/2010/wordprocessingGroup" xmlns:wpi="http://schemas.microsoft.com/office/word/2010/wordprocessingInk" xmlns:wne="http://schemas.microsoft.com/office/word/2006/wordml" xmlns:wps="http://schemas.microsoft.com/office/word/2010/wordprocessingShape" mc:Ignorable="w14 w15 w16se w16cid w16 w16cex w16sdtdh wp14">
+<w:document xmlns:wpc="http://schemas.microsoft.com/office/word/2010/wordprocessingCanvas" xmlns:cx="http://schemas.microsoft.com/office/drawing/2014/chartex" xmlns:cx1="http://schemas.microsoft.com/office/drawing/2015/9/8/chartex" xmlns:cx2="http://schemas.microsoft.com/office/drawing/2015/10/21/chartex" xmlns:cx3="http://schemas.microsoft.com/office/drawing/2016/5/9/chartex" xmlns:cx4="http://schemas.microsoft.com/office/drawing/2016/5/10/chartex" xmlns:cx5="http://schemas.microsoft.com/office/drawing/2016/5/11/chartex" xmlns:cx6="http://schemas.microsoft.com/office/drawing/2016/5/12/chartex" xmlns:cx7="http://schemas.microsoft.com/office/drawing/2016/5/13/chartex" xmlns:cx8="http://schemas.microsoft.com/office/drawing/2016/5/14/chartex" xmlns:mc="http://schemas.openxmlformats.org/markup-compatibility/2006" xmlns:aink="http://schemas.microsoft.com/office/drawing/2016/ink" xmlns:am3d="http://schemas.microsoft.com/office/drawing/2017/model3d" xmlns:o="urn:schemas-microsoft-com:office:office" xmlns:oel="http://schemas.microsoft.com/office/2019/extlst" xmlns:r="http://schemas.openxmlformats.org/officeDocument/2006/relationships" xmlns:m="http://schemas.openxmlformats.org/officeDocument/2006/math" xmlns:v="urn:schemas-microsoft-com:vml" xmlns:wp14="http://schemas.microsoft.com/office/word/2010/wordprocessingDrawing" xmlns:wp="http://schemas.openxmlformats.org/drawingml/2006/wordprocessingDrawing" xmlns:w10="urn:schemas-microsoft-com:office:word" xmlns:w="http://schemas.openxmlformats.org/wordprocessingml/2006/main" xmlns:w14="http://schemas.microsoft.com/office/word/2010/wordml" xmlns:w15="http://schemas.microsoft.com/office/word/2012/wordml" xmlns:w16cex="http://schemas.microsoft.com/office/word/2018/wordml/cex" xmlns:w16cid="http://schemas.microsoft.com/office/word/2016/wordml/cid" xmlns:w16="http://schemas.microsoft.com/office/word/2018/wordml" xmlns:w16du="http://schemas.microsoft.com/office/word/2023/wordml/word16du" xmlns:w16sdtdh="http://schemas.microsoft.com/office/word/2020/wordml/sdtdatahash" xmlns:w16sdtfl="http://schemas.microsoft.com/office/word/2024/wordml/sdtformatlock" xmlns:w16se="http://schemas.microsoft.com/office/word/2015/wordml/symex" xmlns:wpg="http://schemas.microsoft.com/office/word/2010/wordprocessingGroup" xmlns:wpi="http://schemas.microsoft.com/office/word/2010/wordprocessingInk" xmlns:wne="http://schemas.microsoft.com/office/word/2006/wordml" xmlns:wps="http://schemas.microsoft.com/office/word/2010/wordprocessingShape" mc:Ignorable="w14 w15 w16se w16cid w16 w16cex w16sdtdh w16sdtfl w16du wp14">
   <w:body>
     <w:p>
       <w:pPr>
@@ -8,15 +8,6 @@
         <w:keepLines/>
         <w:spacing w:before="260" w:after="260" w:line="416" w:lineRule="auto"/>
         <w:outlineLvl w:val="1"/>
-        <w:rPr>
-          <w:rFonts w:ascii="等线 Light" w:eastAsia="等线 Light" w:hAnsi="等线 Light"/>
-          <w:b/>
-          <w:bCs/>
-          <w:sz w:val="32"/>
-          <w:szCs w:val="32"/>
-        </w:rPr>
-      </w:pPr>
-      <w:r>
         <w:rPr>
           <w:rFonts w:ascii="等线 Light" w:eastAsia="等线 Light" w:hAnsi="等线 Light" w:hint="eastAsia"/>
           <w:b/>
@@ -24,12 +15,24 @@
           <w:sz w:val="32"/>
           <w:szCs w:val="32"/>
         </w:rPr>
+      </w:pPr>
+      <w:r>
+        <w:rPr>
+          <w:rFonts w:ascii="等线 Light" w:eastAsia="等线 Light" w:hAnsi="等线 Light" w:hint="eastAsia"/>
+          <w:b/>
+          <w:bCs/>
+          <w:sz w:val="32"/>
+          <w:szCs w:val="32"/>
+        </w:rPr>
         <w:t>概述</w:t>
       </w:r>
     </w:p>
     <w:p>
       <w:pPr>
         <w:pStyle w:val="3"/>
+        <w:rPr>
+          <w:rFonts w:hint="eastAsia"/>
+        </w:rPr>
       </w:pPr>
       <w:r>
         <w:rPr>
@@ -476,6 +479,9 @@
     <w:p>
       <w:pPr>
         <w:pStyle w:val="3"/>
+        <w:rPr>
+          <w:rFonts w:hint="eastAsia"/>
+        </w:rPr>
       </w:pPr>
       <w:r>
         <w:rPr>
@@ -536,7 +542,7 @@
           <v:shape id="_x0000_i1025" type="#_x0000_t75" style="width:9in;height:129.6pt" o:ole="">
             <v:imagedata r:id="rId9" o:title=""/>
           </v:shape>
-          <o:OLEObject Type="Embed" ProgID="Visio.Drawing.15" ShapeID="_x0000_i1025" DrawAspect="Content" ObjectID="_1748711606" r:id="rId10"/>
+          <o:OLEObject Type="Embed" ProgID="Visio.Drawing.15" ShapeID="_x0000_i1025" DrawAspect="Content" ObjectID="_1805951591" r:id="rId10"/>
         </w:object>
       </w:r>
     </w:p>
@@ -572,13 +578,34 @@
         <w:spacing w:before="260" w:after="260" w:line="416" w:lineRule="auto"/>
         <w:outlineLvl w:val="1"/>
         <w:rPr>
+          <w:rFonts w:ascii="等线 Light" w:eastAsia="等线 Light" w:hAnsi="等线 Light" w:hint="eastAsia"/>
+          <w:b/>
+          <w:bCs/>
+          <w:sz w:val="32"/>
+          <w:szCs w:val="32"/>
+        </w:rPr>
+      </w:pPr>
+      <w:r>
+        <w:rPr>
+          <w:rFonts w:ascii="等线 Light" w:eastAsia="等线 Light" w:hAnsi="等线 Light" w:hint="eastAsia"/>
+          <w:b/>
+          <w:bCs/>
+          <w:sz w:val="32"/>
+          <w:szCs w:val="32"/>
+        </w:rPr>
+        <w:lastRenderedPageBreak/>
+        <w:t>【主菜单 -</w:t>
+      </w:r>
+      <w:r>
+        <w:rPr>
           <w:rFonts w:ascii="等线 Light" w:eastAsia="等线 Light" w:hAnsi="等线 Light"/>
           <w:b/>
           <w:bCs/>
           <w:sz w:val="32"/>
           <w:szCs w:val="32"/>
         </w:rPr>
-      </w:pPr>
+        <w:t xml:space="preserve"> </w:t>
+      </w:r>
       <w:r>
         <w:rPr>
           <w:rFonts w:ascii="等线 Light" w:eastAsia="等线 Light" w:hAnsi="等线 Light" w:hint="eastAsia"/>
@@ -587,18 +614,7 @@
           <w:sz w:val="32"/>
           <w:szCs w:val="32"/>
         </w:rPr>
-        <w:lastRenderedPageBreak/>
-        <w:t>【主菜单 -</w:t>
-      </w:r>
-      <w:r>
-        <w:rPr>
-          <w:rFonts w:ascii="等线 Light" w:eastAsia="等线 Light" w:hAnsi="等线 Light"/>
-          <w:b/>
-          <w:bCs/>
-          <w:sz w:val="32"/>
-          <w:szCs w:val="32"/>
-        </w:rPr>
-        <w:t xml:space="preserve"> </w:t>
+        <w:t>菜单指针</w:t>
       </w:r>
       <w:r>
         <w:rPr>
@@ -608,22 +624,15 @@
           <w:sz w:val="32"/>
           <w:szCs w:val="32"/>
         </w:rPr>
-        <w:t>菜单指针</w:t>
-      </w:r>
-      <w:r>
-        <w:rPr>
-          <w:rFonts w:ascii="等线 Light" w:eastAsia="等线 Light" w:hAnsi="等线 Light" w:hint="eastAsia"/>
-          <w:b/>
-          <w:bCs/>
-          <w:sz w:val="32"/>
-          <w:szCs w:val="32"/>
-        </w:rPr>
         <w:t>】</w:t>
       </w:r>
     </w:p>
     <w:p>
       <w:pPr>
         <w:pStyle w:val="3"/>
+        <w:rPr>
+          <w:rFonts w:hint="eastAsia"/>
+        </w:rPr>
       </w:pPr>
       <w:r>
         <w:rPr>
@@ -1059,6 +1068,9 @@
     <w:p>
       <w:pPr>
         <w:pStyle w:val="3"/>
+        <w:rPr>
+          <w:rFonts w:hint="eastAsia"/>
+        </w:rPr>
       </w:pPr>
       <w:r>
         <w:rPr>
@@ -1193,7 +1205,7 @@
         <w:widowControl/>
         <w:jc w:val="center"/>
         <w:rPr>
-          <w:rFonts w:ascii="宋体" w:hAnsi="宋体" w:cs="宋体"/>
+          <w:rFonts w:ascii="宋体" w:hAnsi="宋体" w:cs="宋体" w:hint="eastAsia"/>
           <w:kern w:val="0"/>
           <w:szCs w:val="24"/>
         </w:rPr>
@@ -1283,6 +1295,7 @@
         </w:rPr>
         <w:t xml:space="preserve"> </w:t>
       </w:r>
+      <w:proofErr w:type="gramStart"/>
       <w:r>
         <w:rPr>
           <w:rFonts w:ascii="Tahoma" w:eastAsia="微软雅黑" w:hAnsi="Tahoma" w:hint="eastAsia"/>
@@ -1291,6 +1304,7 @@
         </w:rPr>
         <w:t>锚点</w:t>
       </w:r>
+      <w:proofErr w:type="gramEnd"/>
       <w:r>
         <w:rPr>
           <w:rFonts w:ascii="Tahoma" w:eastAsia="微软雅黑" w:hAnsi="Tahoma" w:hint="eastAsia"/>
@@ -1404,7 +1418,7 @@
         <w:widowControl/>
         <w:jc w:val="center"/>
         <w:rPr>
-          <w:rFonts w:ascii="宋体" w:hAnsi="宋体" w:cs="宋体"/>
+          <w:rFonts w:ascii="宋体" w:hAnsi="宋体" w:cs="宋体" w:hint="eastAsia"/>
           <w:kern w:val="0"/>
           <w:szCs w:val="24"/>
         </w:rPr>
@@ -1509,6 +1523,9 @@
     <w:p>
       <w:pPr>
         <w:pStyle w:val="3"/>
+        <w:rPr>
+          <w:rFonts w:hint="eastAsia"/>
+        </w:rPr>
       </w:pPr>
       <w:bookmarkStart w:id="0" w:name="_多样式"/>
       <w:bookmarkEnd w:id="0"/>
@@ -1556,6 +1573,7 @@
         </w:rPr>
         <w:t>面板插件都提供了</w:t>
       </w:r>
+      <w:proofErr w:type="gramStart"/>
       <w:r>
         <w:rPr>
           <w:rFonts w:ascii="Tahoma" w:eastAsia="微软雅黑" w:hAnsi="Tahoma"/>
@@ -1564,6 +1582,7 @@
         </w:rPr>
         <w:t>”</w:t>
       </w:r>
+      <w:proofErr w:type="gramEnd"/>
       <w:r>
         <w:rPr>
           <w:rFonts w:ascii="Tahoma" w:eastAsia="微软雅黑" w:hAnsi="Tahoma" w:hint="eastAsia"/>
@@ -1572,6 +1591,7 @@
         </w:rPr>
         <w:t>指针与边框</w:t>
       </w:r>
+      <w:proofErr w:type="gramStart"/>
       <w:r>
         <w:rPr>
           <w:rFonts w:ascii="Tahoma" w:eastAsia="微软雅黑" w:hAnsi="Tahoma"/>
@@ -1580,6 +1600,7 @@
         </w:rPr>
         <w:t>”</w:t>
       </w:r>
+      <w:proofErr w:type="gramEnd"/>
       <w:r>
         <w:rPr>
           <w:rFonts w:ascii="Tahoma" w:eastAsia="微软雅黑" w:hAnsi="Tahoma" w:hint="eastAsia"/>
@@ -1655,7 +1676,7 @@
         <w:widowControl/>
         <w:jc w:val="center"/>
         <w:rPr>
-          <w:rFonts w:ascii="宋体" w:hAnsi="宋体" w:cs="宋体"/>
+          <w:rFonts w:ascii="宋体" w:hAnsi="宋体" w:cs="宋体" w:hint="eastAsia"/>
           <w:kern w:val="0"/>
           <w:szCs w:val="24"/>
         </w:rPr>
@@ -1870,7 +1891,7 @@
         <w:widowControl/>
         <w:jc w:val="center"/>
         <w:rPr>
-          <w:rFonts w:ascii="宋体" w:hAnsi="宋体" w:cs="宋体"/>
+          <w:rFonts w:ascii="宋体" w:hAnsi="宋体" w:cs="宋体" w:hint="eastAsia"/>
           <w:kern w:val="0"/>
           <w:szCs w:val="24"/>
         </w:rPr>
@@ -1969,13 +1990,34 @@
         <w:spacing w:before="260" w:after="260" w:line="416" w:lineRule="auto"/>
         <w:outlineLvl w:val="1"/>
         <w:rPr>
+          <w:rFonts w:ascii="等线 Light" w:eastAsia="等线 Light" w:hAnsi="等线 Light" w:hint="eastAsia"/>
+          <w:b/>
+          <w:bCs/>
+          <w:sz w:val="32"/>
+          <w:szCs w:val="32"/>
+        </w:rPr>
+      </w:pPr>
+      <w:r>
+        <w:rPr>
+          <w:rFonts w:ascii="等线 Light" w:eastAsia="等线 Light" w:hAnsi="等线 Light" w:hint="eastAsia"/>
+          <w:b/>
+          <w:bCs/>
+          <w:sz w:val="32"/>
+          <w:szCs w:val="32"/>
+        </w:rPr>
+        <w:lastRenderedPageBreak/>
+        <w:t>【主菜单 -</w:t>
+      </w:r>
+      <w:r>
+        <w:rPr>
           <w:rFonts w:ascii="等线 Light" w:eastAsia="等线 Light" w:hAnsi="等线 Light"/>
           <w:b/>
           <w:bCs/>
           <w:sz w:val="32"/>
           <w:szCs w:val="32"/>
         </w:rPr>
-      </w:pPr>
+        <w:t xml:space="preserve"> </w:t>
+      </w:r>
       <w:r>
         <w:rPr>
           <w:rFonts w:ascii="等线 Light" w:eastAsia="等线 Light" w:hAnsi="等线 Light" w:hint="eastAsia"/>
@@ -1984,18 +2026,7 @@
           <w:sz w:val="32"/>
           <w:szCs w:val="32"/>
         </w:rPr>
-        <w:lastRenderedPageBreak/>
-        <w:t>【主菜单 -</w:t>
-      </w:r>
-      <w:r>
-        <w:rPr>
-          <w:rFonts w:ascii="等线 Light" w:eastAsia="等线 Light" w:hAnsi="等线 Light"/>
-          <w:b/>
-          <w:bCs/>
-          <w:sz w:val="32"/>
-          <w:szCs w:val="32"/>
-        </w:rPr>
-        <w:t xml:space="preserve"> </w:t>
+        <w:t>菜单选项边框</w:t>
       </w:r>
       <w:r>
         <w:rPr>
@@ -2005,22 +2036,15 @@
           <w:sz w:val="32"/>
           <w:szCs w:val="32"/>
         </w:rPr>
-        <w:t>菜单选项边框</w:t>
-      </w:r>
-      <w:r>
-        <w:rPr>
-          <w:rFonts w:ascii="等线 Light" w:eastAsia="等线 Light" w:hAnsi="等线 Light" w:hint="eastAsia"/>
-          <w:b/>
-          <w:bCs/>
-          <w:sz w:val="32"/>
-          <w:szCs w:val="32"/>
-        </w:rPr>
         <w:t>】</w:t>
       </w:r>
     </w:p>
     <w:p>
       <w:pPr>
         <w:pStyle w:val="3"/>
+        <w:rPr>
+          <w:rFonts w:hint="eastAsia"/>
+        </w:rPr>
       </w:pPr>
       <w:r>
         <w:rPr>
@@ -2133,10 +2157,10 @@
           <w:noProof/>
         </w:rPr>
         <w:drawing>
-          <wp:inline distT="0" distB="0" distL="0" distR="0" wp14:anchorId="50C9FE94" wp14:editId="6E28DCB1">
-            <wp:extent cx="2583180" cy="2583180"/>
-            <wp:effectExtent l="0" t="0" r="7620" b="7620"/>
-            <wp:docPr id="27" name="图片 27"/>
+          <wp:inline distT="0" distB="0" distL="0" distR="0" wp14:anchorId="13D78106" wp14:editId="4D7D8B09">
+            <wp:extent cx="2034540" cy="2034540"/>
+            <wp:effectExtent l="0" t="0" r="3810" b="3810"/>
+            <wp:docPr id="477974820" name="图片 1"/>
             <wp:cNvGraphicFramePr>
               <a:graphicFrameLocks xmlns:a="http://schemas.openxmlformats.org/drawingml/2006/main" noChangeAspect="1"/>
             </wp:cNvGraphicFramePr>
@@ -2144,7 +2168,7 @@
               <a:graphicData uri="http://schemas.openxmlformats.org/drawingml/2006/picture">
                 <pic:pic xmlns:pic="http://schemas.openxmlformats.org/drawingml/2006/picture">
                   <pic:nvPicPr>
-                    <pic:cNvPr id="0" name="Picture 36"/>
+                    <pic:cNvPr id="0" name="Picture 3"/>
                     <pic:cNvPicPr>
                       <a:picLocks noChangeAspect="1" noChangeArrowheads="1"/>
                     </pic:cNvPicPr>
@@ -2165,7 +2189,7 @@
                   <pic:spPr bwMode="auto">
                     <a:xfrm>
                       <a:off x="0" y="0"/>
-                      <a:ext cx="2583180" cy="2583180"/>
+                      <a:ext cx="2034540" cy="2034540"/>
                     </a:xfrm>
                     <a:prstGeom prst="rect">
                       <a:avLst/>
@@ -2359,6 +2383,7 @@
         </w:rPr>
         <w:t>你可以将边框拉伸方式设置为</w:t>
       </w:r>
+      <w:proofErr w:type="gramStart"/>
       <w:r>
         <w:rPr>
           <w:rFonts w:ascii="Tahoma" w:eastAsia="微软雅黑" w:hAnsi="Tahoma"/>
@@ -2367,6 +2392,7 @@
         </w:rPr>
         <w:t>”</w:t>
       </w:r>
+      <w:proofErr w:type="gramEnd"/>
       <w:r>
         <w:rPr>
           <w:rFonts w:ascii="Tahoma" w:eastAsia="微软雅黑" w:hAnsi="Tahoma" w:hint="eastAsia"/>
@@ -2375,6 +2401,7 @@
         </w:rPr>
         <w:t>保持切割原样</w:t>
       </w:r>
+      <w:proofErr w:type="gramStart"/>
       <w:r>
         <w:rPr>
           <w:rFonts w:ascii="Tahoma" w:eastAsia="微软雅黑" w:hAnsi="Tahoma"/>
@@ -2383,6 +2410,7 @@
         </w:rPr>
         <w:t>”</w:t>
       </w:r>
+      <w:proofErr w:type="gramEnd"/>
       <w:r>
         <w:rPr>
           <w:rFonts w:ascii="Tahoma" w:eastAsia="微软雅黑" w:hAnsi="Tahoma" w:hint="eastAsia"/>
@@ -2598,7 +2626,25 @@
           <w:kern w:val="0"/>
           <w:sz w:val="22"/>
         </w:rPr>
-        <w:t>边角结构也需要单独配置图片资源，该图片一共分成</w:t>
+        <w:t>边角结构也需要单独配置图片资源，</w:t>
+      </w:r>
+      <w:proofErr w:type="gramStart"/>
+      <w:r>
+        <w:rPr>
+          <w:rFonts w:ascii="Tahoma" w:eastAsia="微软雅黑" w:hAnsi="Tahoma" w:hint="eastAsia"/>
+          <w:kern w:val="0"/>
+          <w:sz w:val="22"/>
+        </w:rPr>
+        <w:t>该图片</w:t>
+      </w:r>
+      <w:proofErr w:type="gramEnd"/>
+      <w:r>
+        <w:rPr>
+          <w:rFonts w:ascii="Tahoma" w:eastAsia="微软雅黑" w:hAnsi="Tahoma" w:hint="eastAsia"/>
+          <w:kern w:val="0"/>
+          <w:sz w:val="22"/>
+        </w:rPr>
+        <w:t>一共分成</w:t>
       </w:r>
       <w:r>
         <w:rPr>
@@ -2635,10 +2681,10 @@
           <w:noProof/>
         </w:rPr>
         <w:drawing>
-          <wp:inline distT="0" distB="0" distL="0" distR="0" wp14:anchorId="614D2EAE" wp14:editId="1C09F5B2">
-            <wp:extent cx="845820" cy="845820"/>
+          <wp:inline distT="0" distB="0" distL="0" distR="0" wp14:anchorId="09DF8FC9" wp14:editId="609BB982">
+            <wp:extent cx="838200" cy="838200"/>
             <wp:effectExtent l="0" t="0" r="0" b="0"/>
-            <wp:docPr id="40" name="图片 40"/>
+            <wp:docPr id="1580296282" name="图片 7"/>
             <wp:cNvGraphicFramePr>
               <a:graphicFrameLocks xmlns:a="http://schemas.openxmlformats.org/drawingml/2006/main" noChangeAspect="1"/>
             </wp:cNvGraphicFramePr>
@@ -2646,7 +2692,7 @@
               <a:graphicData uri="http://schemas.openxmlformats.org/drawingml/2006/picture">
                 <pic:pic xmlns:pic="http://schemas.openxmlformats.org/drawingml/2006/picture">
                   <pic:nvPicPr>
-                    <pic:cNvPr id="0" name="Picture 3"/>
+                    <pic:cNvPr id="0" name="Picture 15"/>
                     <pic:cNvPicPr>
                       <a:picLocks noChangeAspect="1" noChangeArrowheads="1"/>
                     </pic:cNvPicPr>
@@ -2667,7 +2713,7 @@
                   <pic:spPr bwMode="auto">
                     <a:xfrm>
                       <a:off x="0" y="0"/>
-                      <a:ext cx="845820" cy="845820"/>
+                      <a:ext cx="838200" cy="838200"/>
                     </a:xfrm>
                     <a:prstGeom prst="rect">
                       <a:avLst/>
@@ -2753,16 +2799,13 @@
       </w:pPr>
       <w:r>
         <w:rPr>
-          <w:rFonts w:ascii="宋体" w:hAnsi="宋体" w:cs="宋体"/>
           <w:noProof/>
-          <w:kern w:val="0"/>
-          <w:szCs w:val="24"/>
         </w:rPr>
         <w:drawing>
-          <wp:inline distT="0" distB="0" distL="0" distR="0" wp14:anchorId="730F6E76" wp14:editId="320D8826">
-            <wp:extent cx="1524000" cy="1000125"/>
-            <wp:effectExtent l="0" t="0" r="0" b="9525"/>
-            <wp:docPr id="41" name="图片 41"/>
+          <wp:inline distT="0" distB="0" distL="0" distR="0" wp14:anchorId="06F53300" wp14:editId="07B24A11">
+            <wp:extent cx="1394460" cy="913371"/>
+            <wp:effectExtent l="0" t="0" r="0" b="1270"/>
+            <wp:docPr id="2111170480" name="图片 8"/>
             <wp:cNvGraphicFramePr>
               <a:graphicFrameLocks xmlns:a="http://schemas.openxmlformats.org/drawingml/2006/main" noChangeAspect="1"/>
             </wp:cNvGraphicFramePr>
@@ -2770,7 +2813,7 @@
               <a:graphicData uri="http://schemas.openxmlformats.org/drawingml/2006/picture">
                 <pic:pic xmlns:pic="http://schemas.openxmlformats.org/drawingml/2006/picture">
                   <pic:nvPicPr>
-                    <pic:cNvPr id="0" name="Picture 5"/>
+                    <pic:cNvPr id="0" name="Picture 17"/>
                     <pic:cNvPicPr>
                       <a:picLocks noChangeAspect="1" noChangeArrowheads="1"/>
                     </pic:cNvPicPr>
@@ -2791,7 +2834,7 @@
                   <pic:spPr bwMode="auto">
                     <a:xfrm>
                       <a:off x="0" y="0"/>
-                      <a:ext cx="1524000" cy="1000125"/>
+                      <a:ext cx="1396674" cy="914821"/>
                     </a:xfrm>
                     <a:prstGeom prst="rect">
                       <a:avLst/>
@@ -2824,6 +2867,9 @@
     <w:p>
       <w:pPr>
         <w:pStyle w:val="3"/>
+        <w:rPr>
+          <w:rFonts w:hint="eastAsia"/>
+        </w:rPr>
       </w:pPr>
       <w:bookmarkStart w:id="1" w:name="_拉伸方式"/>
       <w:bookmarkStart w:id="2" w:name="_边框拉伸方式"/>
@@ -2869,17 +2915,18 @@
           <w:insideH w:val="single" w:sz="4" w:space="0" w:color="0070C0"/>
           <w:insideV w:val="none" w:sz="0" w:space="0" w:color="auto"/>
         </w:tblBorders>
+        <w:tblLayout w:type="fixed"/>
         <w:tblLook w:val="04A0" w:firstRow="1" w:lastRow="0" w:firstColumn="1" w:lastColumn="0" w:noHBand="0" w:noVBand="1"/>
       </w:tblPr>
       <w:tblGrid>
-        <w:gridCol w:w="1951"/>
-        <w:gridCol w:w="2835"/>
-        <w:gridCol w:w="3736"/>
+        <w:gridCol w:w="1809"/>
+        <w:gridCol w:w="2977"/>
+        <w:gridCol w:w="3260"/>
       </w:tblGrid>
       <w:tr>
         <w:tc>
           <w:tcPr>
-            <w:tcW w:w="1951" w:type="dxa"/>
+            <w:tcW w:w="1809" w:type="dxa"/>
             <w:vAlign w:val="center"/>
           </w:tcPr>
           <w:p>
@@ -2889,7 +2936,7 @@
               <w:snapToGrid w:val="0"/>
               <w:spacing w:beforeLines="50" w:before="156" w:afterLines="50" w:after="156"/>
               <w:rPr>
-                <w:rFonts w:ascii="Tahoma" w:eastAsia="微软雅黑" w:hAnsi="Tahoma"/>
+                <w:rFonts w:ascii="Tahoma" w:eastAsia="微软雅黑" w:hAnsi="Tahoma" w:hint="eastAsia"/>
                 <w:b/>
                 <w:bCs/>
                 <w:kern w:val="0"/>
@@ -2910,7 +2957,7 @@
         </w:tc>
         <w:tc>
           <w:tcPr>
-            <w:tcW w:w="2835" w:type="dxa"/>
+            <w:tcW w:w="2977" w:type="dxa"/>
             <w:vAlign w:val="center"/>
           </w:tcPr>
           <w:p>
@@ -2921,7 +2968,9 @@
               <w:spacing w:beforeLines="50" w:before="156" w:afterLines="50" w:after="156"/>
               <w:jc w:val="center"/>
               <w:rPr>
-                <w:rFonts w:ascii="Tahoma" w:eastAsia="微软雅黑" w:hAnsi="Tahoma"/>
+                <w:rFonts w:ascii="Tahoma" w:eastAsia="微软雅黑" w:hAnsi="Tahoma" w:hint="eastAsia"/>
+                <w:b/>
+                <w:bCs/>
                 <w:kern w:val="0"/>
                 <w:sz w:val="22"/>
               </w:rPr>
@@ -2934,10 +2983,10 @@
                 <w:sz w:val="22"/>
               </w:rPr>
               <w:drawing>
-                <wp:inline distT="0" distB="0" distL="0" distR="0" wp14:anchorId="4C2CE735" wp14:editId="71AEA814">
+                <wp:inline distT="0" distB="0" distL="0" distR="0" wp14:anchorId="29B38DDD" wp14:editId="6856311F">
                   <wp:extent cx="403860" cy="403860"/>
                   <wp:effectExtent l="0" t="0" r="0" b="0"/>
-                  <wp:docPr id="4" name="图片 4"/>
+                  <wp:docPr id="34" name="图片 34"/>
                   <wp:cNvGraphicFramePr>
                     <a:graphicFrameLocks xmlns:a="http://schemas.openxmlformats.org/drawingml/2006/main" noChangeAspect="1"/>
                   </wp:cNvGraphicFramePr>
@@ -2986,7 +3035,7 @@
         </w:tc>
         <w:tc>
           <w:tcPr>
-            <w:tcW w:w="3736" w:type="dxa"/>
+            <w:tcW w:w="3260" w:type="dxa"/>
             <w:vAlign w:val="center"/>
           </w:tcPr>
           <w:p>
@@ -2997,7 +3046,9 @@
               <w:spacing w:beforeLines="50" w:before="156" w:afterLines="50" w:after="156"/>
               <w:jc w:val="center"/>
               <w:rPr>
-                <w:rFonts w:ascii="Tahoma" w:eastAsia="微软雅黑" w:hAnsi="Tahoma"/>
+                <w:rFonts w:ascii="Tahoma" w:eastAsia="微软雅黑" w:hAnsi="Tahoma" w:hint="eastAsia"/>
+                <w:b/>
+                <w:bCs/>
                 <w:kern w:val="0"/>
                 <w:sz w:val="22"/>
               </w:rPr>
@@ -3010,10 +3061,10 @@
                 <w:sz w:val="22"/>
               </w:rPr>
               <w:drawing>
-                <wp:inline distT="0" distB="0" distL="0" distR="0" wp14:anchorId="54730093" wp14:editId="5AE9E43D">
+                <wp:inline distT="0" distB="0" distL="0" distR="0" wp14:anchorId="2AA5BF00" wp14:editId="339D313A">
                   <wp:extent cx="403860" cy="403860"/>
                   <wp:effectExtent l="0" t="0" r="0" b="0"/>
-                  <wp:docPr id="3" name="图片 3"/>
+                  <wp:docPr id="262800214" name="图片 262800214"/>
                   <wp:cNvGraphicFramePr>
                     <a:graphicFrameLocks xmlns:a="http://schemas.openxmlformats.org/drawingml/2006/main" noChangeAspect="1"/>
                   </wp:cNvGraphicFramePr>
@@ -3064,7 +3115,7 @@
       <w:tr>
         <w:tc>
           <w:tcPr>
-            <w:tcW w:w="1951" w:type="dxa"/>
+            <w:tcW w:w="1809" w:type="dxa"/>
             <w:vAlign w:val="center"/>
           </w:tcPr>
           <w:p>
@@ -3074,7 +3125,7 @@
               <w:snapToGrid w:val="0"/>
               <w:spacing w:beforeLines="50" w:before="156" w:afterLines="50" w:after="156"/>
               <w:rPr>
-                <w:rFonts w:ascii="Tahoma" w:eastAsia="微软雅黑" w:hAnsi="Tahoma"/>
+                <w:rFonts w:ascii="Tahoma" w:eastAsia="微软雅黑" w:hAnsi="Tahoma" w:hint="eastAsia"/>
                 <w:b/>
                 <w:bCs/>
                 <w:kern w:val="0"/>
@@ -3095,7 +3146,7 @@
         </w:tc>
         <w:tc>
           <w:tcPr>
-            <w:tcW w:w="2835" w:type="dxa"/>
+            <w:tcW w:w="2977" w:type="dxa"/>
             <w:vAlign w:val="center"/>
           </w:tcPr>
           <w:p>
@@ -3106,23 +3157,22 @@
               <w:spacing w:beforeLines="50" w:before="156" w:afterLines="50" w:after="156"/>
               <w:jc w:val="center"/>
               <w:rPr>
-                <w:rFonts w:ascii="Tahoma" w:eastAsia="微软雅黑" w:hAnsi="Tahoma"/>
+                <w:rFonts w:ascii="Tahoma" w:eastAsia="微软雅黑" w:hAnsi="Tahoma" w:hint="eastAsia"/>
+                <w:b/>
+                <w:bCs/>
                 <w:kern w:val="0"/>
                 <w:sz w:val="22"/>
               </w:rPr>
             </w:pPr>
             <w:r>
               <w:rPr>
-                <w:rFonts w:ascii="Tahoma" w:eastAsia="微软雅黑" w:hAnsi="Tahoma"/>
                 <w:noProof/>
-                <w:kern w:val="0"/>
-                <w:sz w:val="22"/>
               </w:rPr>
               <w:drawing>
-                <wp:inline distT="0" distB="0" distL="0" distR="0" wp14:anchorId="59E5D405" wp14:editId="6103B82E">
-                  <wp:extent cx="1554615" cy="586791"/>
-                  <wp:effectExtent l="0" t="0" r="7620" b="3810"/>
-                  <wp:docPr id="8" name="图片 8"/>
+                <wp:inline distT="0" distB="0" distL="0" distR="0" wp14:anchorId="69C7D45E" wp14:editId="322B1508">
+                  <wp:extent cx="1501140" cy="565135"/>
+                  <wp:effectExtent l="0" t="0" r="3810" b="6985"/>
+                  <wp:docPr id="1152603460" name="图片 2"/>
                   <wp:cNvGraphicFramePr>
                     <a:graphicFrameLocks xmlns:a="http://schemas.openxmlformats.org/drawingml/2006/main" noChangeAspect="1"/>
                   </wp:cNvGraphicFramePr>
@@ -3130,23 +3180,36 @@
                     <a:graphicData uri="http://schemas.openxmlformats.org/drawingml/2006/picture">
                       <pic:pic xmlns:pic="http://schemas.openxmlformats.org/drawingml/2006/picture">
                         <pic:nvPicPr>
-                          <pic:cNvPr id="1" name=""/>
-                          <pic:cNvPicPr/>
+                          <pic:cNvPr id="0" name="Picture 5"/>
+                          <pic:cNvPicPr>
+                            <a:picLocks noChangeAspect="1" noChangeArrowheads="1"/>
+                          </pic:cNvPicPr>
                         </pic:nvPicPr>
                         <pic:blipFill>
-                          <a:blip r:embed="rId29"/>
+                          <a:blip r:embed="rId29">
+                            <a:extLst>
+                              <a:ext uri="{28A0092B-C50C-407E-A947-70E740481C1C}">
+                                <a14:useLocalDpi xmlns:a14="http://schemas.microsoft.com/office/drawing/2010/main" val="0"/>
+                              </a:ext>
+                            </a:extLst>
+                          </a:blip>
+                          <a:srcRect/>
                           <a:stretch>
                             <a:fillRect/>
                           </a:stretch>
                         </pic:blipFill>
-                        <pic:spPr>
+                        <pic:spPr bwMode="auto">
                           <a:xfrm>
                             <a:off x="0" y="0"/>
-                            <a:ext cx="1554615" cy="586791"/>
+                            <a:ext cx="1515728" cy="570627"/>
                           </a:xfrm>
                           <a:prstGeom prst="rect">
                             <a:avLst/>
                           </a:prstGeom>
+                          <a:noFill/>
+                          <a:ln>
+                            <a:noFill/>
+                          </a:ln>
                         </pic:spPr>
                       </pic:pic>
                     </a:graphicData>
@@ -3158,7 +3221,7 @@
         </w:tc>
         <w:tc>
           <w:tcPr>
-            <w:tcW w:w="3736" w:type="dxa"/>
+            <w:tcW w:w="3260" w:type="dxa"/>
             <w:vAlign w:val="center"/>
           </w:tcPr>
           <w:p>
@@ -3169,23 +3232,22 @@
               <w:spacing w:beforeLines="50" w:before="156" w:afterLines="50" w:after="156"/>
               <w:jc w:val="center"/>
               <w:rPr>
-                <w:rFonts w:ascii="Tahoma" w:eastAsia="微软雅黑" w:hAnsi="Tahoma"/>
+                <w:rFonts w:ascii="Tahoma" w:eastAsia="微软雅黑" w:hAnsi="Tahoma" w:hint="eastAsia"/>
+                <w:b/>
+                <w:bCs/>
                 <w:kern w:val="0"/>
                 <w:sz w:val="22"/>
               </w:rPr>
             </w:pPr>
             <w:r>
               <w:rPr>
-                <w:rFonts w:ascii="Tahoma" w:eastAsia="微软雅黑" w:hAnsi="Tahoma"/>
                 <w:noProof/>
-                <w:kern w:val="0"/>
-                <w:sz w:val="22"/>
               </w:rPr>
               <w:drawing>
-                <wp:inline distT="0" distB="0" distL="0" distR="0" wp14:anchorId="66BD99EB" wp14:editId="12C6CB14">
-                  <wp:extent cx="1516511" cy="602032"/>
-                  <wp:effectExtent l="0" t="0" r="7620" b="7620"/>
-                  <wp:docPr id="7" name="图片 7"/>
+                <wp:inline distT="0" distB="0" distL="0" distR="0" wp14:anchorId="61BF514D" wp14:editId="039ED0F7">
+                  <wp:extent cx="1493520" cy="593809"/>
+                  <wp:effectExtent l="0" t="0" r="0" b="0"/>
+                  <wp:docPr id="762947770" name="图片 4"/>
                   <wp:cNvGraphicFramePr>
                     <a:graphicFrameLocks xmlns:a="http://schemas.openxmlformats.org/drawingml/2006/main" noChangeAspect="1"/>
                   </wp:cNvGraphicFramePr>
@@ -3193,23 +3255,36 @@
                     <a:graphicData uri="http://schemas.openxmlformats.org/drawingml/2006/picture">
                       <pic:pic xmlns:pic="http://schemas.openxmlformats.org/drawingml/2006/picture">
                         <pic:nvPicPr>
-                          <pic:cNvPr id="1" name=""/>
-                          <pic:cNvPicPr/>
+                          <pic:cNvPr id="0" name="Picture 9"/>
+                          <pic:cNvPicPr>
+                            <a:picLocks noChangeAspect="1" noChangeArrowheads="1"/>
+                          </pic:cNvPicPr>
                         </pic:nvPicPr>
                         <pic:blipFill>
-                          <a:blip r:embed="rId30"/>
+                          <a:blip r:embed="rId30">
+                            <a:extLst>
+                              <a:ext uri="{28A0092B-C50C-407E-A947-70E740481C1C}">
+                                <a14:useLocalDpi xmlns:a14="http://schemas.microsoft.com/office/drawing/2010/main" val="0"/>
+                              </a:ext>
+                            </a:extLst>
+                          </a:blip>
+                          <a:srcRect/>
                           <a:stretch>
                             <a:fillRect/>
                           </a:stretch>
                         </pic:blipFill>
-                        <pic:spPr>
+                        <pic:spPr bwMode="auto">
                           <a:xfrm>
                             <a:off x="0" y="0"/>
-                            <a:ext cx="1516511" cy="602032"/>
+                            <a:ext cx="1503265" cy="597684"/>
                           </a:xfrm>
                           <a:prstGeom prst="rect">
                             <a:avLst/>
                           </a:prstGeom>
+                          <a:noFill/>
+                          <a:ln>
+                            <a:noFill/>
+                          </a:ln>
                         </pic:spPr>
                       </pic:pic>
                     </a:graphicData>
@@ -3223,7 +3298,7 @@
       <w:tr>
         <w:tc>
           <w:tcPr>
-            <w:tcW w:w="1951" w:type="dxa"/>
+            <w:tcW w:w="1809" w:type="dxa"/>
             <w:vAlign w:val="center"/>
           </w:tcPr>
           <w:p>
@@ -3233,7 +3308,7 @@
               <w:snapToGrid w:val="0"/>
               <w:spacing w:beforeLines="50" w:before="156" w:afterLines="50" w:after="156"/>
               <w:rPr>
-                <w:rFonts w:ascii="Tahoma" w:eastAsia="微软雅黑" w:hAnsi="Tahoma"/>
+                <w:rFonts w:ascii="Tahoma" w:eastAsia="微软雅黑" w:hAnsi="Tahoma" w:hint="eastAsia"/>
                 <w:b/>
                 <w:bCs/>
                 <w:kern w:val="0"/>
@@ -3254,7 +3329,7 @@
         </w:tc>
         <w:tc>
           <w:tcPr>
-            <w:tcW w:w="2835" w:type="dxa"/>
+            <w:tcW w:w="2977" w:type="dxa"/>
             <w:vAlign w:val="center"/>
           </w:tcPr>
           <w:p>
@@ -3265,23 +3340,22 @@
               <w:spacing w:beforeLines="50" w:before="156" w:afterLines="50" w:after="156"/>
               <w:jc w:val="center"/>
               <w:rPr>
-                <w:rFonts w:ascii="Tahoma" w:eastAsia="微软雅黑" w:hAnsi="Tahoma"/>
+                <w:rFonts w:ascii="Tahoma" w:eastAsia="微软雅黑" w:hAnsi="Tahoma" w:hint="eastAsia"/>
+                <w:b/>
+                <w:bCs/>
                 <w:kern w:val="0"/>
                 <w:sz w:val="22"/>
               </w:rPr>
             </w:pPr>
             <w:r>
               <w:rPr>
-                <w:rFonts w:ascii="Tahoma" w:eastAsia="微软雅黑" w:hAnsi="Tahoma"/>
                 <w:noProof/>
-                <w:kern w:val="0"/>
-                <w:sz w:val="22"/>
               </w:rPr>
               <w:drawing>
-                <wp:inline distT="0" distB="0" distL="0" distR="0" wp14:anchorId="6F6977A8" wp14:editId="3C206D7B">
-                  <wp:extent cx="1508891" cy="685859"/>
-                  <wp:effectExtent l="0" t="0" r="0" b="0"/>
-                  <wp:docPr id="9" name="图片 9"/>
+                <wp:inline distT="0" distB="0" distL="0" distR="0" wp14:anchorId="5D727024" wp14:editId="0A45071F">
+                  <wp:extent cx="1463040" cy="666627"/>
+                  <wp:effectExtent l="0" t="0" r="3810" b="635"/>
+                  <wp:docPr id="384416830" name="图片 3"/>
                   <wp:cNvGraphicFramePr>
                     <a:graphicFrameLocks xmlns:a="http://schemas.openxmlformats.org/drawingml/2006/main" noChangeAspect="1"/>
                   </wp:cNvGraphicFramePr>
@@ -3289,23 +3363,36 @@
                     <a:graphicData uri="http://schemas.openxmlformats.org/drawingml/2006/picture">
                       <pic:pic xmlns:pic="http://schemas.openxmlformats.org/drawingml/2006/picture">
                         <pic:nvPicPr>
-                          <pic:cNvPr id="1" name=""/>
-                          <pic:cNvPicPr/>
+                          <pic:cNvPr id="0" name="Picture 7"/>
+                          <pic:cNvPicPr>
+                            <a:picLocks noChangeAspect="1" noChangeArrowheads="1"/>
+                          </pic:cNvPicPr>
                         </pic:nvPicPr>
                         <pic:blipFill>
-                          <a:blip r:embed="rId31"/>
+                          <a:blip r:embed="rId31">
+                            <a:extLst>
+                              <a:ext uri="{28A0092B-C50C-407E-A947-70E740481C1C}">
+                                <a14:useLocalDpi xmlns:a14="http://schemas.microsoft.com/office/drawing/2010/main" val="0"/>
+                              </a:ext>
+                            </a:extLst>
+                          </a:blip>
+                          <a:srcRect/>
                           <a:stretch>
                             <a:fillRect/>
                           </a:stretch>
                         </pic:blipFill>
-                        <pic:spPr>
+                        <pic:spPr bwMode="auto">
                           <a:xfrm>
                             <a:off x="0" y="0"/>
-                            <a:ext cx="1508891" cy="685859"/>
+                            <a:ext cx="1469379" cy="669515"/>
                           </a:xfrm>
                           <a:prstGeom prst="rect">
                             <a:avLst/>
                           </a:prstGeom>
+                          <a:noFill/>
+                          <a:ln>
+                            <a:noFill/>
+                          </a:ln>
                         </pic:spPr>
                       </pic:pic>
                     </a:graphicData>
@@ -3317,7 +3404,7 @@
         </w:tc>
         <w:tc>
           <w:tcPr>
-            <w:tcW w:w="3736" w:type="dxa"/>
+            <w:tcW w:w="3260" w:type="dxa"/>
             <w:vAlign w:val="center"/>
           </w:tcPr>
           <w:p>
@@ -3328,23 +3415,22 @@
               <w:spacing w:beforeLines="50" w:before="156" w:afterLines="50" w:after="156"/>
               <w:jc w:val="center"/>
               <w:rPr>
-                <w:rFonts w:ascii="Tahoma" w:eastAsia="微软雅黑" w:hAnsi="Tahoma"/>
+                <w:rFonts w:ascii="Tahoma" w:eastAsia="微软雅黑" w:hAnsi="Tahoma" w:hint="eastAsia"/>
+                <w:b/>
+                <w:bCs/>
                 <w:kern w:val="0"/>
                 <w:sz w:val="22"/>
               </w:rPr>
             </w:pPr>
             <w:r>
               <w:rPr>
-                <w:rFonts w:ascii="Tahoma" w:eastAsia="微软雅黑" w:hAnsi="Tahoma"/>
                 <w:noProof/>
-                <w:kern w:val="0"/>
-                <w:sz w:val="22"/>
               </w:rPr>
               <w:drawing>
-                <wp:inline distT="0" distB="0" distL="0" distR="0" wp14:anchorId="4314CE7E" wp14:editId="10428434">
-                  <wp:extent cx="1539240" cy="646481"/>
-                  <wp:effectExtent l="0" t="0" r="3810" b="1270"/>
-                  <wp:docPr id="6" name="图片 6"/>
+                <wp:inline distT="0" distB="0" distL="0" distR="0" wp14:anchorId="45843D12" wp14:editId="7D27AFAE">
+                  <wp:extent cx="1432560" cy="601675"/>
+                  <wp:effectExtent l="0" t="0" r="0" b="8255"/>
+                  <wp:docPr id="124060972" name="图片 5"/>
                   <wp:cNvGraphicFramePr>
                     <a:graphicFrameLocks xmlns:a="http://schemas.openxmlformats.org/drawingml/2006/main" noChangeAspect="1"/>
                   </wp:cNvGraphicFramePr>
@@ -3352,23 +3438,36 @@
                     <a:graphicData uri="http://schemas.openxmlformats.org/drawingml/2006/picture">
                       <pic:pic xmlns:pic="http://schemas.openxmlformats.org/drawingml/2006/picture">
                         <pic:nvPicPr>
-                          <pic:cNvPr id="1" name=""/>
-                          <pic:cNvPicPr/>
+                          <pic:cNvPr id="0" name="Picture 11"/>
+                          <pic:cNvPicPr>
+                            <a:picLocks noChangeAspect="1" noChangeArrowheads="1"/>
+                          </pic:cNvPicPr>
                         </pic:nvPicPr>
                         <pic:blipFill>
-                          <a:blip r:embed="rId32"/>
+                          <a:blip r:embed="rId32">
+                            <a:extLst>
+                              <a:ext uri="{28A0092B-C50C-407E-A947-70E740481C1C}">
+                                <a14:useLocalDpi xmlns:a14="http://schemas.microsoft.com/office/drawing/2010/main" val="0"/>
+                              </a:ext>
+                            </a:extLst>
+                          </a:blip>
+                          <a:srcRect/>
                           <a:stretch>
                             <a:fillRect/>
                           </a:stretch>
                         </pic:blipFill>
-                        <pic:spPr>
+                        <pic:spPr bwMode="auto">
                           <a:xfrm>
                             <a:off x="0" y="0"/>
-                            <a:ext cx="1556346" cy="653666"/>
+                            <a:ext cx="1453781" cy="610588"/>
                           </a:xfrm>
                           <a:prstGeom prst="rect">
                             <a:avLst/>
                           </a:prstGeom>
+                          <a:noFill/>
+                          <a:ln>
+                            <a:noFill/>
+                          </a:ln>
                         </pic:spPr>
                       </pic:pic>
                     </a:graphicData>
@@ -3382,7 +3481,7 @@
       <w:tr>
         <w:tc>
           <w:tcPr>
-            <w:tcW w:w="1951" w:type="dxa"/>
+            <w:tcW w:w="1809" w:type="dxa"/>
             <w:vAlign w:val="center"/>
           </w:tcPr>
           <w:p>
@@ -3392,7 +3491,7 @@
               <w:snapToGrid w:val="0"/>
               <w:spacing w:beforeLines="50" w:before="156" w:afterLines="50" w:after="156"/>
               <w:rPr>
-                <w:rFonts w:ascii="Tahoma" w:eastAsia="微软雅黑" w:hAnsi="Tahoma"/>
+                <w:rFonts w:ascii="Tahoma" w:eastAsia="微软雅黑" w:hAnsi="Tahoma" w:hint="eastAsia"/>
                 <w:b/>
                 <w:bCs/>
                 <w:kern w:val="0"/>
@@ -3413,7 +3512,7 @@
         </w:tc>
         <w:tc>
           <w:tcPr>
-            <w:tcW w:w="2835" w:type="dxa"/>
+            <w:tcW w:w="2977" w:type="dxa"/>
             <w:vAlign w:val="center"/>
           </w:tcPr>
           <w:p>
@@ -3424,23 +3523,22 @@
               <w:spacing w:beforeLines="50" w:before="156" w:afterLines="50" w:after="156"/>
               <w:jc w:val="center"/>
               <w:rPr>
-                <w:rFonts w:ascii="Tahoma" w:eastAsia="微软雅黑" w:hAnsi="Tahoma"/>
+                <w:rFonts w:ascii="Tahoma" w:eastAsia="微软雅黑" w:hAnsi="Tahoma" w:hint="eastAsia"/>
+                <w:b/>
+                <w:bCs/>
                 <w:kern w:val="0"/>
                 <w:sz w:val="22"/>
               </w:rPr>
             </w:pPr>
             <w:r>
               <w:rPr>
-                <w:rFonts w:ascii="Tahoma" w:eastAsia="微软雅黑" w:hAnsi="Tahoma"/>
                 <w:noProof/>
-                <w:kern w:val="0"/>
-                <w:sz w:val="22"/>
               </w:rPr>
               <w:drawing>
-                <wp:inline distT="0" distB="0" distL="0" distR="0" wp14:anchorId="62D67CDB" wp14:editId="5980BFB7">
-                  <wp:extent cx="1508891" cy="685859"/>
-                  <wp:effectExtent l="0" t="0" r="0" b="0"/>
-                  <wp:docPr id="10" name="图片 10"/>
+                <wp:inline distT="0" distB="0" distL="0" distR="0" wp14:anchorId="5DF87EE6" wp14:editId="21292D80">
+                  <wp:extent cx="1493520" cy="680515"/>
+                  <wp:effectExtent l="0" t="0" r="0" b="5715"/>
+                  <wp:docPr id="244750039" name="图片 3"/>
                   <wp:cNvGraphicFramePr>
                     <a:graphicFrameLocks xmlns:a="http://schemas.openxmlformats.org/drawingml/2006/main" noChangeAspect="1"/>
                   </wp:cNvGraphicFramePr>
@@ -3448,23 +3546,36 @@
                     <a:graphicData uri="http://schemas.openxmlformats.org/drawingml/2006/picture">
                       <pic:pic xmlns:pic="http://schemas.openxmlformats.org/drawingml/2006/picture">
                         <pic:nvPicPr>
-                          <pic:cNvPr id="1" name=""/>
-                          <pic:cNvPicPr/>
+                          <pic:cNvPr id="0" name="Picture 7"/>
+                          <pic:cNvPicPr>
+                            <a:picLocks noChangeAspect="1" noChangeArrowheads="1"/>
+                          </pic:cNvPicPr>
                         </pic:nvPicPr>
                         <pic:blipFill>
-                          <a:blip r:embed="rId31"/>
+                          <a:blip r:embed="rId31">
+                            <a:extLst>
+                              <a:ext uri="{28A0092B-C50C-407E-A947-70E740481C1C}">
+                                <a14:useLocalDpi xmlns:a14="http://schemas.microsoft.com/office/drawing/2010/main" val="0"/>
+                              </a:ext>
+                            </a:extLst>
+                          </a:blip>
+                          <a:srcRect/>
                           <a:stretch>
                             <a:fillRect/>
                           </a:stretch>
                         </pic:blipFill>
-                        <pic:spPr>
+                        <pic:spPr bwMode="auto">
                           <a:xfrm>
                             <a:off x="0" y="0"/>
-                            <a:ext cx="1508891" cy="685859"/>
+                            <a:ext cx="1513537" cy="689636"/>
                           </a:xfrm>
                           <a:prstGeom prst="rect">
                             <a:avLst/>
                           </a:prstGeom>
+                          <a:noFill/>
+                          <a:ln>
+                            <a:noFill/>
+                          </a:ln>
                         </pic:spPr>
                       </pic:pic>
                     </a:graphicData>
@@ -3476,7 +3587,7 @@
         </w:tc>
         <w:tc>
           <w:tcPr>
-            <w:tcW w:w="3736" w:type="dxa"/>
+            <w:tcW w:w="3260" w:type="dxa"/>
             <w:vAlign w:val="center"/>
           </w:tcPr>
           <w:p>
@@ -3487,23 +3598,22 @@
               <w:spacing w:beforeLines="50" w:before="156" w:afterLines="50" w:after="156"/>
               <w:jc w:val="center"/>
               <w:rPr>
-                <w:rFonts w:ascii="Tahoma" w:eastAsia="微软雅黑" w:hAnsi="Tahoma"/>
+                <w:rFonts w:ascii="Tahoma" w:eastAsia="微软雅黑" w:hAnsi="Tahoma" w:hint="eastAsia"/>
+                <w:b/>
+                <w:bCs/>
                 <w:kern w:val="0"/>
                 <w:sz w:val="22"/>
               </w:rPr>
             </w:pPr>
             <w:r>
               <w:rPr>
-                <w:rFonts w:ascii="Tahoma" w:eastAsia="微软雅黑" w:hAnsi="Tahoma"/>
                 <w:noProof/>
-                <w:kern w:val="0"/>
-                <w:sz w:val="22"/>
               </w:rPr>
               <w:drawing>
-                <wp:inline distT="0" distB="0" distL="0" distR="0" wp14:anchorId="3B47A75F" wp14:editId="46ECC3D3">
-                  <wp:extent cx="1684020" cy="861293"/>
-                  <wp:effectExtent l="0" t="0" r="0" b="0"/>
-                  <wp:docPr id="2" name="图片 2"/>
+                <wp:inline distT="0" distB="0" distL="0" distR="0" wp14:anchorId="35DC81EC" wp14:editId="67710463">
+                  <wp:extent cx="1440180" cy="733780"/>
+                  <wp:effectExtent l="0" t="0" r="7620" b="9525"/>
+                  <wp:docPr id="533121454" name="图片 6"/>
                   <wp:cNvGraphicFramePr>
                     <a:graphicFrameLocks xmlns:a="http://schemas.openxmlformats.org/drawingml/2006/main" noChangeAspect="1"/>
                   </wp:cNvGraphicFramePr>
@@ -3511,7 +3621,7 @@
                     <a:graphicData uri="http://schemas.openxmlformats.org/drawingml/2006/picture">
                       <pic:pic xmlns:pic="http://schemas.openxmlformats.org/drawingml/2006/picture">
                         <pic:nvPicPr>
-                          <pic:cNvPr id="0" name="Picture 2"/>
+                          <pic:cNvPr id="0" name="Picture 13"/>
                           <pic:cNvPicPr>
                             <a:picLocks noChangeAspect="1" noChangeArrowheads="1"/>
                           </pic:cNvPicPr>
@@ -3532,7 +3642,7 @@
                         <pic:spPr bwMode="auto">
                           <a:xfrm>
                             <a:off x="0" y="0"/>
-                            <a:ext cx="1705447" cy="872252"/>
+                            <a:ext cx="1446501" cy="737001"/>
                           </a:xfrm>
                           <a:prstGeom prst="rect">
                             <a:avLst/>
@@ -3648,6 +3758,9 @@
     <w:p>
       <w:pPr>
         <w:pStyle w:val="3"/>
+        <w:rPr>
+          <w:rFonts w:hint="eastAsia"/>
+        </w:rPr>
       </w:pPr>
       <w:r>
         <w:rPr>
@@ -3714,13 +3827,33 @@
         <w:spacing w:before="260" w:after="260" w:line="416" w:lineRule="auto"/>
         <w:outlineLvl w:val="1"/>
         <w:rPr>
+          <w:rFonts w:ascii="等线 Light" w:eastAsia="等线 Light" w:hAnsi="等线 Light" w:hint="eastAsia"/>
+          <w:b/>
+          <w:bCs/>
+          <w:sz w:val="32"/>
+          <w:szCs w:val="32"/>
+        </w:rPr>
+      </w:pPr>
+      <w:r>
+        <w:rPr>
+          <w:rFonts w:ascii="等线 Light" w:eastAsia="等线 Light" w:hAnsi="等线 Light" w:hint="eastAsia"/>
+          <w:b/>
+          <w:bCs/>
+          <w:sz w:val="32"/>
+          <w:szCs w:val="32"/>
+        </w:rPr>
+        <w:t>【主菜单 -</w:t>
+      </w:r>
+      <w:r>
+        <w:rPr>
           <w:rFonts w:ascii="等线 Light" w:eastAsia="等线 Light" w:hAnsi="等线 Light"/>
           <w:b/>
           <w:bCs/>
           <w:sz w:val="32"/>
           <w:szCs w:val="32"/>
         </w:rPr>
-      </w:pPr>
+        <w:t xml:space="preserve"> </w:t>
+      </w:r>
       <w:r>
         <w:rPr>
           <w:rFonts w:ascii="等线 Light" w:eastAsia="等线 Light" w:hAnsi="等线 Light" w:hint="eastAsia"/>
@@ -3729,17 +3862,7 @@
           <w:sz w:val="32"/>
           <w:szCs w:val="32"/>
         </w:rPr>
-        <w:t>【主菜单 -</w:t>
-      </w:r>
-      <w:r>
-        <w:rPr>
-          <w:rFonts w:ascii="等线 Light" w:eastAsia="等线 Light" w:hAnsi="等线 Light"/>
-          <w:b/>
-          <w:bCs/>
-          <w:sz w:val="32"/>
-          <w:szCs w:val="32"/>
-        </w:rPr>
-        <w:t xml:space="preserve"> </w:t>
+        <w:t>菜单滚动条</w:t>
       </w:r>
       <w:r>
         <w:rPr>
@@ -3749,22 +3872,15 @@
           <w:sz w:val="32"/>
           <w:szCs w:val="32"/>
         </w:rPr>
-        <w:t>菜单滚动条</w:t>
-      </w:r>
-      <w:r>
-        <w:rPr>
-          <w:rFonts w:ascii="等线 Light" w:eastAsia="等线 Light" w:hAnsi="等线 Light" w:hint="eastAsia"/>
-          <w:b/>
-          <w:bCs/>
-          <w:sz w:val="32"/>
-          <w:szCs w:val="32"/>
-        </w:rPr>
         <w:t>】</w:t>
       </w:r>
     </w:p>
     <w:p>
       <w:pPr>
         <w:pStyle w:val="3"/>
+        <w:rPr>
+          <w:rFonts w:hint="eastAsia"/>
+        </w:rPr>
       </w:pPr>
       <w:r>
         <w:rPr>
@@ -4077,6 +4193,9 @@
     <w:p>
       <w:pPr>
         <w:pStyle w:val="3"/>
+        <w:rPr>
+          <w:rFonts w:hint="eastAsia"/>
+        </w:rPr>
       </w:pPr>
       <w:r>
         <w:rPr>
@@ -4217,6 +4336,9 @@
     <w:p>
       <w:pPr>
         <w:pStyle w:val="3"/>
+        <w:rPr>
+          <w:rFonts w:hint="eastAsia"/>
+        </w:rPr>
       </w:pPr>
       <w:r>
         <w:rPr>
@@ -4286,7 +4408,7 @@
 </file>
 
 <file path=word/endnotes.xml><?xml version="1.0" encoding="utf-8"?>
-<w:endnotes xmlns:wpc="http://schemas.microsoft.com/office/word/2010/wordprocessingCanvas" xmlns:cx="http://schemas.microsoft.com/office/drawing/2014/chartex" xmlns:cx1="http://schemas.microsoft.com/office/drawing/2015/9/8/chartex" xmlns:cx2="http://schemas.microsoft.com/office/drawing/2015/10/21/chartex" xmlns:cx3="http://schemas.microsoft.com/office/drawing/2016/5/9/chartex" xmlns:cx4="http://schemas.microsoft.com/office/drawing/2016/5/10/chartex" xmlns:cx5="http://schemas.microsoft.com/office/drawing/2016/5/11/chartex" xmlns:cx6="http://schemas.microsoft.com/office/drawing/2016/5/12/chartex" xmlns:cx7="http://schemas.microsoft.com/office/drawing/2016/5/13/chartex" xmlns:cx8="http://schemas.microsoft.com/office/drawing/2016/5/14/chartex" xmlns:mc="http://schemas.openxmlformats.org/markup-compatibility/2006" xmlns:aink="http://schemas.microsoft.com/office/drawing/2016/ink" xmlns:am3d="http://schemas.microsoft.com/office/drawing/2017/model3d" xmlns:o="urn:schemas-microsoft-com:office:office" xmlns:oel="http://schemas.microsoft.com/office/2019/extlst" xmlns:r="http://schemas.openxmlformats.org/officeDocument/2006/relationships" xmlns:m="http://schemas.openxmlformats.org/officeDocument/2006/math" xmlns:v="urn:schemas-microsoft-com:vml" xmlns:wp14="http://schemas.microsoft.com/office/word/2010/wordprocessingDrawing" xmlns:wp="http://schemas.openxmlformats.org/drawingml/2006/wordprocessingDrawing" xmlns:w10="urn:schemas-microsoft-com:office:word" xmlns:w="http://schemas.openxmlformats.org/wordprocessingml/2006/main" xmlns:w14="http://schemas.microsoft.com/office/word/2010/wordml" xmlns:w15="http://schemas.microsoft.com/office/word/2012/wordml" xmlns:w16cex="http://schemas.microsoft.com/office/word/2018/wordml/cex" xmlns:w16cid="http://schemas.microsoft.com/office/word/2016/wordml/cid" xmlns:w16="http://schemas.microsoft.com/office/word/2018/wordml" xmlns:w16sdtdh="http://schemas.microsoft.com/office/word/2020/wordml/sdtdatahash" xmlns:w16se="http://schemas.microsoft.com/office/word/2015/wordml/symex" xmlns:wpg="http://schemas.microsoft.com/office/word/2010/wordprocessingGroup" xmlns:wpi="http://schemas.microsoft.com/office/word/2010/wordprocessingInk" xmlns:wne="http://schemas.microsoft.com/office/word/2006/wordml" xmlns:wps="http://schemas.microsoft.com/office/word/2010/wordprocessingShape" mc:Ignorable="w14 w15 w16se w16cid w16 w16cex w16sdtdh wp14">
+<w:endnotes xmlns:wpc="http://schemas.microsoft.com/office/word/2010/wordprocessingCanvas" xmlns:cx="http://schemas.microsoft.com/office/drawing/2014/chartex" xmlns:cx1="http://schemas.microsoft.com/office/drawing/2015/9/8/chartex" xmlns:cx2="http://schemas.microsoft.com/office/drawing/2015/10/21/chartex" xmlns:cx3="http://schemas.microsoft.com/office/drawing/2016/5/9/chartex" xmlns:cx4="http://schemas.microsoft.com/office/drawing/2016/5/10/chartex" xmlns:cx5="http://schemas.microsoft.com/office/drawing/2016/5/11/chartex" xmlns:cx6="http://schemas.microsoft.com/office/drawing/2016/5/12/chartex" xmlns:cx7="http://schemas.microsoft.com/office/drawing/2016/5/13/chartex" xmlns:cx8="http://schemas.microsoft.com/office/drawing/2016/5/14/chartex" xmlns:mc="http://schemas.openxmlformats.org/markup-compatibility/2006" xmlns:aink="http://schemas.microsoft.com/office/drawing/2016/ink" xmlns:am3d="http://schemas.microsoft.com/office/drawing/2017/model3d" xmlns:o="urn:schemas-microsoft-com:office:office" xmlns:oel="http://schemas.microsoft.com/office/2019/extlst" xmlns:r="http://schemas.openxmlformats.org/officeDocument/2006/relationships" xmlns:m="http://schemas.openxmlformats.org/officeDocument/2006/math" xmlns:v="urn:schemas-microsoft-com:vml" xmlns:wp14="http://schemas.microsoft.com/office/word/2010/wordprocessingDrawing" xmlns:wp="http://schemas.openxmlformats.org/drawingml/2006/wordprocessingDrawing" xmlns:w10="urn:schemas-microsoft-com:office:word" xmlns:w="http://schemas.openxmlformats.org/wordprocessingml/2006/main" xmlns:w14="http://schemas.microsoft.com/office/word/2010/wordml" xmlns:w15="http://schemas.microsoft.com/office/word/2012/wordml" xmlns:w16cex="http://schemas.microsoft.com/office/word/2018/wordml/cex" xmlns:w16cid="http://schemas.microsoft.com/office/word/2016/wordml/cid" xmlns:w16="http://schemas.microsoft.com/office/word/2018/wordml" xmlns:w16du="http://schemas.microsoft.com/office/word/2023/wordml/word16du" xmlns:w16sdtdh="http://schemas.microsoft.com/office/word/2020/wordml/sdtdatahash" xmlns:w16sdtfl="http://schemas.microsoft.com/office/word/2024/wordml/sdtformatlock" xmlns:w16se="http://schemas.microsoft.com/office/word/2015/wordml/symex" xmlns:wpg="http://schemas.microsoft.com/office/word/2010/wordprocessingGroup" xmlns:wpi="http://schemas.microsoft.com/office/word/2010/wordprocessingInk" xmlns:wne="http://schemas.microsoft.com/office/word/2006/wordml" xmlns:wps="http://schemas.microsoft.com/office/word/2010/wordprocessingShape" mc:Ignorable="w14 w15 w16se w16cid w16 w16cex w16sdtdh w16sdtfl w16du wp14">
   <w:endnote w:type="separator" w:id="-1">
     <w:p>
       <w:r>
@@ -4305,7 +4427,7 @@
 </file>
 
 <file path=word/footnotes.xml><?xml version="1.0" encoding="utf-8"?>
-<w:footnotes xmlns:wpc="http://schemas.microsoft.com/office/word/2010/wordprocessingCanvas" xmlns:cx="http://schemas.microsoft.com/office/drawing/2014/chartex" xmlns:cx1="http://schemas.microsoft.com/office/drawing/2015/9/8/chartex" xmlns:cx2="http://schemas.microsoft.com/office/drawing/2015/10/21/chartex" xmlns:cx3="http://schemas.microsoft.com/office/drawing/2016/5/9/chartex" xmlns:cx4="http://schemas.microsoft.com/office/drawing/2016/5/10/chartex" xmlns:cx5="http://schemas.microsoft.com/office/drawing/2016/5/11/chartex" xmlns:cx6="http://schemas.microsoft.com/office/drawing/2016/5/12/chartex" xmlns:cx7="http://schemas.microsoft.com/office/drawing/2016/5/13/chartex" xmlns:cx8="http://schemas.microsoft.com/office/drawing/2016/5/14/chartex" xmlns:mc="http://schemas.openxmlformats.org/markup-compatibility/2006" xmlns:aink="http://schemas.microsoft.com/office/drawing/2016/ink" xmlns:am3d="http://schemas.microsoft.com/office/drawing/2017/model3d" xmlns:o="urn:schemas-microsoft-com:office:office" xmlns:oel="http://schemas.microsoft.com/office/2019/extlst" xmlns:r="http://schemas.openxmlformats.org/officeDocument/2006/relationships" xmlns:m="http://schemas.openxmlformats.org/officeDocument/2006/math" xmlns:v="urn:schemas-microsoft-com:vml" xmlns:wp14="http://schemas.microsoft.com/office/word/2010/wordprocessingDrawing" xmlns:wp="http://schemas.openxmlformats.org/drawingml/2006/wordprocessingDrawing" xmlns:w10="urn:schemas-microsoft-com:office:word" xmlns:w="http://schemas.openxmlformats.org/wordprocessingml/2006/main" xmlns:w14="http://schemas.microsoft.com/office/word/2010/wordml" xmlns:w15="http://schemas.microsoft.com/office/word/2012/wordml" xmlns:w16cex="http://schemas.microsoft.com/office/word/2018/wordml/cex" xmlns:w16cid="http://schemas.microsoft.com/office/word/2016/wordml/cid" xmlns:w16="http://schemas.microsoft.com/office/word/2018/wordml" xmlns:w16sdtdh="http://schemas.microsoft.com/office/word/2020/wordml/sdtdatahash" xmlns:w16se="http://schemas.microsoft.com/office/word/2015/wordml/symex" xmlns:wpg="http://schemas.microsoft.com/office/word/2010/wordprocessingGroup" xmlns:wpi="http://schemas.microsoft.com/office/word/2010/wordprocessingInk" xmlns:wne="http://schemas.microsoft.com/office/word/2006/wordml" xmlns:wps="http://schemas.microsoft.com/office/word/2010/wordprocessingShape" mc:Ignorable="w14 w15 w16se w16cid w16 w16cex w16sdtdh wp14">
+<w:footnotes xmlns:wpc="http://schemas.microsoft.com/office/word/2010/wordprocessingCanvas" xmlns:cx="http://schemas.microsoft.com/office/drawing/2014/chartex" xmlns:cx1="http://schemas.microsoft.com/office/drawing/2015/9/8/chartex" xmlns:cx2="http://schemas.microsoft.com/office/drawing/2015/10/21/chartex" xmlns:cx3="http://schemas.microsoft.com/office/drawing/2016/5/9/chartex" xmlns:cx4="http://schemas.microsoft.com/office/drawing/2016/5/10/chartex" xmlns:cx5="http://schemas.microsoft.com/office/drawing/2016/5/11/chartex" xmlns:cx6="http://schemas.microsoft.com/office/drawing/2016/5/12/chartex" xmlns:cx7="http://schemas.microsoft.com/office/drawing/2016/5/13/chartex" xmlns:cx8="http://schemas.microsoft.com/office/drawing/2016/5/14/chartex" xmlns:mc="http://schemas.openxmlformats.org/markup-compatibility/2006" xmlns:aink="http://schemas.microsoft.com/office/drawing/2016/ink" xmlns:am3d="http://schemas.microsoft.com/office/drawing/2017/model3d" xmlns:o="urn:schemas-microsoft-com:office:office" xmlns:oel="http://schemas.microsoft.com/office/2019/extlst" xmlns:r="http://schemas.openxmlformats.org/officeDocument/2006/relationships" xmlns:m="http://schemas.openxmlformats.org/officeDocument/2006/math" xmlns:v="urn:schemas-microsoft-com:vml" xmlns:wp14="http://schemas.microsoft.com/office/word/2010/wordprocessingDrawing" xmlns:wp="http://schemas.openxmlformats.org/drawingml/2006/wordprocessingDrawing" xmlns:w10="urn:schemas-microsoft-com:office:word" xmlns:w="http://schemas.openxmlformats.org/wordprocessingml/2006/main" xmlns:w14="http://schemas.microsoft.com/office/word/2010/wordml" xmlns:w15="http://schemas.microsoft.com/office/word/2012/wordml" xmlns:w16cex="http://schemas.microsoft.com/office/word/2018/wordml/cex" xmlns:w16cid="http://schemas.microsoft.com/office/word/2016/wordml/cid" xmlns:w16="http://schemas.microsoft.com/office/word/2018/wordml" xmlns:w16du="http://schemas.microsoft.com/office/word/2023/wordml/word16du" xmlns:w16sdtdh="http://schemas.microsoft.com/office/word/2020/wordml/sdtdatahash" xmlns:w16sdtfl="http://schemas.microsoft.com/office/word/2024/wordml/sdtformatlock" xmlns:w16se="http://schemas.microsoft.com/office/word/2015/wordml/symex" xmlns:wpg="http://schemas.microsoft.com/office/word/2010/wordprocessingGroup" xmlns:wpi="http://schemas.microsoft.com/office/word/2010/wordprocessingInk" xmlns:wne="http://schemas.microsoft.com/office/word/2006/wordml" xmlns:wps="http://schemas.microsoft.com/office/word/2010/wordprocessingShape" mc:Ignorable="w14 w15 w16se w16cid w16 w16cex w16sdtdh w16sdtfl w16du wp14">
   <w:footnote w:type="separator" w:id="-1">
     <w:p>
       <w:r>
@@ -4324,7 +4446,7 @@
 </file>
 
 <file path=word/header1.xml><?xml version="1.0" encoding="utf-8"?>
-<w:hdr xmlns:wpc="http://schemas.microsoft.com/office/word/2010/wordprocessingCanvas" xmlns:cx="http://schemas.microsoft.com/office/drawing/2014/chartex" xmlns:cx1="http://schemas.microsoft.com/office/drawing/2015/9/8/chartex" xmlns:cx2="http://schemas.microsoft.com/office/drawing/2015/10/21/chartex" xmlns:cx3="http://schemas.microsoft.com/office/drawing/2016/5/9/chartex" xmlns:cx4="http://schemas.microsoft.com/office/drawing/2016/5/10/chartex" xmlns:cx5="http://schemas.microsoft.com/office/drawing/2016/5/11/chartex" xmlns:cx6="http://schemas.microsoft.com/office/drawing/2016/5/12/chartex" xmlns:cx7="http://schemas.microsoft.com/office/drawing/2016/5/13/chartex" xmlns:cx8="http://schemas.microsoft.com/office/drawing/2016/5/14/chartex" xmlns:mc="http://schemas.openxmlformats.org/markup-compatibility/2006" xmlns:aink="http://schemas.microsoft.com/office/drawing/2016/ink" xmlns:am3d="http://schemas.microsoft.com/office/drawing/2017/model3d" xmlns:o="urn:schemas-microsoft-com:office:office" xmlns:oel="http://schemas.microsoft.com/office/2019/extlst" xmlns:r="http://schemas.openxmlformats.org/officeDocument/2006/relationships" xmlns:m="http://schemas.openxmlformats.org/officeDocument/2006/math" xmlns:v="urn:schemas-microsoft-com:vml" xmlns:wp14="http://schemas.microsoft.com/office/word/2010/wordprocessingDrawing" xmlns:wp="http://schemas.openxmlformats.org/drawingml/2006/wordprocessingDrawing" xmlns:w10="urn:schemas-microsoft-com:office:word" xmlns:w="http://schemas.openxmlformats.org/wordprocessingml/2006/main" xmlns:w14="http://schemas.microsoft.com/office/word/2010/wordml" xmlns:w15="http://schemas.microsoft.com/office/word/2012/wordml" xmlns:w16cex="http://schemas.microsoft.com/office/word/2018/wordml/cex" xmlns:w16cid="http://schemas.microsoft.com/office/word/2016/wordml/cid" xmlns:w16="http://schemas.microsoft.com/office/word/2018/wordml" xmlns:w16sdtdh="http://schemas.microsoft.com/office/word/2020/wordml/sdtdatahash" xmlns:w16se="http://schemas.microsoft.com/office/word/2015/wordml/symex" xmlns:wpg="http://schemas.microsoft.com/office/word/2010/wordprocessingGroup" xmlns:wpi="http://schemas.microsoft.com/office/word/2010/wordprocessingInk" xmlns:wne="http://schemas.microsoft.com/office/word/2006/wordml" xmlns:wps="http://schemas.microsoft.com/office/word/2010/wordprocessingShape" mc:Ignorable="w14 w15 w16se w16cid w16 w16cex w16sdtdh wp14">
+<w:hdr xmlns:wpc="http://schemas.microsoft.com/office/word/2010/wordprocessingCanvas" xmlns:cx="http://schemas.microsoft.com/office/drawing/2014/chartex" xmlns:cx1="http://schemas.microsoft.com/office/drawing/2015/9/8/chartex" xmlns:cx2="http://schemas.microsoft.com/office/drawing/2015/10/21/chartex" xmlns:cx3="http://schemas.microsoft.com/office/drawing/2016/5/9/chartex" xmlns:cx4="http://schemas.microsoft.com/office/drawing/2016/5/10/chartex" xmlns:cx5="http://schemas.microsoft.com/office/drawing/2016/5/11/chartex" xmlns:cx6="http://schemas.microsoft.com/office/drawing/2016/5/12/chartex" xmlns:cx7="http://schemas.microsoft.com/office/drawing/2016/5/13/chartex" xmlns:cx8="http://schemas.microsoft.com/office/drawing/2016/5/14/chartex" xmlns:mc="http://schemas.openxmlformats.org/markup-compatibility/2006" xmlns:aink="http://schemas.microsoft.com/office/drawing/2016/ink" xmlns:am3d="http://schemas.microsoft.com/office/drawing/2017/model3d" xmlns:o="urn:schemas-microsoft-com:office:office" xmlns:oel="http://schemas.microsoft.com/office/2019/extlst" xmlns:r="http://schemas.openxmlformats.org/officeDocument/2006/relationships" xmlns:m="http://schemas.openxmlformats.org/officeDocument/2006/math" xmlns:v="urn:schemas-microsoft-com:vml" xmlns:wp14="http://schemas.microsoft.com/office/word/2010/wordprocessingDrawing" xmlns:wp="http://schemas.openxmlformats.org/drawingml/2006/wordprocessingDrawing" xmlns:w10="urn:schemas-microsoft-com:office:word" xmlns:w="http://schemas.openxmlformats.org/wordprocessingml/2006/main" xmlns:w14="http://schemas.microsoft.com/office/word/2010/wordml" xmlns:w15="http://schemas.microsoft.com/office/word/2012/wordml" xmlns:w16cex="http://schemas.microsoft.com/office/word/2018/wordml/cex" xmlns:w16cid="http://schemas.microsoft.com/office/word/2016/wordml/cid" xmlns:w16="http://schemas.microsoft.com/office/word/2018/wordml" xmlns:w16du="http://schemas.microsoft.com/office/word/2023/wordml/word16du" xmlns:w16sdtdh="http://schemas.microsoft.com/office/word/2020/wordml/sdtdatahash" xmlns:w16sdtfl="http://schemas.microsoft.com/office/word/2024/wordml/sdtformatlock" xmlns:w16se="http://schemas.microsoft.com/office/word/2015/wordml/symex" xmlns:wpg="http://schemas.microsoft.com/office/word/2010/wordprocessingGroup" xmlns:wpi="http://schemas.microsoft.com/office/word/2010/wordprocessingInk" xmlns:wne="http://schemas.microsoft.com/office/word/2006/wordml" xmlns:wps="http://schemas.microsoft.com/office/word/2010/wordprocessingShape" mc:Ignorable="w14 w15 w16se w16cid w16 w16cex w16sdtdh w16sdtfl w16du wp14">
   <w:p>
     <w:pPr>
       <w:pStyle w:val="a6"/>
@@ -4337,12 +4459,12 @@
 </file>
 
 <file path=word/header2.xml><?xml version="1.0" encoding="utf-8"?>
-<w:hdr xmlns:wpc="http://schemas.microsoft.com/office/word/2010/wordprocessingCanvas" xmlns:cx="http://schemas.microsoft.com/office/drawing/2014/chartex" xmlns:cx1="http://schemas.microsoft.com/office/drawing/2015/9/8/chartex" xmlns:cx2="http://schemas.microsoft.com/office/drawing/2015/10/21/chartex" xmlns:cx3="http://schemas.microsoft.com/office/drawing/2016/5/9/chartex" xmlns:cx4="http://schemas.microsoft.com/office/drawing/2016/5/10/chartex" xmlns:cx5="http://schemas.microsoft.com/office/drawing/2016/5/11/chartex" xmlns:cx6="http://schemas.microsoft.com/office/drawing/2016/5/12/chartex" xmlns:cx7="http://schemas.microsoft.com/office/drawing/2016/5/13/chartex" xmlns:cx8="http://schemas.microsoft.com/office/drawing/2016/5/14/chartex" xmlns:mc="http://schemas.openxmlformats.org/markup-compatibility/2006" xmlns:aink="http://schemas.microsoft.com/office/drawing/2016/ink" xmlns:am3d="http://schemas.microsoft.com/office/drawing/2017/model3d" xmlns:o="urn:schemas-microsoft-com:office:office" xmlns:oel="http://schemas.microsoft.com/office/2019/extlst" xmlns:r="http://schemas.openxmlformats.org/officeDocument/2006/relationships" xmlns:m="http://schemas.openxmlformats.org/officeDocument/2006/math" xmlns:v="urn:schemas-microsoft-com:vml" xmlns:wp14="http://schemas.microsoft.com/office/word/2010/wordprocessingDrawing" xmlns:wp="http://schemas.openxmlformats.org/drawingml/2006/wordprocessingDrawing" xmlns:w10="urn:schemas-microsoft-com:office:word" xmlns:w="http://schemas.openxmlformats.org/wordprocessingml/2006/main" xmlns:w14="http://schemas.microsoft.com/office/word/2010/wordml" xmlns:w15="http://schemas.microsoft.com/office/word/2012/wordml" xmlns:w16cex="http://schemas.microsoft.com/office/word/2018/wordml/cex" xmlns:w16cid="http://schemas.microsoft.com/office/word/2016/wordml/cid" xmlns:w16="http://schemas.microsoft.com/office/word/2018/wordml" xmlns:w16sdtdh="http://schemas.microsoft.com/office/word/2020/wordml/sdtdatahash" xmlns:w16se="http://schemas.microsoft.com/office/word/2015/wordml/symex" xmlns:wpg="http://schemas.microsoft.com/office/word/2010/wordprocessingGroup" xmlns:wpi="http://schemas.microsoft.com/office/word/2010/wordprocessingInk" xmlns:wne="http://schemas.microsoft.com/office/word/2006/wordml" xmlns:wps="http://schemas.microsoft.com/office/word/2010/wordprocessingShape" mc:Ignorable="w14 w15 w16se w16cid w16 w16cex w16sdtdh wp14">
+<w:hdr xmlns:wpc="http://schemas.microsoft.com/office/word/2010/wordprocessingCanvas" xmlns:cx="http://schemas.microsoft.com/office/drawing/2014/chartex" xmlns:cx1="http://schemas.microsoft.com/office/drawing/2015/9/8/chartex" xmlns:cx2="http://schemas.microsoft.com/office/drawing/2015/10/21/chartex" xmlns:cx3="http://schemas.microsoft.com/office/drawing/2016/5/9/chartex" xmlns:cx4="http://schemas.microsoft.com/office/drawing/2016/5/10/chartex" xmlns:cx5="http://schemas.microsoft.com/office/drawing/2016/5/11/chartex" xmlns:cx6="http://schemas.microsoft.com/office/drawing/2016/5/12/chartex" xmlns:cx7="http://schemas.microsoft.com/office/drawing/2016/5/13/chartex" xmlns:cx8="http://schemas.microsoft.com/office/drawing/2016/5/14/chartex" xmlns:mc="http://schemas.openxmlformats.org/markup-compatibility/2006" xmlns:aink="http://schemas.microsoft.com/office/drawing/2016/ink" xmlns:am3d="http://schemas.microsoft.com/office/drawing/2017/model3d" xmlns:o="urn:schemas-microsoft-com:office:office" xmlns:oel="http://schemas.microsoft.com/office/2019/extlst" xmlns:r="http://schemas.openxmlformats.org/officeDocument/2006/relationships" xmlns:m="http://schemas.openxmlformats.org/officeDocument/2006/math" xmlns:v="urn:schemas-microsoft-com:vml" xmlns:wp14="http://schemas.microsoft.com/office/word/2010/wordprocessingDrawing" xmlns:wp="http://schemas.openxmlformats.org/drawingml/2006/wordprocessingDrawing" xmlns:w10="urn:schemas-microsoft-com:office:word" xmlns:w="http://schemas.openxmlformats.org/wordprocessingml/2006/main" xmlns:w14="http://schemas.microsoft.com/office/word/2010/wordml" xmlns:w15="http://schemas.microsoft.com/office/word/2012/wordml" xmlns:w16cex="http://schemas.microsoft.com/office/word/2018/wordml/cex" xmlns:w16cid="http://schemas.microsoft.com/office/word/2016/wordml/cid" xmlns:w16="http://schemas.microsoft.com/office/word/2018/wordml" xmlns:w16du="http://schemas.microsoft.com/office/word/2023/wordml/word16du" xmlns:w16sdtdh="http://schemas.microsoft.com/office/word/2020/wordml/sdtdatahash" xmlns:w16sdtfl="http://schemas.microsoft.com/office/word/2024/wordml/sdtformatlock" xmlns:w16se="http://schemas.microsoft.com/office/word/2015/wordml/symex" xmlns:wpg="http://schemas.microsoft.com/office/word/2010/wordprocessingGroup" xmlns:wpi="http://schemas.microsoft.com/office/word/2010/wordprocessingInk" xmlns:wne="http://schemas.microsoft.com/office/word/2006/wordml" xmlns:wps="http://schemas.microsoft.com/office/word/2010/wordprocessingShape" mc:Ignorable="w14 w15 w16se w16cid w16 w16cex w16sdtdh w16sdtfl w16du wp14">
   <w:p>
     <w:pPr>
       <w:jc w:val="center"/>
       <w:rPr>
-        <w:rFonts w:ascii="微软雅黑" w:eastAsia="微软雅黑" w:hAnsi="微软雅黑"/>
+        <w:rFonts w:ascii="微软雅黑" w:eastAsia="微软雅黑" w:hAnsi="微软雅黑" w:hint="eastAsia"/>
         <w:sz w:val="20"/>
       </w:rPr>
     </w:pPr>
@@ -4447,12 +4569,12 @@
 </file>
 
 <file path=word/header3.xml><?xml version="1.0" encoding="utf-8"?>
-<w:hdr xmlns:wpc="http://schemas.microsoft.com/office/word/2010/wordprocessingCanvas" xmlns:cx="http://schemas.microsoft.com/office/drawing/2014/chartex" xmlns:cx1="http://schemas.microsoft.com/office/drawing/2015/9/8/chartex" xmlns:cx2="http://schemas.microsoft.com/office/drawing/2015/10/21/chartex" xmlns:cx3="http://schemas.microsoft.com/office/drawing/2016/5/9/chartex" xmlns:cx4="http://schemas.microsoft.com/office/drawing/2016/5/10/chartex" xmlns:cx5="http://schemas.microsoft.com/office/drawing/2016/5/11/chartex" xmlns:cx6="http://schemas.microsoft.com/office/drawing/2016/5/12/chartex" xmlns:cx7="http://schemas.microsoft.com/office/drawing/2016/5/13/chartex" xmlns:cx8="http://schemas.microsoft.com/office/drawing/2016/5/14/chartex" xmlns:mc="http://schemas.openxmlformats.org/markup-compatibility/2006" xmlns:aink="http://schemas.microsoft.com/office/drawing/2016/ink" xmlns:am3d="http://schemas.microsoft.com/office/drawing/2017/model3d" xmlns:o="urn:schemas-microsoft-com:office:office" xmlns:oel="http://schemas.microsoft.com/office/2019/extlst" xmlns:r="http://schemas.openxmlformats.org/officeDocument/2006/relationships" xmlns:m="http://schemas.openxmlformats.org/officeDocument/2006/math" xmlns:v="urn:schemas-microsoft-com:vml" xmlns:wp14="http://schemas.microsoft.com/office/word/2010/wordprocessingDrawing" xmlns:wp="http://schemas.openxmlformats.org/drawingml/2006/wordprocessingDrawing" xmlns:w10="urn:schemas-microsoft-com:office:word" xmlns:w="http://schemas.openxmlformats.org/wordprocessingml/2006/main" xmlns:w14="http://schemas.microsoft.com/office/word/2010/wordml" xmlns:w15="http://schemas.microsoft.com/office/word/2012/wordml" xmlns:w16cex="http://schemas.microsoft.com/office/word/2018/wordml/cex" xmlns:w16cid="http://schemas.microsoft.com/office/word/2016/wordml/cid" xmlns:w16="http://schemas.microsoft.com/office/word/2018/wordml" xmlns:w16sdtdh="http://schemas.microsoft.com/office/word/2020/wordml/sdtdatahash" xmlns:w16se="http://schemas.microsoft.com/office/word/2015/wordml/symex" xmlns:wpg="http://schemas.microsoft.com/office/word/2010/wordprocessingGroup" xmlns:wpi="http://schemas.microsoft.com/office/word/2010/wordprocessingInk" xmlns:wne="http://schemas.microsoft.com/office/word/2006/wordml" xmlns:wps="http://schemas.microsoft.com/office/word/2010/wordprocessingShape" mc:Ignorable="w14 w15 w16se w16cid w16 w16cex w16sdtdh wp14">
+<w:hdr xmlns:wpc="http://schemas.microsoft.com/office/word/2010/wordprocessingCanvas" xmlns:cx="http://schemas.microsoft.com/office/drawing/2014/chartex" xmlns:cx1="http://schemas.microsoft.com/office/drawing/2015/9/8/chartex" xmlns:cx2="http://schemas.microsoft.com/office/drawing/2015/10/21/chartex" xmlns:cx3="http://schemas.microsoft.com/office/drawing/2016/5/9/chartex" xmlns:cx4="http://schemas.microsoft.com/office/drawing/2016/5/10/chartex" xmlns:cx5="http://schemas.microsoft.com/office/drawing/2016/5/11/chartex" xmlns:cx6="http://schemas.microsoft.com/office/drawing/2016/5/12/chartex" xmlns:cx7="http://schemas.microsoft.com/office/drawing/2016/5/13/chartex" xmlns:cx8="http://schemas.microsoft.com/office/drawing/2016/5/14/chartex" xmlns:mc="http://schemas.openxmlformats.org/markup-compatibility/2006" xmlns:aink="http://schemas.microsoft.com/office/drawing/2016/ink" xmlns:am3d="http://schemas.microsoft.com/office/drawing/2017/model3d" xmlns:o="urn:schemas-microsoft-com:office:office" xmlns:oel="http://schemas.microsoft.com/office/2019/extlst" xmlns:r="http://schemas.openxmlformats.org/officeDocument/2006/relationships" xmlns:m="http://schemas.openxmlformats.org/officeDocument/2006/math" xmlns:v="urn:schemas-microsoft-com:vml" xmlns:wp14="http://schemas.microsoft.com/office/word/2010/wordprocessingDrawing" xmlns:wp="http://schemas.openxmlformats.org/drawingml/2006/wordprocessingDrawing" xmlns:w10="urn:schemas-microsoft-com:office:word" xmlns:w="http://schemas.openxmlformats.org/wordprocessingml/2006/main" xmlns:w14="http://schemas.microsoft.com/office/word/2010/wordml" xmlns:w15="http://schemas.microsoft.com/office/word/2012/wordml" xmlns:w16cex="http://schemas.microsoft.com/office/word/2018/wordml/cex" xmlns:w16cid="http://schemas.microsoft.com/office/word/2016/wordml/cid" xmlns:w16="http://schemas.microsoft.com/office/word/2018/wordml" xmlns:w16du="http://schemas.microsoft.com/office/word/2023/wordml/word16du" xmlns:w16sdtdh="http://schemas.microsoft.com/office/word/2020/wordml/sdtdatahash" xmlns:w16sdtfl="http://schemas.microsoft.com/office/word/2024/wordml/sdtformatlock" xmlns:w16se="http://schemas.microsoft.com/office/word/2015/wordml/symex" xmlns:wpg="http://schemas.microsoft.com/office/word/2010/wordprocessingGroup" xmlns:wpi="http://schemas.microsoft.com/office/word/2010/wordprocessingInk" xmlns:wne="http://schemas.microsoft.com/office/word/2006/wordml" xmlns:wps="http://schemas.microsoft.com/office/word/2010/wordprocessingShape" mc:Ignorable="w14 w15 w16se w16cid w16 w16cex w16sdtdh w16sdtfl w16du wp14">
   <w:p>
     <w:pPr>
       <w:jc w:val="center"/>
       <w:rPr>
-        <w:rFonts w:ascii="微软雅黑" w:eastAsia="微软雅黑" w:hAnsi="微软雅黑"/>
+        <w:rFonts w:ascii="微软雅黑" w:eastAsia="微软雅黑" w:hAnsi="微软雅黑" w:hint="eastAsia"/>
         <w:sz w:val="20"/>
       </w:rPr>
     </w:pPr>
@@ -4557,7 +4679,7 @@
 </file>
 
 <file path=word/styles.xml><?xml version="1.0" encoding="utf-8"?>
-<w:styles xmlns:mc="http://schemas.openxmlformats.org/markup-compatibility/2006" xmlns:r="http://schemas.openxmlformats.org/officeDocument/2006/relationships" xmlns:w="http://schemas.openxmlformats.org/wordprocessingml/2006/main" xmlns:w14="http://schemas.microsoft.com/office/word/2010/wordml" xmlns:w15="http://schemas.microsoft.com/office/word/2012/wordml" xmlns:w16cex="http://schemas.microsoft.com/office/word/2018/wordml/cex" xmlns:w16cid="http://schemas.microsoft.com/office/word/2016/wordml/cid" xmlns:w16="http://schemas.microsoft.com/office/word/2018/wordml" xmlns:w16sdtdh="http://schemas.microsoft.com/office/word/2020/wordml/sdtdatahash" xmlns:w16se="http://schemas.microsoft.com/office/word/2015/wordml/symex" mc:Ignorable="w14 w15 w16se w16cid w16 w16cex w16sdtdh">
+<w:styles xmlns:mc="http://schemas.openxmlformats.org/markup-compatibility/2006" xmlns:r="http://schemas.openxmlformats.org/officeDocument/2006/relationships" xmlns:w="http://schemas.openxmlformats.org/wordprocessingml/2006/main" xmlns:w14="http://schemas.microsoft.com/office/word/2010/wordml" xmlns:w15="http://schemas.microsoft.com/office/word/2012/wordml" xmlns:w16cex="http://schemas.microsoft.com/office/word/2018/wordml/cex" xmlns:w16cid="http://schemas.microsoft.com/office/word/2016/wordml/cid" xmlns:w16="http://schemas.microsoft.com/office/word/2018/wordml" xmlns:w16du="http://schemas.microsoft.com/office/word/2023/wordml/word16du" xmlns:w16sdtdh="http://schemas.microsoft.com/office/word/2020/wordml/sdtdatahash" xmlns:w16sdtfl="http://schemas.microsoft.com/office/word/2024/wordml/sdtformatlock" xmlns:w16se="http://schemas.microsoft.com/office/word/2015/wordml/symex" mc:Ignorable="w14 w15 w16se w16cid w16 w16cex w16sdtdh w16sdtfl w16du">
   <w:docDefaults>
     <w:rPrDefault>
       <w:rPr>

--- a/插件详细手册/17.主菜单/关于指针与边框.docx
+++ b/插件详细手册/17.主菜单/关于指针与边框.docx
@@ -368,7 +368,28 @@
           <w:kern w:val="0"/>
           <w:sz w:val="22"/>
         </w:rPr>
-        <w:t>指针和边框作用于所有含选项的窗口，部分</w:t>
+        <w:t>指针和边框作用于所有含选项的窗口，</w:t>
+      </w:r>
+    </w:p>
+    <w:p>
+      <w:pPr>
+        <w:widowControl/>
+        <w:adjustRightInd w:val="0"/>
+        <w:snapToGrid w:val="0"/>
+        <w:jc w:val="left"/>
+        <w:rPr>
+          <w:rFonts w:ascii="Tahoma" w:eastAsia="微软雅黑" w:hAnsi="Tahoma"/>
+          <w:kern w:val="0"/>
+          <w:sz w:val="22"/>
+        </w:rPr>
+      </w:pPr>
+      <w:r>
+        <w:rPr>
+          <w:rFonts w:ascii="Tahoma" w:eastAsia="微软雅黑" w:hAnsi="Tahoma" w:hint="eastAsia"/>
+          <w:kern w:val="0"/>
+          <w:sz w:val="22"/>
+        </w:rPr>
+        <w:t>部分</w:t>
       </w:r>
       <w:r>
         <w:rPr>
@@ -542,7 +563,7 @@
           <v:shape id="_x0000_i1025" type="#_x0000_t75" style="width:9in;height:129.6pt" o:ole="">
             <v:imagedata r:id="rId9" o:title=""/>
           </v:shape>
-          <o:OLEObject Type="Embed" ProgID="Visio.Drawing.15" ShapeID="_x0000_i1025" DrawAspect="Content" ObjectID="_1805951591" r:id="rId10"/>
+          <o:OLEObject Type="Embed" ProgID="Visio.Drawing.15" ShapeID="_x0000_i1025" DrawAspect="Content" ObjectID="_1829406114" r:id="rId10"/>
         </w:object>
       </w:r>
     </w:p>
@@ -578,13 +599,24 @@
         <w:spacing w:before="260" w:after="260" w:line="416" w:lineRule="auto"/>
         <w:outlineLvl w:val="1"/>
         <w:rPr>
+          <w:rFonts w:ascii="等线 Light" w:eastAsia="等线 Light" w:hAnsi="等线 Light"/>
+          <w:b/>
+          <w:bCs/>
+          <w:sz w:val="32"/>
+          <w:szCs w:val="32"/>
+        </w:rPr>
+      </w:pPr>
+      <w:r>
+        <w:rPr>
           <w:rFonts w:ascii="等线 Light" w:eastAsia="等线 Light" w:hAnsi="等线 Light" w:hint="eastAsia"/>
           <w:b/>
           <w:bCs/>
           <w:sz w:val="32"/>
           <w:szCs w:val="32"/>
         </w:rPr>
-      </w:pPr>
+        <w:lastRenderedPageBreak/>
+        <w:t>样式</w:t>
+      </w:r>
       <w:r>
         <w:rPr>
           <w:rFonts w:ascii="等线 Light" w:eastAsia="等线 Light" w:hAnsi="等线 Light" w:hint="eastAsia"/>
@@ -593,52 +625,7 @@
           <w:sz w:val="32"/>
           <w:szCs w:val="32"/>
         </w:rPr>
-        <w:lastRenderedPageBreak/>
-        <w:t>【主菜单 -</w:t>
-      </w:r>
-      <w:r>
-        <w:rPr>
-          <w:rFonts w:ascii="等线 Light" w:eastAsia="等线 Light" w:hAnsi="等线 Light"/>
-          <w:b/>
-          <w:bCs/>
-          <w:sz w:val="32"/>
-          <w:szCs w:val="32"/>
-        </w:rPr>
-        <w:t xml:space="preserve"> </w:t>
-      </w:r>
-      <w:r>
-        <w:rPr>
-          <w:rFonts w:ascii="等线 Light" w:eastAsia="等线 Light" w:hAnsi="等线 Light" w:hint="eastAsia"/>
-          <w:b/>
-          <w:bCs/>
-          <w:sz w:val="32"/>
-          <w:szCs w:val="32"/>
-        </w:rPr>
-        <w:t>菜单指针</w:t>
-      </w:r>
-      <w:r>
-        <w:rPr>
-          <w:rFonts w:ascii="等线 Light" w:eastAsia="等线 Light" w:hAnsi="等线 Light" w:hint="eastAsia"/>
-          <w:b/>
-          <w:bCs/>
-          <w:sz w:val="32"/>
-          <w:szCs w:val="32"/>
-        </w:rPr>
-        <w:t>】</w:t>
-      </w:r>
-    </w:p>
-    <w:p>
-      <w:pPr>
-        <w:pStyle w:val="3"/>
-        <w:rPr>
-          <w:rFonts w:hint="eastAsia"/>
-        </w:rPr>
-      </w:pPr>
-      <w:r>
-        <w:rPr>
-          <w:rFonts w:hint="eastAsia"/>
-        </w:rPr>
-        <w:t>设计</w:t>
+        <w:t>关联</w:t>
       </w:r>
     </w:p>
     <w:p>
@@ -659,7 +646,83 @@
           <w:kern w:val="0"/>
           <w:sz w:val="22"/>
         </w:rPr>
-        <w:t>从本质上说，指针就是一个贴图。</w:t>
+        <w:t>所有最新</w:t>
+      </w:r>
+      <w:r>
+        <w:rPr>
+          <w:rFonts w:ascii="Tahoma" w:eastAsia="微软雅黑" w:hAnsi="Tahoma" w:hint="eastAsia"/>
+          <w:kern w:val="0"/>
+          <w:sz w:val="22"/>
+        </w:rPr>
+        <w:t>drill</w:t>
+      </w:r>
+      <w:r>
+        <w:rPr>
+          <w:rFonts w:ascii="Tahoma" w:eastAsia="微软雅黑" w:hAnsi="Tahoma" w:hint="eastAsia"/>
+          <w:kern w:val="0"/>
+          <w:sz w:val="22"/>
+        </w:rPr>
+        <w:t>面板插件都提供了</w:t>
+      </w:r>
+      <w:r>
+        <w:rPr>
+          <w:rFonts w:ascii="Tahoma" w:eastAsia="微软雅黑" w:hAnsi="Tahoma" w:hint="eastAsia"/>
+          <w:kern w:val="0"/>
+          <w:sz w:val="22"/>
+        </w:rPr>
+        <w:t xml:space="preserve"> </w:t>
+      </w:r>
+      <w:proofErr w:type="gramStart"/>
+      <w:r>
+        <w:rPr>
+          <w:rFonts w:ascii="Tahoma" w:eastAsia="微软雅黑" w:hAnsi="Tahoma"/>
+          <w:kern w:val="0"/>
+          <w:sz w:val="22"/>
+        </w:rPr>
+        <w:t>”</w:t>
+      </w:r>
+      <w:proofErr w:type="gramEnd"/>
+      <w:r>
+        <w:rPr>
+          <w:rFonts w:ascii="Tahoma" w:eastAsia="微软雅黑" w:hAnsi="Tahoma" w:hint="eastAsia"/>
+          <w:kern w:val="0"/>
+          <w:sz w:val="22"/>
+        </w:rPr>
+        <w:t>指针与边框</w:t>
+      </w:r>
+      <w:proofErr w:type="gramStart"/>
+      <w:r>
+        <w:rPr>
+          <w:rFonts w:ascii="Tahoma" w:eastAsia="微软雅黑" w:hAnsi="Tahoma"/>
+          <w:kern w:val="0"/>
+          <w:sz w:val="22"/>
+        </w:rPr>
+        <w:t>”</w:t>
+      </w:r>
+      <w:proofErr w:type="gramEnd"/>
+      <w:r>
+        <w:rPr>
+          <w:rFonts w:ascii="Tahoma" w:eastAsia="微软雅黑" w:hAnsi="Tahoma" w:hint="eastAsia"/>
+          <w:kern w:val="0"/>
+          <w:sz w:val="22"/>
+        </w:rPr>
+        <w:t xml:space="preserve"> </w:t>
+      </w:r>
+      <w:r>
+        <w:rPr>
+          <w:rFonts w:ascii="Tahoma" w:eastAsia="微软雅黑" w:hAnsi="Tahoma" w:hint="eastAsia"/>
+          <w:kern w:val="0"/>
+          <w:sz w:val="22"/>
+        </w:rPr>
+        <w:t>的属性</w:t>
+      </w:r>
+      <w:r>
+        <w:rPr>
+          <w:rFonts w:ascii="Tahoma" w:eastAsia="微软雅黑" w:hAnsi="Tahoma" w:hint="eastAsia"/>
+          <w:kern w:val="0"/>
+          <w:sz w:val="22"/>
+        </w:rPr>
+        <w:t>。</w:t>
       </w:r>
     </w:p>
     <w:p>
@@ -680,57 +743,65 @@
           <w:kern w:val="0"/>
           <w:sz w:val="22"/>
         </w:rPr>
-        <w:t>可以是圆环，可以是指向标，可以是大外框，还可以配置成</w:t>
-      </w:r>
-      <w:r>
-        <w:rPr>
-          <w:rFonts w:ascii="Tahoma" w:eastAsia="微软雅黑" w:hAnsi="Tahoma" w:hint="eastAsia"/>
-          <w:kern w:val="0"/>
-          <w:sz w:val="22"/>
-        </w:rPr>
-        <w:t>gif</w:t>
-      </w:r>
-      <w:r>
-        <w:rPr>
-          <w:rFonts w:ascii="Tahoma" w:eastAsia="微软雅黑" w:hAnsi="Tahoma" w:hint="eastAsia"/>
-          <w:kern w:val="0"/>
-          <w:sz w:val="22"/>
-        </w:rPr>
-        <w:t>。</w:t>
-      </w:r>
-    </w:p>
-    <w:p>
-      <w:pPr>
-        <w:widowControl/>
-        <w:adjustRightInd w:val="0"/>
-        <w:snapToGrid w:val="0"/>
-        <w:spacing w:after="200"/>
-        <w:jc w:val="left"/>
-        <w:rPr>
-          <w:rFonts w:ascii="Tahoma" w:eastAsia="微软雅黑" w:hAnsi="Tahoma"/>
-          <w:kern w:val="0"/>
-          <w:sz w:val="22"/>
-        </w:rPr>
-      </w:pPr>
-      <w:r>
-        <w:rPr>
-          <w:rFonts w:ascii="Tahoma" w:eastAsia="微软雅黑" w:hAnsi="Tahoma" w:hint="eastAsia"/>
-          <w:kern w:val="0"/>
-          <w:sz w:val="22"/>
-        </w:rPr>
-        <w:t>考虑到指针的多变性，菜单指针中你可以自定义多个不同的指针样式。</w:t>
-      </w:r>
-    </w:p>
-    <w:p>
-      <w:pPr>
-        <w:widowControl/>
-        <w:adjustRightInd w:val="0"/>
-        <w:snapToGrid w:val="0"/>
+        <w:t>插件中</w:t>
+      </w:r>
+      <w:r>
+        <w:rPr>
+          <w:rFonts w:ascii="Tahoma" w:eastAsia="微软雅黑" w:hAnsi="Tahoma" w:hint="eastAsia"/>
+          <w:kern w:val="0"/>
+          <w:sz w:val="22"/>
+        </w:rPr>
+        <w:t>你可以手动</w:t>
+      </w:r>
+      <w:r>
+        <w:rPr>
+          <w:rFonts w:ascii="Tahoma" w:eastAsia="微软雅黑" w:hAnsi="Tahoma" w:hint="eastAsia"/>
+          <w:kern w:val="0"/>
+          <w:sz w:val="22"/>
+        </w:rPr>
+        <w:t>锁定其选项边框的</w:t>
+      </w:r>
+      <w:r>
+        <w:rPr>
+          <w:rFonts w:ascii="Tahoma" w:eastAsia="微软雅黑" w:hAnsi="Tahoma" w:hint="eastAsia"/>
+          <w:kern w:val="0"/>
+          <w:sz w:val="22"/>
+        </w:rPr>
+        <w:t xml:space="preserve"> </w:t>
+      </w:r>
+      <w:r>
+        <w:rPr>
+          <w:rFonts w:ascii="Tahoma" w:eastAsia="微软雅黑" w:hAnsi="Tahoma" w:hint="eastAsia"/>
+          <w:kern w:val="0"/>
+          <w:sz w:val="22"/>
+        </w:rPr>
+        <w:t>菜单指针、菜单边框、滚动条</w:t>
+      </w:r>
+      <w:r>
+        <w:rPr>
+          <w:rFonts w:ascii="Tahoma" w:eastAsia="微软雅黑" w:hAnsi="Tahoma" w:hint="eastAsia"/>
+          <w:kern w:val="0"/>
+          <w:sz w:val="22"/>
+        </w:rPr>
+        <w:t xml:space="preserve"> </w:t>
+      </w:r>
+      <w:r>
+        <w:rPr>
+          <w:rFonts w:ascii="Tahoma" w:eastAsia="微软雅黑" w:hAnsi="Tahoma" w:hint="eastAsia"/>
+          <w:kern w:val="0"/>
+          <w:sz w:val="22"/>
+        </w:rPr>
+        <w:t>等样式，如下图。</w:t>
+      </w:r>
+    </w:p>
+    <w:p>
+      <w:pPr>
+        <w:widowControl/>
         <w:jc w:val="center"/>
         <w:rPr>
-          <w:rFonts w:ascii="Tahoma" w:eastAsia="微软雅黑" w:hAnsi="Tahoma"/>
-          <w:kern w:val="0"/>
-          <w:sz w:val="22"/>
+          <w:rFonts w:ascii="宋体" w:hAnsi="宋体" w:cs="宋体" w:hint="eastAsia"/>
+          <w:kern w:val="0"/>
+          <w:szCs w:val="24"/>
         </w:rPr>
       </w:pPr>
       <w:r>
@@ -738,10 +809,10 @@
           <w:noProof/>
         </w:rPr>
         <w:drawing>
-          <wp:inline distT="0" distB="0" distL="0" distR="0" wp14:anchorId="5E5593D0" wp14:editId="14146FED">
-            <wp:extent cx="1745131" cy="944962"/>
-            <wp:effectExtent l="0" t="0" r="7620" b="7620"/>
-            <wp:docPr id="20" name="图片 20"/>
+          <wp:inline distT="0" distB="0" distL="0" distR="0" wp14:anchorId="503210F6" wp14:editId="2BC190A6">
+            <wp:extent cx="3543300" cy="2702517"/>
+            <wp:effectExtent l="0" t="0" r="0" b="3175"/>
+            <wp:docPr id="1546280290" name="图片 16"/>
             <wp:cNvGraphicFramePr>
               <a:graphicFrameLocks xmlns:a="http://schemas.openxmlformats.org/drawingml/2006/main" noChangeAspect="1"/>
             </wp:cNvGraphicFramePr>
@@ -749,23 +820,36 @@
               <a:graphicData uri="http://schemas.openxmlformats.org/drawingml/2006/picture">
                 <pic:pic xmlns:pic="http://schemas.openxmlformats.org/drawingml/2006/picture">
                   <pic:nvPicPr>
-                    <pic:cNvPr id="1" name=""/>
-                    <pic:cNvPicPr/>
+                    <pic:cNvPr id="0" name="Picture 32"/>
+                    <pic:cNvPicPr>
+                      <a:picLocks noChangeAspect="1" noChangeArrowheads="1"/>
+                    </pic:cNvPicPr>
                   </pic:nvPicPr>
                   <pic:blipFill>
-                    <a:blip r:embed="rId11"/>
+                    <a:blip r:embed="rId11">
+                      <a:extLst>
+                        <a:ext uri="{28A0092B-C50C-407E-A947-70E740481C1C}">
+                          <a14:useLocalDpi xmlns:a14="http://schemas.microsoft.com/office/drawing/2010/main" val="0"/>
+                        </a:ext>
+                      </a:extLst>
+                    </a:blip>
+                    <a:srcRect/>
                     <a:stretch>
                       <a:fillRect/>
                     </a:stretch>
                   </pic:blipFill>
-                  <pic:spPr>
+                  <pic:spPr bwMode="auto">
                     <a:xfrm>
                       <a:off x="0" y="0"/>
-                      <a:ext cx="1745131" cy="944962"/>
+                      <a:ext cx="3546670" cy="2705088"/>
                     </a:xfrm>
                     <a:prstGeom prst="rect">
                       <a:avLst/>
                     </a:prstGeom>
+                    <a:noFill/>
+                    <a:ln>
+                      <a:noFill/>
+                    </a:ln>
                   </pic:spPr>
                 </pic:pic>
               </a:graphicData>
@@ -773,15 +857,155 @@
           </wp:inline>
         </w:drawing>
       </w:r>
+    </w:p>
+    <w:p>
+      <w:pPr>
+        <w:widowControl/>
+        <w:adjustRightInd w:val="0"/>
+        <w:snapToGrid w:val="0"/>
+        <w:jc w:val="left"/>
+        <w:rPr>
+          <w:rFonts w:ascii="Tahoma" w:eastAsia="微软雅黑" w:hAnsi="Tahoma"/>
+          <w:kern w:val="0"/>
+          <w:sz w:val="22"/>
+        </w:rPr>
+      </w:pPr>
+      <w:r>
+        <w:rPr>
+          <w:rFonts w:ascii="Tahoma" w:eastAsia="微软雅黑" w:hAnsi="Tahoma" w:hint="eastAsia"/>
+          <w:kern w:val="0"/>
+          <w:sz w:val="22"/>
+        </w:rPr>
+        <w:t>如果未锁定，</w:t>
+      </w:r>
+    </w:p>
+    <w:p>
+      <w:pPr>
+        <w:widowControl/>
+        <w:adjustRightInd w:val="0"/>
+        <w:snapToGrid w:val="0"/>
+        <w:jc w:val="left"/>
+        <w:rPr>
+          <w:rFonts w:ascii="Tahoma" w:eastAsia="微软雅黑" w:hAnsi="Tahoma"/>
+          <w:kern w:val="0"/>
+          <w:sz w:val="22"/>
+        </w:rPr>
+      </w:pPr>
+      <w:r>
+        <w:rPr>
+          <w:rFonts w:ascii="Tahoma" w:eastAsia="微软雅黑" w:hAnsi="Tahoma" w:hint="eastAsia"/>
+          <w:kern w:val="0"/>
+          <w:sz w:val="22"/>
+        </w:rPr>
+        <w:t>则</w:t>
+      </w:r>
+      <w:r>
+        <w:rPr>
+          <w:rFonts w:ascii="Tahoma" w:eastAsia="微软雅黑" w:hAnsi="Tahoma" w:hint="eastAsia"/>
+          <w:kern w:val="0"/>
+          <w:sz w:val="22"/>
+        </w:rPr>
+        <w:t>面板</w:t>
+      </w:r>
+      <w:r>
+        <w:rPr>
+          <w:rFonts w:ascii="Tahoma" w:eastAsia="微软雅黑" w:hAnsi="Tahoma" w:hint="eastAsia"/>
+          <w:kern w:val="0"/>
+          <w:sz w:val="22"/>
+        </w:rPr>
+        <w:t>使用默认的</w:t>
+      </w:r>
+      <w:r>
+        <w:rPr>
+          <w:rFonts w:ascii="Tahoma" w:eastAsia="微软雅黑" w:hAnsi="Tahoma" w:hint="eastAsia"/>
+          <w:kern w:val="0"/>
+          <w:sz w:val="22"/>
+        </w:rPr>
+        <w:t xml:space="preserve"> </w:t>
+      </w:r>
+      <w:r>
+        <w:rPr>
+          <w:rFonts w:ascii="Tahoma" w:eastAsia="微软雅黑" w:hAnsi="Tahoma" w:hint="eastAsia"/>
+          <w:kern w:val="0"/>
+          <w:sz w:val="22"/>
+        </w:rPr>
+        <w:t>指针、边框、滚动条。</w:t>
+      </w:r>
+    </w:p>
+    <w:p>
+      <w:pPr>
+        <w:widowControl/>
+        <w:adjustRightInd w:val="0"/>
+        <w:snapToGrid w:val="0"/>
+        <w:jc w:val="left"/>
+        <w:rPr>
+          <w:rFonts w:ascii="Tahoma" w:eastAsia="微软雅黑" w:hAnsi="Tahoma" w:hint="eastAsia"/>
+          <w:kern w:val="0"/>
+          <w:sz w:val="22"/>
+        </w:rPr>
+      </w:pPr>
+      <w:r>
+        <w:rPr>
+          <w:rFonts w:ascii="Tahoma" w:eastAsia="微软雅黑" w:hAnsi="Tahoma" w:hint="eastAsia"/>
+          <w:kern w:val="0"/>
+          <w:sz w:val="22"/>
+        </w:rPr>
+        <w:t>（默认样式在</w:t>
+      </w:r>
+      <w:r>
+        <w:rPr>
+          <w:rFonts w:ascii="Tahoma" w:eastAsia="微软雅黑" w:hAnsi="Tahoma" w:hint="eastAsia"/>
+          <w:kern w:val="0"/>
+          <w:sz w:val="22"/>
+        </w:rPr>
+        <w:t xml:space="preserve"> </w:t>
+      </w:r>
+      <w:r>
+        <w:rPr>
+          <w:rFonts w:ascii="Tahoma" w:eastAsia="微软雅黑" w:hAnsi="Tahoma" w:hint="eastAsia"/>
+          <w:kern w:val="0"/>
+          <w:sz w:val="22"/>
+        </w:rPr>
+        <w:t>菜单指针、菜单选项边框、菜单滚动条</w:t>
+      </w:r>
+      <w:r>
+        <w:rPr>
+          <w:rFonts w:ascii="Tahoma" w:eastAsia="微软雅黑" w:hAnsi="Tahoma" w:hint="eastAsia"/>
+          <w:kern w:val="0"/>
+          <w:sz w:val="22"/>
+        </w:rPr>
+        <w:t xml:space="preserve"> </w:t>
+      </w:r>
+      <w:r>
+        <w:rPr>
+          <w:rFonts w:ascii="Tahoma" w:eastAsia="微软雅黑" w:hAnsi="Tahoma" w:hint="eastAsia"/>
+          <w:kern w:val="0"/>
+          <w:sz w:val="22"/>
+        </w:rPr>
+        <w:t>插件内设置）</w:t>
+      </w:r>
+    </w:p>
+    <w:p>
+      <w:pPr>
+        <w:widowControl/>
+        <w:adjustRightInd w:val="0"/>
+        <w:snapToGrid w:val="0"/>
+        <w:jc w:val="center"/>
+        <w:rPr>
+          <w:rFonts w:ascii="Tahoma" w:eastAsia="微软雅黑" w:hAnsi="Tahoma"/>
+          <w:kern w:val="0"/>
+          <w:sz w:val="22"/>
+        </w:rPr>
+      </w:pPr>
       <w:r>
         <w:rPr>
           <w:noProof/>
         </w:rPr>
         <w:drawing>
-          <wp:inline distT="0" distB="0" distL="0" distR="0" wp14:anchorId="6F169702" wp14:editId="50AC259B">
-            <wp:extent cx="2080440" cy="716342"/>
-            <wp:effectExtent l="0" t="0" r="0" b="7620"/>
-            <wp:docPr id="23" name="图片 23"/>
+          <wp:inline distT="0" distB="0" distL="0" distR="0" wp14:anchorId="3BD6FDA2" wp14:editId="41CCF4B6">
+            <wp:extent cx="2495550" cy="485775"/>
+            <wp:effectExtent l="0" t="0" r="0" b="9525"/>
+            <wp:docPr id="388379055" name="图片 17"/>
             <wp:cNvGraphicFramePr>
               <a:graphicFrameLocks xmlns:a="http://schemas.openxmlformats.org/drawingml/2006/main" noChangeAspect="1"/>
             </wp:cNvGraphicFramePr>
@@ -789,23 +1013,36 @@
               <a:graphicData uri="http://schemas.openxmlformats.org/drawingml/2006/picture">
                 <pic:pic xmlns:pic="http://schemas.openxmlformats.org/drawingml/2006/picture">
                   <pic:nvPicPr>
-                    <pic:cNvPr id="1" name=""/>
-                    <pic:cNvPicPr/>
+                    <pic:cNvPr id="0" name="Picture 34"/>
+                    <pic:cNvPicPr>
+                      <a:picLocks noChangeAspect="1" noChangeArrowheads="1"/>
+                    </pic:cNvPicPr>
                   </pic:nvPicPr>
                   <pic:blipFill>
-                    <a:blip r:embed="rId12"/>
+                    <a:blip r:embed="rId12">
+                      <a:extLst>
+                        <a:ext uri="{28A0092B-C50C-407E-A947-70E740481C1C}">
+                          <a14:useLocalDpi xmlns:a14="http://schemas.microsoft.com/office/drawing/2010/main" val="0"/>
+                        </a:ext>
+                      </a:extLst>
+                    </a:blip>
+                    <a:srcRect/>
                     <a:stretch>
                       <a:fillRect/>
                     </a:stretch>
                   </pic:blipFill>
-                  <pic:spPr>
+                  <pic:spPr bwMode="auto">
                     <a:xfrm>
                       <a:off x="0" y="0"/>
-                      <a:ext cx="2080440" cy="716342"/>
+                      <a:ext cx="2495550" cy="485775"/>
                     </a:xfrm>
                     <a:prstGeom prst="rect">
                       <a:avLst/>
                     </a:prstGeom>
+                    <a:noFill/>
+                    <a:ln>
+                      <a:noFill/>
+                    </a:ln>
                   </pic:spPr>
                 </pic:pic>
               </a:graphicData>
@@ -819,26 +1056,120 @@
         <w:widowControl/>
         <w:adjustRightInd w:val="0"/>
         <w:snapToGrid w:val="0"/>
-        <w:spacing w:after="200"/>
+        <w:jc w:val="left"/>
+        <w:rPr>
+          <w:rFonts w:ascii="Tahoma" w:eastAsia="微软雅黑" w:hAnsi="Tahoma"/>
+          <w:kern w:val="0"/>
+          <w:sz w:val="22"/>
+        </w:rPr>
+      </w:pPr>
+      <w:r>
+        <w:rPr>
+          <w:rFonts w:ascii="Tahoma" w:eastAsia="微软雅黑" w:hAnsi="Tahoma" w:hint="eastAsia"/>
+          <w:kern w:val="0"/>
+          <w:sz w:val="22"/>
+        </w:rPr>
+        <w:t>另外，</w:t>
+      </w:r>
+      <w:r>
+        <w:rPr>
+          <w:rFonts w:ascii="Tahoma" w:eastAsia="微软雅黑" w:hAnsi="Tahoma" w:hint="eastAsia"/>
+          <w:kern w:val="0"/>
+          <w:sz w:val="22"/>
+        </w:rPr>
+        <w:t>你</w:t>
+      </w:r>
+      <w:r>
+        <w:rPr>
+          <w:rFonts w:ascii="Tahoma" w:eastAsia="微软雅黑" w:hAnsi="Tahoma" w:hint="eastAsia"/>
+          <w:kern w:val="0"/>
+          <w:sz w:val="22"/>
+        </w:rPr>
+        <w:t>还可以修改</w:t>
+      </w:r>
+      <w:r>
+        <w:rPr>
+          <w:rFonts w:ascii="Tahoma" w:eastAsia="微软雅黑" w:hAnsi="Tahoma" w:hint="eastAsia"/>
+          <w:kern w:val="0"/>
+          <w:sz w:val="22"/>
+        </w:rPr>
+        <w:t>默认的指针样式，作用于</w:t>
+      </w:r>
+      <w:r>
+        <w:rPr>
+          <w:rFonts w:ascii="Tahoma" w:eastAsia="微软雅黑" w:hAnsi="Tahoma" w:hint="eastAsia"/>
+          <w:kern w:val="0"/>
+          <w:sz w:val="22"/>
+        </w:rPr>
+        <w:t xml:space="preserve"> </w:t>
+      </w:r>
+      <w:r>
+        <w:rPr>
+          <w:rFonts w:ascii="Tahoma" w:eastAsia="微软雅黑" w:hAnsi="Tahoma" w:hint="eastAsia"/>
+          <w:b/>
+          <w:bCs/>
+          <w:kern w:val="0"/>
+          <w:sz w:val="22"/>
+        </w:rPr>
+        <w:t>所有</w:t>
+      </w:r>
+      <w:r>
+        <w:rPr>
+          <w:rFonts w:ascii="Tahoma" w:eastAsia="微软雅黑" w:hAnsi="Tahoma" w:hint="eastAsia"/>
+          <w:kern w:val="0"/>
+          <w:sz w:val="22"/>
+        </w:rPr>
+        <w:t xml:space="preserve"> </w:t>
+      </w:r>
+      <w:r>
+        <w:rPr>
+          <w:rFonts w:ascii="Tahoma" w:eastAsia="微软雅黑" w:hAnsi="Tahoma" w:hint="eastAsia"/>
+          <w:kern w:val="0"/>
+          <w:sz w:val="22"/>
+        </w:rPr>
+        <w:t>含选项的窗口。</w:t>
+      </w:r>
+    </w:p>
+    <w:p>
+      <w:pPr>
+        <w:widowControl/>
+        <w:adjustRightInd w:val="0"/>
+        <w:snapToGrid w:val="0"/>
+        <w:jc w:val="left"/>
+        <w:rPr>
+          <w:rFonts w:ascii="Tahoma" w:eastAsia="微软雅黑" w:hAnsi="Tahoma"/>
+          <w:kern w:val="0"/>
+          <w:sz w:val="22"/>
+        </w:rPr>
+      </w:pPr>
+      <w:r>
+        <w:rPr>
+          <w:rFonts w:ascii="Tahoma" w:eastAsia="微软雅黑" w:hAnsi="Tahoma" w:hint="eastAsia"/>
+          <w:kern w:val="0"/>
+          <w:sz w:val="22"/>
+        </w:rPr>
+        <w:t>具体看下面的插件指令。</w:t>
+      </w:r>
+    </w:p>
+    <w:p>
+      <w:pPr>
+        <w:widowControl/>
         <w:jc w:val="center"/>
         <w:rPr>
-          <w:rFonts w:ascii="Tahoma" w:eastAsia="微软雅黑" w:hAnsi="Tahoma"/>
-          <w:kern w:val="0"/>
-          <w:sz w:val="22"/>
-        </w:rPr>
-      </w:pPr>
-      <w:r>
-        <w:rPr>
-          <w:rFonts w:ascii="Tahoma" w:eastAsia="微软雅黑" w:hAnsi="Tahoma"/>
+          <w:rFonts w:ascii="宋体" w:hAnsi="宋体" w:cs="宋体" w:hint="eastAsia"/>
+          <w:kern w:val="0"/>
+          <w:szCs w:val="24"/>
+        </w:rPr>
+      </w:pPr>
+      <w:r>
+        <w:rPr>
           <w:noProof/>
-          <w:kern w:val="0"/>
-          <w:sz w:val="22"/>
         </w:rPr>
         <w:drawing>
-          <wp:inline distT="0" distB="0" distL="0" distR="0" wp14:anchorId="772B8B24" wp14:editId="5C85CA21">
-            <wp:extent cx="4411980" cy="944969"/>
-            <wp:effectExtent l="0" t="0" r="7620" b="7620"/>
-            <wp:docPr id="16" name="图片 16"/>
+          <wp:inline distT="0" distB="0" distL="0" distR="0" wp14:anchorId="6ED4C12E" wp14:editId="73040475">
+            <wp:extent cx="5124450" cy="1543050"/>
+            <wp:effectExtent l="0" t="0" r="0" b="0"/>
+            <wp:docPr id="1656700225" name="图片 18"/>
             <wp:cNvGraphicFramePr>
               <a:graphicFrameLocks xmlns:a="http://schemas.openxmlformats.org/drawingml/2006/main" noChangeAspect="1"/>
             </wp:cNvGraphicFramePr>
@@ -846,23 +1177,36 @@
               <a:graphicData uri="http://schemas.openxmlformats.org/drawingml/2006/picture">
                 <pic:pic xmlns:pic="http://schemas.openxmlformats.org/drawingml/2006/picture">
                   <pic:nvPicPr>
-                    <pic:cNvPr id="1" name=""/>
-                    <pic:cNvPicPr/>
+                    <pic:cNvPr id="0" name="Picture 36"/>
+                    <pic:cNvPicPr>
+                      <a:picLocks noChangeAspect="1" noChangeArrowheads="1"/>
+                    </pic:cNvPicPr>
                   </pic:nvPicPr>
                   <pic:blipFill>
-                    <a:blip r:embed="rId13"/>
+                    <a:blip r:embed="rId13">
+                      <a:extLst>
+                        <a:ext uri="{28A0092B-C50C-407E-A947-70E740481C1C}">
+                          <a14:useLocalDpi xmlns:a14="http://schemas.microsoft.com/office/drawing/2010/main" val="0"/>
+                        </a:ext>
+                      </a:extLst>
+                    </a:blip>
+                    <a:srcRect/>
                     <a:stretch>
                       <a:fillRect/>
                     </a:stretch>
                   </pic:blipFill>
-                  <pic:spPr>
+                  <pic:spPr bwMode="auto">
                     <a:xfrm>
                       <a:off x="0" y="0"/>
-                      <a:ext cx="4452062" cy="953554"/>
+                      <a:ext cx="5124450" cy="1543050"/>
                     </a:xfrm>
                     <a:prstGeom prst="rect">
                       <a:avLst/>
                     </a:prstGeom>
+                    <a:noFill/>
+                    <a:ln>
+                      <a:noFill/>
+                    </a:ln>
                   </pic:spPr>
                 </pic:pic>
               </a:graphicData>
@@ -874,6 +1218,261 @@
     <w:p>
       <w:pPr>
         <w:widowControl/>
+        <w:jc w:val="left"/>
+        <w:rPr>
+          <w:rFonts w:ascii="Tahoma" w:eastAsia="微软雅黑" w:hAnsi="Tahoma" w:cstheme="minorBidi"/>
+          <w:kern w:val="0"/>
+          <w:sz w:val="22"/>
+        </w:rPr>
+      </w:pPr>
+    </w:p>
+    <w:p>
+      <w:pPr>
+        <w:widowControl/>
+        <w:jc w:val="left"/>
+        <w:rPr>
+          <w:rFonts w:ascii="等线 Light" w:eastAsia="等线 Light" w:hAnsi="等线 Light" w:hint="eastAsia"/>
+          <w:b/>
+          <w:bCs/>
+          <w:sz w:val="32"/>
+          <w:szCs w:val="32"/>
+        </w:rPr>
+      </w:pPr>
+      <w:r>
+        <w:rPr>
+          <w:rFonts w:ascii="等线 Light" w:eastAsia="等线 Light" w:hAnsi="等线 Light" w:hint="eastAsia"/>
+          <w:b/>
+          <w:bCs/>
+          <w:sz w:val="32"/>
+          <w:szCs w:val="32"/>
+        </w:rPr>
+        <w:br w:type="page"/>
+      </w:r>
+    </w:p>
+    <w:p>
+      <w:pPr>
+        <w:keepNext/>
+        <w:keepLines/>
+        <w:spacing w:before="260" w:after="260" w:line="416" w:lineRule="auto"/>
+        <w:outlineLvl w:val="1"/>
+        <w:rPr>
+          <w:rFonts w:ascii="等线 Light" w:eastAsia="等线 Light" w:hAnsi="等线 Light" w:hint="eastAsia"/>
+          <w:b/>
+          <w:bCs/>
+          <w:sz w:val="32"/>
+          <w:szCs w:val="32"/>
+        </w:rPr>
+      </w:pPr>
+      <w:r>
+        <w:rPr>
+          <w:rFonts w:ascii="等线 Light" w:eastAsia="等线 Light" w:hAnsi="等线 Light" w:hint="eastAsia"/>
+          <w:b/>
+          <w:bCs/>
+          <w:sz w:val="32"/>
+          <w:szCs w:val="32"/>
+        </w:rPr>
+        <w:lastRenderedPageBreak/>
+        <w:t>子插件</w:t>
+      </w:r>
+    </w:p>
+    <w:p>
+      <w:pPr>
+        <w:pStyle w:val="3"/>
+        <w:rPr>
+          <w:rFonts w:hint="eastAsia"/>
+        </w:rPr>
+      </w:pPr>
+      <w:r>
+        <w:rPr>
+          <w:rFonts w:hint="eastAsia"/>
+        </w:rPr>
+        <w:t>【主菜单 -</w:t>
+      </w:r>
+      <w:r>
+        <w:t xml:space="preserve"> </w:t>
+      </w:r>
+      <w:r>
+        <w:rPr>
+          <w:rFonts w:hint="eastAsia"/>
+        </w:rPr>
+        <w:t>菜单指针】</w:t>
+      </w:r>
+    </w:p>
+    <w:p>
+      <w:pPr>
+        <w:snapToGrid w:val="0"/>
+        <w:rPr>
+          <w:rFonts w:ascii="Tahoma" w:eastAsia="微软雅黑" w:hAnsi="Tahoma"/>
+          <w:kern w:val="0"/>
+          <w:sz w:val="22"/>
+        </w:rPr>
+      </w:pPr>
+      <w:r>
+        <w:rPr>
+          <w:rFonts w:ascii="Tahoma" w:eastAsia="微软雅黑" w:hAnsi="Tahoma" w:hint="eastAsia"/>
+          <w:kern w:val="0"/>
+          <w:sz w:val="22"/>
+        </w:rPr>
+        <w:t>插件</w:t>
+      </w:r>
+      <w:r>
+        <w:rPr>
+          <w:rFonts w:ascii="Tahoma" w:eastAsia="微软雅黑" w:hAnsi="Tahoma" w:hint="eastAsia"/>
+          <w:kern w:val="0"/>
+          <w:sz w:val="22"/>
+        </w:rPr>
+        <w:t>本体</w:t>
+      </w:r>
+      <w:r>
+        <w:rPr>
+          <w:rFonts w:ascii="Tahoma" w:eastAsia="微软雅黑" w:hAnsi="Tahoma" w:hint="eastAsia"/>
+          <w:kern w:val="0"/>
+          <w:sz w:val="22"/>
+        </w:rPr>
+        <w:t>：</w:t>
+      </w:r>
+    </w:p>
+    <w:p>
+      <w:pPr>
+        <w:widowControl/>
+        <w:adjustRightInd w:val="0"/>
+        <w:jc w:val="left"/>
+        <w:rPr>
+          <w:rFonts w:ascii="Tahoma" w:eastAsia="微软雅黑" w:hAnsi="Tahoma"/>
+          <w:kern w:val="0"/>
+          <w:sz w:val="22"/>
+        </w:rPr>
+      </w:pPr>
+      <w:r>
+        <w:rPr>
+          <w:rFonts w:ascii="Tahoma" w:eastAsia="微软雅黑" w:hAnsi="Tahoma"/>
+          <w:kern w:val="0"/>
+          <w:sz w:val="22"/>
+        </w:rPr>
+        <w:tab/>
+      </w:r>
+      <w:r>
+        <w:rPr>
+          <w:rFonts w:ascii="Tahoma" w:eastAsia="微软雅黑" w:hAnsi="Tahoma" w:hint="eastAsia"/>
+          <w:kern w:val="0"/>
+          <w:sz w:val="22"/>
+        </w:rPr>
+        <w:t>◆</w:t>
+      </w:r>
+      <w:r>
+        <w:rPr>
+          <w:rFonts w:ascii="Tahoma" w:eastAsia="微软雅黑" w:hAnsi="Tahoma"/>
+          <w:kern w:val="0"/>
+          <w:sz w:val="22"/>
+        </w:rPr>
+        <w:t>Drill_MenuCursor</w:t>
+      </w:r>
+      <w:r>
+        <w:rPr>
+          <w:rFonts w:ascii="Tahoma" w:eastAsia="微软雅黑" w:hAnsi="Tahoma"/>
+          <w:kern w:val="0"/>
+          <w:sz w:val="22"/>
+        </w:rPr>
+        <w:tab/>
+      </w:r>
+      <w:r>
+        <w:rPr>
+          <w:rFonts w:ascii="Tahoma" w:eastAsia="微软雅黑" w:hAnsi="Tahoma"/>
+          <w:kern w:val="0"/>
+          <w:sz w:val="22"/>
+        </w:rPr>
+        <w:tab/>
+      </w:r>
+      <w:r>
+        <w:rPr>
+          <w:rFonts w:ascii="Tahoma" w:eastAsia="微软雅黑" w:hAnsi="Tahoma"/>
+          <w:kern w:val="0"/>
+          <w:sz w:val="22"/>
+        </w:rPr>
+        <w:tab/>
+      </w:r>
+      <w:r>
+        <w:rPr>
+          <w:rFonts w:ascii="Tahoma" w:eastAsia="微软雅黑" w:hAnsi="Tahoma"/>
+          <w:kern w:val="0"/>
+          <w:sz w:val="22"/>
+        </w:rPr>
+        <w:tab/>
+      </w:r>
+      <w:r>
+        <w:rPr>
+          <w:rFonts w:ascii="Tahoma" w:eastAsia="微软雅黑" w:hAnsi="Tahoma"/>
+          <w:kern w:val="0"/>
+          <w:sz w:val="22"/>
+        </w:rPr>
+        <w:tab/>
+      </w:r>
+      <w:r>
+        <w:rPr>
+          <w:rFonts w:ascii="Tahoma" w:eastAsia="微软雅黑" w:hAnsi="Tahoma" w:hint="eastAsia"/>
+          <w:kern w:val="0"/>
+          <w:sz w:val="22"/>
+        </w:rPr>
+        <w:t>主菜单</w:t>
+      </w:r>
+      <w:r>
+        <w:rPr>
+          <w:rFonts w:ascii="Tahoma" w:eastAsia="微软雅黑" w:hAnsi="Tahoma" w:hint="eastAsia"/>
+          <w:kern w:val="0"/>
+          <w:sz w:val="22"/>
+        </w:rPr>
+        <w:t xml:space="preserve"> - </w:t>
+      </w:r>
+      <w:r>
+        <w:rPr>
+          <w:rFonts w:ascii="Tahoma" w:eastAsia="微软雅黑" w:hAnsi="Tahoma" w:hint="eastAsia"/>
+          <w:kern w:val="0"/>
+          <w:sz w:val="22"/>
+        </w:rPr>
+        <w:t>多样式菜单</w:t>
+      </w:r>
+      <w:r>
+        <w:rPr>
+          <w:rFonts w:ascii="Tahoma" w:eastAsia="微软雅黑" w:hAnsi="Tahoma" w:hint="eastAsia"/>
+          <w:kern w:val="0"/>
+          <w:sz w:val="22"/>
+        </w:rPr>
+        <w:t>指针</w:t>
+      </w:r>
+    </w:p>
+    <w:p>
+      <w:pPr>
+        <w:keepNext/>
+        <w:keepLines/>
+        <w:snapToGrid w:val="0"/>
+        <w:spacing w:after="120"/>
+        <w:outlineLvl w:val="3"/>
+        <w:rPr>
+          <w:rFonts w:ascii="微软雅黑" w:eastAsia="微软雅黑" w:hAnsi="微软雅黑" w:cstheme="majorBidi" w:hint="eastAsia"/>
+          <w:b/>
+          <w:sz w:val="22"/>
+        </w:rPr>
+      </w:pPr>
+      <w:r>
+        <w:rPr>
+          <w:rFonts w:ascii="微软雅黑" w:eastAsia="微软雅黑" w:hAnsi="微软雅黑" w:cstheme="majorBidi" w:hint="eastAsia"/>
+          <w:b/>
+          <w:sz w:val="22"/>
+        </w:rPr>
+        <w:t>1）</w:t>
+      </w:r>
+      <w:r>
+        <w:rPr>
+          <w:rFonts w:ascii="微软雅黑" w:eastAsia="微软雅黑" w:hAnsi="微软雅黑" w:cstheme="majorBidi" w:hint="eastAsia"/>
+          <w:b/>
+          <w:sz w:val="22"/>
+        </w:rPr>
+        <w:t>设计</w:t>
+      </w:r>
+    </w:p>
+    <w:p>
+      <w:pPr>
+        <w:widowControl/>
         <w:adjustRightInd w:val="0"/>
         <w:snapToGrid w:val="0"/>
         <w:jc w:val="left"/>
@@ -889,31 +1488,44 @@
           <w:kern w:val="0"/>
           <w:sz w:val="22"/>
         </w:rPr>
-        <w:t>部分插件的窗口支持指针与边框的设置，你可以通过该方式，定制你的菜单界面的指针样式。</w:t>
-      </w:r>
-      <w:r>
-        <w:rPr>
-          <w:rFonts w:ascii="Tahoma" w:eastAsia="微软雅黑" w:hAnsi="Tahoma" w:hint="eastAsia"/>
-          <w:kern w:val="0"/>
-          <w:sz w:val="22"/>
-        </w:rPr>
-        <w:t>（</w:t>
-      </w:r>
-      <w:r>
-        <w:rPr>
-          <w:rFonts w:ascii="Tahoma" w:eastAsia="微软雅黑" w:hAnsi="Tahoma" w:hint="eastAsia"/>
-          <w:kern w:val="0"/>
-          <w:sz w:val="22"/>
-        </w:rPr>
-        <w:t>drill</w:t>
-      </w:r>
-      <w:r>
-        <w:rPr>
-          <w:rFonts w:ascii="Tahoma" w:eastAsia="微软雅黑" w:hAnsi="Tahoma" w:hint="eastAsia"/>
-          <w:kern w:val="0"/>
-          <w:sz w:val="22"/>
-        </w:rPr>
-        <w:t>插件以外的窗口都还不能配置，后期会一一推翻并加上该功能）</w:t>
+        <w:t>指针就是一个贴图。</w:t>
+      </w:r>
+    </w:p>
+    <w:p>
+      <w:pPr>
+        <w:widowControl/>
+        <w:adjustRightInd w:val="0"/>
+        <w:snapToGrid w:val="0"/>
+        <w:jc w:val="left"/>
+        <w:rPr>
+          <w:rFonts w:ascii="Tahoma" w:eastAsia="微软雅黑" w:hAnsi="Tahoma"/>
+          <w:kern w:val="0"/>
+          <w:sz w:val="22"/>
+        </w:rPr>
+      </w:pPr>
+      <w:r>
+        <w:rPr>
+          <w:rFonts w:ascii="Tahoma" w:eastAsia="微软雅黑" w:hAnsi="Tahoma" w:hint="eastAsia"/>
+          <w:kern w:val="0"/>
+          <w:sz w:val="22"/>
+        </w:rPr>
+        <w:t>可以是圆环，可以是指向标，可以是大外框，还可以配置成</w:t>
+      </w:r>
+      <w:r>
+        <w:rPr>
+          <w:rFonts w:ascii="Tahoma" w:eastAsia="微软雅黑" w:hAnsi="Tahoma" w:hint="eastAsia"/>
+          <w:kern w:val="0"/>
+          <w:sz w:val="22"/>
+        </w:rPr>
+        <w:t>GIF</w:t>
+      </w:r>
+      <w:r>
+        <w:rPr>
+          <w:rFonts w:ascii="Tahoma" w:eastAsia="微软雅黑" w:hAnsi="Tahoma" w:hint="eastAsia"/>
+          <w:kern w:val="0"/>
+          <w:sz w:val="22"/>
+        </w:rPr>
+        <w:t>。</w:t>
       </w:r>
     </w:p>
     <w:p>
@@ -935,39 +1547,31 @@
           <w:kern w:val="0"/>
           <w:sz w:val="22"/>
         </w:rPr>
-        <w:t>比如下图为选项面板</w:t>
-      </w:r>
-      <w:r>
-        <w:rPr>
-          <w:rFonts w:ascii="Tahoma" w:eastAsia="微软雅黑" w:hAnsi="Tahoma" w:hint="eastAsia"/>
-          <w:kern w:val="0"/>
-          <w:sz w:val="22"/>
-        </w:rPr>
-        <w:t>k</w:t>
-      </w:r>
-      <w:r>
-        <w:rPr>
-          <w:rFonts w:ascii="Tahoma" w:eastAsia="微软雅黑" w:hAnsi="Tahoma" w:hint="eastAsia"/>
-          <w:kern w:val="0"/>
-          <w:sz w:val="22"/>
-        </w:rPr>
-        <w:t>的选项窗口，锁定菜单指针样式为</w:t>
-      </w:r>
-      <w:r>
-        <w:rPr>
-          <w:rFonts w:ascii="Tahoma" w:eastAsia="微软雅黑" w:hAnsi="Tahoma" w:hint="eastAsia"/>
-          <w:kern w:val="0"/>
-          <w:sz w:val="22"/>
-        </w:rPr>
-        <w:t>3</w:t>
-      </w:r>
-      <w:r>
-        <w:rPr>
-          <w:rFonts w:ascii="Tahoma" w:eastAsia="微软雅黑" w:hAnsi="Tahoma" w:hint="eastAsia"/>
-          <w:kern w:val="0"/>
-          <w:sz w:val="22"/>
-        </w:rPr>
-        <w:t>的配置。</w:t>
+        <w:t>指针的</w:t>
+      </w:r>
+      <w:r>
+        <w:rPr>
+          <w:rFonts w:ascii="Tahoma" w:eastAsia="微软雅黑" w:hAnsi="Tahoma" w:hint="eastAsia"/>
+          <w:kern w:val="0"/>
+          <w:sz w:val="22"/>
+        </w:rPr>
+        <w:t>配置非常灵活</w:t>
+      </w:r>
+      <w:r>
+        <w:rPr>
+          <w:rFonts w:ascii="Tahoma" w:eastAsia="微软雅黑" w:hAnsi="Tahoma" w:hint="eastAsia"/>
+          <w:kern w:val="0"/>
+          <w:sz w:val="22"/>
+        </w:rPr>
+        <w:t>，</w:t>
+      </w:r>
+      <w:r>
+        <w:rPr>
+          <w:rFonts w:ascii="Tahoma" w:eastAsia="微软雅黑" w:hAnsi="Tahoma" w:hint="eastAsia"/>
+          <w:kern w:val="0"/>
+          <w:sz w:val="22"/>
+        </w:rPr>
+        <w:t>如下图，自旋转的圈、选项指针、选项框框，都可以实现。</w:t>
       </w:r>
     </w:p>
     <w:p>
@@ -975,7 +1579,6 @@
         <w:widowControl/>
         <w:adjustRightInd w:val="0"/>
         <w:snapToGrid w:val="0"/>
-        <w:spacing w:after="200"/>
         <w:jc w:val="center"/>
         <w:rPr>
           <w:rFonts w:ascii="Tahoma" w:eastAsia="微软雅黑" w:hAnsi="Tahoma"/>
@@ -985,16 +1588,13 @@
       </w:pPr>
       <w:r>
         <w:rPr>
-          <w:rFonts w:ascii="Tahoma" w:eastAsia="微软雅黑" w:hAnsi="Tahoma"/>
           <w:noProof/>
-          <w:kern w:val="0"/>
-          <w:sz w:val="22"/>
         </w:rPr>
         <w:drawing>
-          <wp:inline distT="0" distB="0" distL="0" distR="0" wp14:anchorId="13A83D1E" wp14:editId="383D554E">
-            <wp:extent cx="4892040" cy="1853509"/>
-            <wp:effectExtent l="0" t="0" r="3810" b="0"/>
-            <wp:docPr id="1" name="图片 1"/>
+          <wp:inline distT="0" distB="0" distL="0" distR="0" wp14:anchorId="0849B069" wp14:editId="2005A92A">
+            <wp:extent cx="2181225" cy="1181100"/>
+            <wp:effectExtent l="0" t="0" r="9525" b="0"/>
+            <wp:docPr id="1110070554" name="图片 8"/>
             <wp:cNvGraphicFramePr>
               <a:graphicFrameLocks xmlns:a="http://schemas.openxmlformats.org/drawingml/2006/main" noChangeAspect="1"/>
             </wp:cNvGraphicFramePr>
@@ -1002,23 +1602,36 @@
               <a:graphicData uri="http://schemas.openxmlformats.org/drawingml/2006/picture">
                 <pic:pic xmlns:pic="http://schemas.openxmlformats.org/drawingml/2006/picture">
                   <pic:nvPicPr>
-                    <pic:cNvPr id="1" name=""/>
-                    <pic:cNvPicPr/>
+                    <pic:cNvPr id="0" name="Picture 16"/>
+                    <pic:cNvPicPr>
+                      <a:picLocks noChangeAspect="1" noChangeArrowheads="1"/>
+                    </pic:cNvPicPr>
                   </pic:nvPicPr>
                   <pic:blipFill>
-                    <a:blip r:embed="rId14"/>
+                    <a:blip r:embed="rId14">
+                      <a:extLst>
+                        <a:ext uri="{28A0092B-C50C-407E-A947-70E740481C1C}">
+                          <a14:useLocalDpi xmlns:a14="http://schemas.microsoft.com/office/drawing/2010/main" val="0"/>
+                        </a:ext>
+                      </a:extLst>
+                    </a:blip>
+                    <a:srcRect/>
                     <a:stretch>
                       <a:fillRect/>
                     </a:stretch>
                   </pic:blipFill>
-                  <pic:spPr>
+                  <pic:spPr bwMode="auto">
                     <a:xfrm>
                       <a:off x="0" y="0"/>
-                      <a:ext cx="4900621" cy="1856760"/>
+                      <a:ext cx="2181225" cy="1181100"/>
                     </a:xfrm>
                     <a:prstGeom prst="rect">
                       <a:avLst/>
                     </a:prstGeom>
+                    <a:noFill/>
+                    <a:ln>
+                      <a:noFill/>
+                    </a:ln>
                   </pic:spPr>
                 </pic:pic>
               </a:graphicData>
@@ -1026,148 +1639,15 @@
           </wp:inline>
         </w:drawing>
       </w:r>
-    </w:p>
-    <w:p>
-      <w:pPr>
-        <w:widowControl/>
-        <w:jc w:val="left"/>
-        <w:rPr>
-          <w:rFonts w:ascii="Tahoma" w:eastAsia="微软雅黑" w:hAnsi="Tahoma" w:cstheme="minorBidi"/>
-          <w:kern w:val="0"/>
-          <w:sz w:val="22"/>
-        </w:rPr>
-      </w:pPr>
-      <w:r>
-        <w:rPr>
-          <w:rFonts w:ascii="Tahoma" w:eastAsia="微软雅黑" w:hAnsi="Tahoma" w:cstheme="minorBidi" w:hint="eastAsia"/>
-          <w:kern w:val="0"/>
-          <w:sz w:val="22"/>
-        </w:rPr>
-        <w:t>注意，按钮组由于没有矩形区域，所以只支持菜单指针，不支持选项边框。</w:t>
-      </w:r>
-    </w:p>
-    <w:p>
-      <w:pPr>
-        <w:widowControl/>
-        <w:jc w:val="left"/>
-        <w:rPr>
-          <w:rFonts w:ascii="Tahoma" w:eastAsia="微软雅黑" w:hAnsi="Tahoma" w:cstheme="minorBidi"/>
-          <w:kern w:val="0"/>
-          <w:sz w:val="22"/>
-        </w:rPr>
-      </w:pPr>
-      <w:r>
-        <w:rPr>
-          <w:rFonts w:ascii="Tahoma" w:eastAsia="微软雅黑" w:hAnsi="Tahoma" w:cstheme="minorBidi"/>
-          <w:kern w:val="0"/>
-          <w:sz w:val="22"/>
-        </w:rPr>
-        <w:br w:type="page"/>
-      </w:r>
-    </w:p>
-    <w:p>
-      <w:pPr>
-        <w:pStyle w:val="3"/>
-        <w:rPr>
-          <w:rFonts w:hint="eastAsia"/>
-        </w:rPr>
-      </w:pPr>
-      <w:r>
-        <w:rPr>
-          <w:rFonts w:hint="eastAsia"/>
-        </w:rPr>
-        <w:lastRenderedPageBreak/>
-        <w:t>所在矩形位置</w:t>
-      </w:r>
-    </w:p>
-    <w:p>
-      <w:pPr>
-        <w:widowControl/>
-        <w:adjustRightInd w:val="0"/>
-        <w:snapToGrid w:val="0"/>
-        <w:jc w:val="left"/>
-        <w:rPr>
-          <w:rFonts w:ascii="Tahoma" w:eastAsia="微软雅黑" w:hAnsi="Tahoma"/>
-          <w:kern w:val="0"/>
-          <w:sz w:val="22"/>
-        </w:rPr>
-      </w:pPr>
-      <w:r>
-        <w:rPr>
-          <w:rFonts w:ascii="Tahoma" w:eastAsia="微软雅黑" w:hAnsi="Tahoma" w:hint="eastAsia"/>
-          <w:kern w:val="0"/>
-          <w:sz w:val="22"/>
-        </w:rPr>
-        <w:t>指针可以处于矩形的五个位置：中心、左侧、右侧、上侧、下侧。</w:t>
-      </w:r>
-    </w:p>
-    <w:p>
-      <w:pPr>
-        <w:widowControl/>
-        <w:adjustRightInd w:val="0"/>
-        <w:snapToGrid w:val="0"/>
-        <w:jc w:val="left"/>
-        <w:rPr>
-          <w:rFonts w:ascii="Tahoma" w:eastAsia="微软雅黑" w:hAnsi="Tahoma"/>
-          <w:kern w:val="0"/>
-          <w:sz w:val="22"/>
-        </w:rPr>
-      </w:pPr>
-      <w:r>
-        <w:rPr>
-          <w:rFonts w:ascii="Tahoma" w:eastAsia="微软雅黑" w:hAnsi="Tahoma" w:hint="eastAsia"/>
-          <w:kern w:val="0"/>
-          <w:sz w:val="22"/>
-        </w:rPr>
-        <w:t>分别对应下图中的五个红圈。</w:t>
-      </w:r>
-    </w:p>
-    <w:p>
-      <w:pPr>
-        <w:widowControl/>
-        <w:adjustRightInd w:val="0"/>
-        <w:snapToGrid w:val="0"/>
-        <w:spacing w:after="200"/>
-        <w:jc w:val="left"/>
-        <w:rPr>
-          <w:rFonts w:ascii="Tahoma" w:eastAsia="微软雅黑" w:hAnsi="Tahoma"/>
-          <w:kern w:val="0"/>
-          <w:sz w:val="22"/>
-        </w:rPr>
-      </w:pPr>
-      <w:r>
-        <w:rPr>
-          <w:rFonts w:ascii="Tahoma" w:eastAsia="微软雅黑" w:hAnsi="Tahoma" w:hint="eastAsia"/>
-          <w:kern w:val="0"/>
-          <w:sz w:val="22"/>
-        </w:rPr>
-        <w:t>（如果指针指向按钮组，这五个红圈都是在中心，没有区别）</w:t>
-      </w:r>
-    </w:p>
-    <w:p>
-      <w:pPr>
-        <w:widowControl/>
-        <w:adjustRightInd w:val="0"/>
-        <w:snapToGrid w:val="0"/>
-        <w:jc w:val="center"/>
-        <w:rPr>
-          <w:rFonts w:ascii="Tahoma" w:eastAsia="微软雅黑" w:hAnsi="Tahoma"/>
-          <w:kern w:val="0"/>
-          <w:sz w:val="22"/>
-        </w:rPr>
-      </w:pPr>
-      <w:r>
-        <w:rPr>
-          <w:rFonts w:ascii="Tahoma" w:eastAsia="微软雅黑" w:hAnsi="Tahoma"/>
+      <w:r>
+        <w:rPr>
           <w:noProof/>
-          <w:kern w:val="0"/>
-          <w:sz w:val="22"/>
         </w:rPr>
         <w:drawing>
-          <wp:inline distT="0" distB="0" distL="0" distR="0" wp14:anchorId="23FE6E06" wp14:editId="72CFAA1A">
-            <wp:extent cx="3513124" cy="1364098"/>
-            <wp:effectExtent l="0" t="0" r="0" b="7620"/>
-            <wp:docPr id="24" name="图片 24"/>
+          <wp:inline distT="0" distB="0" distL="0" distR="0" wp14:anchorId="7B143FF1" wp14:editId="717AB2A4">
+            <wp:extent cx="2600325" cy="895350"/>
+            <wp:effectExtent l="0" t="0" r="9525" b="0"/>
+            <wp:docPr id="371810837" name="图片 9"/>
             <wp:cNvGraphicFramePr>
               <a:graphicFrameLocks xmlns:a="http://schemas.openxmlformats.org/drawingml/2006/main" noChangeAspect="1"/>
             </wp:cNvGraphicFramePr>
@@ -1175,23 +1655,36 @@
               <a:graphicData uri="http://schemas.openxmlformats.org/drawingml/2006/picture">
                 <pic:pic xmlns:pic="http://schemas.openxmlformats.org/drawingml/2006/picture">
                   <pic:nvPicPr>
-                    <pic:cNvPr id="1" name=""/>
-                    <pic:cNvPicPr/>
+                    <pic:cNvPr id="0" name="Picture 18"/>
+                    <pic:cNvPicPr>
+                      <a:picLocks noChangeAspect="1" noChangeArrowheads="1"/>
+                    </pic:cNvPicPr>
                   </pic:nvPicPr>
                   <pic:blipFill>
-                    <a:blip r:embed="rId15"/>
+                    <a:blip r:embed="rId15">
+                      <a:extLst>
+                        <a:ext uri="{28A0092B-C50C-407E-A947-70E740481C1C}">
+                          <a14:useLocalDpi xmlns:a14="http://schemas.microsoft.com/office/drawing/2010/main" val="0"/>
+                        </a:ext>
+                      </a:extLst>
+                    </a:blip>
+                    <a:srcRect/>
                     <a:stretch>
                       <a:fillRect/>
                     </a:stretch>
                   </pic:blipFill>
-                  <pic:spPr>
+                  <pic:spPr bwMode="auto">
                     <a:xfrm>
                       <a:off x="0" y="0"/>
-                      <a:ext cx="3513124" cy="1364098"/>
+                      <a:ext cx="2600325" cy="895350"/>
                     </a:xfrm>
                     <a:prstGeom prst="rect">
                       <a:avLst/>
                     </a:prstGeom>
+                    <a:noFill/>
+                    <a:ln>
+                      <a:noFill/>
+                    </a:ln>
                   </pic:spPr>
                 </pic:pic>
               </a:graphicData>
@@ -1203,25 +1696,25 @@
     <w:p>
       <w:pPr>
         <w:widowControl/>
+        <w:adjustRightInd w:val="0"/>
+        <w:snapToGrid w:val="0"/>
+        <w:spacing w:after="200"/>
         <w:jc w:val="center"/>
         <w:rPr>
-          <w:rFonts w:ascii="宋体" w:hAnsi="宋体" w:cs="宋体" w:hint="eastAsia"/>
-          <w:kern w:val="0"/>
-          <w:szCs w:val="24"/>
-        </w:rPr>
-      </w:pPr>
-      <w:r>
-        <w:rPr>
-          <w:rFonts w:ascii="宋体" w:hAnsi="宋体" w:cs="宋体"/>
+          <w:rFonts w:ascii="Tahoma" w:eastAsia="微软雅黑" w:hAnsi="Tahoma"/>
+          <w:kern w:val="0"/>
+          <w:sz w:val="22"/>
+        </w:rPr>
+      </w:pPr>
+      <w:r>
+        <w:rPr>
           <w:noProof/>
-          <w:kern w:val="0"/>
-          <w:szCs w:val="24"/>
         </w:rPr>
         <w:drawing>
-          <wp:inline distT="0" distB="0" distL="0" distR="0" wp14:anchorId="23BDA40E" wp14:editId="3D4B6342">
-            <wp:extent cx="4678680" cy="985756"/>
-            <wp:effectExtent l="0" t="0" r="7620" b="5080"/>
-            <wp:docPr id="21" name="图片 21"/>
+          <wp:inline distT="0" distB="0" distL="0" distR="0" wp14:anchorId="71AC2573" wp14:editId="1E9FD6B5">
+            <wp:extent cx="4807585" cy="1029701"/>
+            <wp:effectExtent l="0" t="0" r="0" b="0"/>
+            <wp:docPr id="1923773882" name="图片 10"/>
             <wp:cNvGraphicFramePr>
               <a:graphicFrameLocks xmlns:a="http://schemas.openxmlformats.org/drawingml/2006/main" noChangeAspect="1"/>
             </wp:cNvGraphicFramePr>
@@ -1229,7 +1722,7 @@
               <a:graphicData uri="http://schemas.openxmlformats.org/drawingml/2006/picture">
                 <pic:pic xmlns:pic="http://schemas.openxmlformats.org/drawingml/2006/picture">
                   <pic:nvPicPr>
-                    <pic:cNvPr id="0" name="Picture 28"/>
+                    <pic:cNvPr id="0" name="Picture 20"/>
                     <pic:cNvPicPr>
                       <a:picLocks noChangeAspect="1" noChangeArrowheads="1"/>
                     </pic:cNvPicPr>
@@ -1250,7 +1743,7 @@
                   <pic:spPr bwMode="auto">
                     <a:xfrm>
                       <a:off x="0" y="0"/>
-                      <a:ext cx="4775281" cy="1006109"/>
+                      <a:ext cx="4822657" cy="1032929"/>
                     </a:xfrm>
                     <a:prstGeom prst="rect">
                       <a:avLst/>
@@ -1285,41 +1778,31 @@
           <w:kern w:val="0"/>
           <w:sz w:val="22"/>
         </w:rPr>
-        <w:t>需要注意的是，指针贴图的</w:t>
-      </w:r>
-      <w:r>
-        <w:rPr>
-          <w:rFonts w:ascii="Tahoma" w:eastAsia="微软雅黑" w:hAnsi="Tahoma" w:hint="eastAsia"/>
-          <w:kern w:val="0"/>
-          <w:sz w:val="22"/>
-        </w:rPr>
-        <w:t xml:space="preserve"> </w:t>
-      </w:r>
-      <w:proofErr w:type="gramStart"/>
-      <w:r>
-        <w:rPr>
-          <w:rFonts w:ascii="Tahoma" w:eastAsia="微软雅黑" w:hAnsi="Tahoma" w:hint="eastAsia"/>
-          <w:kern w:val="0"/>
-          <w:sz w:val="22"/>
-        </w:rPr>
-        <w:t>锚点</w:t>
-      </w:r>
-      <w:proofErr w:type="gramEnd"/>
-      <w:r>
-        <w:rPr>
-          <w:rFonts w:ascii="Tahoma" w:eastAsia="微软雅黑" w:hAnsi="Tahoma" w:hint="eastAsia"/>
-          <w:kern w:val="0"/>
-          <w:sz w:val="22"/>
-        </w:rPr>
-        <w:t xml:space="preserve"> </w:t>
-      </w:r>
-      <w:r>
-        <w:rPr>
-          <w:rFonts w:ascii="Tahoma" w:eastAsia="微软雅黑" w:hAnsi="Tahoma" w:hint="eastAsia"/>
-          <w:kern w:val="0"/>
-          <w:sz w:val="22"/>
-        </w:rPr>
-        <w:t>固定在中心。</w:t>
+        <w:t>特定的</w:t>
+      </w:r>
+      <w:r>
+        <w:rPr>
+          <w:rFonts w:ascii="Tahoma" w:eastAsia="微软雅黑" w:hAnsi="Tahoma" w:hint="eastAsia"/>
+          <w:kern w:val="0"/>
+          <w:sz w:val="22"/>
+        </w:rPr>
+        <w:t>插件</w:t>
+      </w:r>
+      <w:r>
+        <w:rPr>
+          <w:rFonts w:ascii="Tahoma" w:eastAsia="微软雅黑" w:hAnsi="Tahoma" w:hint="eastAsia"/>
+          <w:kern w:val="0"/>
+          <w:sz w:val="22"/>
+        </w:rPr>
+        <w:t>还能专门指定使用某个指针样式</w:t>
+      </w:r>
+      <w:r>
+        <w:rPr>
+          <w:rFonts w:ascii="Tahoma" w:eastAsia="微软雅黑" w:hAnsi="Tahoma" w:hint="eastAsia"/>
+          <w:kern w:val="0"/>
+          <w:sz w:val="22"/>
+        </w:rPr>
+        <w:t>，</w:t>
       </w:r>
     </w:p>
     <w:p>
@@ -1327,7 +1810,6 @@
         <w:widowControl/>
         <w:adjustRightInd w:val="0"/>
         <w:snapToGrid w:val="0"/>
-        <w:spacing w:after="200"/>
         <w:jc w:val="left"/>
         <w:rPr>
           <w:rFonts w:ascii="Tahoma" w:eastAsia="微软雅黑" w:hAnsi="Tahoma"/>
@@ -1341,14 +1823,125 @@
           <w:kern w:val="0"/>
           <w:sz w:val="22"/>
         </w:rPr>
-        <w:t>如果在左侧，则中心点也会对应到左侧。</w:t>
+        <w:t>比如</w:t>
+      </w:r>
+      <w:r>
+        <w:rPr>
+          <w:rFonts w:ascii="Tahoma" w:eastAsia="微软雅黑" w:hAnsi="Tahoma" w:hint="eastAsia"/>
+          <w:kern w:val="0"/>
+          <w:sz w:val="22"/>
+        </w:rPr>
+        <w:t xml:space="preserve"> </w:t>
+      </w:r>
+      <w:r>
+        <w:rPr>
+          <w:rFonts w:ascii="Tahoma" w:eastAsia="微软雅黑" w:hAnsi="Tahoma" w:hint="eastAsia"/>
+          <w:kern w:val="0"/>
+          <w:sz w:val="22"/>
+        </w:rPr>
+        <w:t>信息面板</w:t>
+      </w:r>
+      <w:r>
+        <w:rPr>
+          <w:rFonts w:ascii="Tahoma" w:eastAsia="微软雅黑" w:hAnsi="Tahoma" w:hint="eastAsia"/>
+          <w:kern w:val="0"/>
+          <w:sz w:val="22"/>
+        </w:rPr>
+        <w:t xml:space="preserve">K </w:t>
+      </w:r>
+      <w:r>
+        <w:rPr>
+          <w:rFonts w:ascii="Tahoma" w:eastAsia="微软雅黑" w:hAnsi="Tahoma" w:hint="eastAsia"/>
+          <w:kern w:val="0"/>
+          <w:sz w:val="22"/>
+        </w:rPr>
+        <w:t>插件，插件中</w:t>
+      </w:r>
+      <w:r>
+        <w:rPr>
+          <w:rFonts w:ascii="Tahoma" w:eastAsia="微软雅黑" w:hAnsi="Tahoma" w:hint="eastAsia"/>
+          <w:kern w:val="0"/>
+          <w:sz w:val="22"/>
+        </w:rPr>
+        <w:t>就</w:t>
+      </w:r>
+      <w:r>
+        <w:rPr>
+          <w:rFonts w:ascii="Tahoma" w:eastAsia="微软雅黑" w:hAnsi="Tahoma" w:hint="eastAsia"/>
+          <w:kern w:val="0"/>
+          <w:sz w:val="22"/>
+        </w:rPr>
+        <w:t>可以</w:t>
+      </w:r>
+      <w:r>
+        <w:rPr>
+          <w:rFonts w:ascii="Tahoma" w:eastAsia="微软雅黑" w:hAnsi="Tahoma" w:hint="eastAsia"/>
+          <w:kern w:val="0"/>
+          <w:sz w:val="22"/>
+        </w:rPr>
+        <w:t>锁定</w:t>
+      </w:r>
+      <w:r>
+        <w:rPr>
+          <w:rFonts w:ascii="Tahoma" w:eastAsia="微软雅黑" w:hAnsi="Tahoma" w:hint="eastAsia"/>
+          <w:kern w:val="0"/>
+          <w:sz w:val="22"/>
+        </w:rPr>
+        <w:t xml:space="preserve"> </w:t>
+      </w:r>
+      <w:r>
+        <w:rPr>
+          <w:rFonts w:ascii="Tahoma" w:eastAsia="微软雅黑" w:hAnsi="Tahoma" w:hint="eastAsia"/>
+          <w:kern w:val="0"/>
+          <w:sz w:val="22"/>
+        </w:rPr>
+        <w:t>菜单指针</w:t>
+      </w:r>
+      <w:r>
+        <w:rPr>
+          <w:rFonts w:ascii="Tahoma" w:eastAsia="微软雅黑" w:hAnsi="Tahoma" w:hint="eastAsia"/>
+          <w:kern w:val="0"/>
+          <w:sz w:val="22"/>
+        </w:rPr>
+        <w:t xml:space="preserve"> </w:t>
+      </w:r>
+      <w:r>
+        <w:rPr>
+          <w:rFonts w:ascii="Tahoma" w:eastAsia="微软雅黑" w:hAnsi="Tahoma" w:hint="eastAsia"/>
+          <w:kern w:val="0"/>
+          <w:sz w:val="22"/>
+        </w:rPr>
+        <w:t>样式</w:t>
+      </w:r>
+      <w:r>
+        <w:rPr>
+          <w:rFonts w:ascii="Tahoma" w:eastAsia="微软雅黑" w:hAnsi="Tahoma" w:hint="eastAsia"/>
+          <w:kern w:val="0"/>
+          <w:sz w:val="22"/>
+        </w:rPr>
+        <w:t>。（图中锁定为样式</w:t>
+      </w:r>
+      <w:r>
+        <w:rPr>
+          <w:rFonts w:ascii="Tahoma" w:eastAsia="微软雅黑" w:hAnsi="Tahoma" w:hint="eastAsia"/>
+          <w:kern w:val="0"/>
+          <w:sz w:val="22"/>
+        </w:rPr>
+        <w:t>3</w:t>
+      </w:r>
+      <w:r>
+        <w:rPr>
+          <w:rFonts w:ascii="Tahoma" w:eastAsia="微软雅黑" w:hAnsi="Tahoma" w:hint="eastAsia"/>
+          <w:kern w:val="0"/>
+          <w:sz w:val="22"/>
+        </w:rPr>
+        <w:t>）</w:t>
       </w:r>
     </w:p>
     <w:p>
       <w:pPr>
         <w:widowControl/>
         <w:adjustRightInd w:val="0"/>
-        <w:snapToGrid w:val="0"/>
         <w:jc w:val="center"/>
         <w:rPr>
           <w:rFonts w:ascii="Tahoma" w:eastAsia="微软雅黑" w:hAnsi="Tahoma"/>
@@ -1358,16 +1951,13 @@
       </w:pPr>
       <w:r>
         <w:rPr>
-          <w:rFonts w:ascii="Tahoma" w:eastAsia="微软雅黑" w:hAnsi="Tahoma"/>
           <w:noProof/>
-          <w:kern w:val="0"/>
-          <w:sz w:val="22"/>
         </w:rPr>
         <w:drawing>
-          <wp:inline distT="0" distB="0" distL="0" distR="0" wp14:anchorId="102BC155" wp14:editId="79A491FF">
-            <wp:extent cx="4701540" cy="1288877"/>
-            <wp:effectExtent l="0" t="0" r="3810" b="6985"/>
-            <wp:docPr id="42" name="图片 42"/>
+          <wp:inline distT="0" distB="0" distL="0" distR="0" wp14:anchorId="6E8D81C9" wp14:editId="64521693">
+            <wp:extent cx="5210175" cy="1974045"/>
+            <wp:effectExtent l="0" t="0" r="0" b="7620"/>
+            <wp:docPr id="1752366883" name="图片 11"/>
             <wp:cNvGraphicFramePr>
               <a:graphicFrameLocks xmlns:a="http://schemas.openxmlformats.org/drawingml/2006/main" noChangeAspect="1"/>
             </wp:cNvGraphicFramePr>
@@ -1375,7 +1965,7 @@
               <a:graphicData uri="http://schemas.openxmlformats.org/drawingml/2006/picture">
                 <pic:pic xmlns:pic="http://schemas.openxmlformats.org/drawingml/2006/picture">
                   <pic:nvPicPr>
-                    <pic:cNvPr id="0" name="Picture 30"/>
+                    <pic:cNvPr id="0" name="Picture 22"/>
                     <pic:cNvPicPr>
                       <a:picLocks noChangeAspect="1" noChangeArrowheads="1"/>
                     </pic:cNvPicPr>
@@ -1396,7 +1986,7 @@
                   <pic:spPr bwMode="auto">
                     <a:xfrm>
                       <a:off x="0" y="0"/>
-                      <a:ext cx="4770862" cy="1307881"/>
+                      <a:ext cx="5212100" cy="1974774"/>
                     </a:xfrm>
                     <a:prstGeom prst="rect">
                       <a:avLst/>
@@ -1413,28 +2003,186 @@
         </w:drawing>
       </w:r>
     </w:p>
-    <w:p>
-      <w:pPr>
-        <w:widowControl/>
+    <w:tbl>
+      <w:tblPr>
+        <w:tblStyle w:val="af"/>
+        <w:tblW w:w="0" w:type="auto"/>
+        <w:shd w:val="clear" w:color="auto" w:fill="FFF2CC" w:themeFill="accent4" w:themeFillTint="33"/>
+        <w:tblLook w:val="04A0" w:firstRow="1" w:lastRow="0" w:firstColumn="1" w:lastColumn="0" w:noHBand="0" w:noVBand="1"/>
+      </w:tblPr>
+      <w:tblGrid>
+        <w:gridCol w:w="8522"/>
+      </w:tblGrid>
+      <w:tr>
+        <w:tc>
+          <w:tcPr>
+            <w:tcW w:w="8522" w:type="dxa"/>
+            <w:shd w:val="clear" w:color="auto" w:fill="FFF2CC" w:themeFill="accent4" w:themeFillTint="33"/>
+          </w:tcPr>
+          <w:p>
+            <w:pPr>
+              <w:widowControl/>
+              <w:jc w:val="left"/>
+              <w:rPr>
+                <w:rFonts w:ascii="Tahoma" w:eastAsia="微软雅黑" w:hAnsi="Tahoma" w:cstheme="minorBidi"/>
+                <w:kern w:val="0"/>
+                <w:sz w:val="22"/>
+              </w:rPr>
+            </w:pPr>
+            <w:r>
+              <w:rPr>
+                <w:rFonts w:ascii="Tahoma" w:eastAsia="微软雅黑" w:hAnsi="Tahoma" w:cstheme="minorBidi" w:hint="eastAsia"/>
+                <w:kern w:val="0"/>
+                <w:sz w:val="22"/>
+              </w:rPr>
+              <w:t>注意，按钮组</w:t>
+            </w:r>
+            <w:proofErr w:type="gramStart"/>
+            <w:r>
+              <w:rPr>
+                <w:rFonts w:ascii="Tahoma" w:eastAsia="微软雅黑" w:hAnsi="Tahoma" w:cstheme="minorBidi" w:hint="eastAsia"/>
+                <w:kern w:val="0"/>
+                <w:sz w:val="22"/>
+              </w:rPr>
+              <w:t>插件只</w:t>
+            </w:r>
+            <w:proofErr w:type="gramEnd"/>
+            <w:r>
+              <w:rPr>
+                <w:rFonts w:ascii="Tahoma" w:eastAsia="微软雅黑" w:hAnsi="Tahoma" w:cstheme="minorBidi" w:hint="eastAsia"/>
+                <w:kern w:val="0"/>
+                <w:sz w:val="22"/>
+              </w:rPr>
+              <w:t>支持</w:t>
+            </w:r>
+            <w:r>
+              <w:rPr>
+                <w:rFonts w:ascii="Tahoma" w:eastAsia="微软雅黑" w:hAnsi="Tahoma" w:cstheme="minorBidi" w:hint="eastAsia"/>
+                <w:kern w:val="0"/>
+                <w:sz w:val="22"/>
+              </w:rPr>
+              <w:t xml:space="preserve"> </w:t>
+            </w:r>
+            <w:r>
+              <w:rPr>
+                <w:rFonts w:ascii="Tahoma" w:eastAsia="微软雅黑" w:hAnsi="Tahoma" w:cstheme="minorBidi" w:hint="eastAsia"/>
+                <w:kern w:val="0"/>
+                <w:sz w:val="22"/>
+              </w:rPr>
+              <w:t>菜单指针，不支持</w:t>
+            </w:r>
+            <w:r>
+              <w:rPr>
+                <w:rFonts w:ascii="Tahoma" w:eastAsia="微软雅黑" w:hAnsi="Tahoma" w:cstheme="minorBidi" w:hint="eastAsia"/>
+                <w:kern w:val="0"/>
+                <w:sz w:val="22"/>
+              </w:rPr>
+              <w:t xml:space="preserve"> </w:t>
+            </w:r>
+            <w:r>
+              <w:rPr>
+                <w:rFonts w:ascii="Tahoma" w:eastAsia="微软雅黑" w:hAnsi="Tahoma" w:cstheme="minorBidi" w:hint="eastAsia"/>
+                <w:kern w:val="0"/>
+                <w:sz w:val="22"/>
+              </w:rPr>
+              <w:t>菜单</w:t>
+            </w:r>
+            <w:r>
+              <w:rPr>
+                <w:rFonts w:ascii="Tahoma" w:eastAsia="微软雅黑" w:hAnsi="Tahoma" w:cstheme="minorBidi" w:hint="eastAsia"/>
+                <w:kern w:val="0"/>
+                <w:sz w:val="22"/>
+              </w:rPr>
+              <w:t>选项边框（因为没有矩形区域）。</w:t>
+            </w:r>
+          </w:p>
+        </w:tc>
+      </w:tr>
+    </w:tbl>
+    <w:p>
+      <w:pPr>
+        <w:widowControl/>
+        <w:jc w:val="left"/>
+        <w:rPr>
+          <w:rFonts w:ascii="Tahoma" w:eastAsia="微软雅黑" w:hAnsi="Tahoma" w:cstheme="minorBidi"/>
+          <w:kern w:val="0"/>
+          <w:sz w:val="22"/>
+        </w:rPr>
+      </w:pPr>
+    </w:p>
+    <w:p>
+      <w:pPr>
+        <w:keepNext/>
+        <w:keepLines/>
+        <w:snapToGrid w:val="0"/>
+        <w:spacing w:after="120"/>
+        <w:outlineLvl w:val="3"/>
+        <w:rPr>
+          <w:rFonts w:ascii="微软雅黑" w:eastAsia="微软雅黑" w:hAnsi="微软雅黑" w:cstheme="majorBidi" w:hint="eastAsia"/>
+          <w:b/>
+          <w:sz w:val="22"/>
+        </w:rPr>
+      </w:pPr>
+      <w:r>
+        <w:rPr>
+          <w:rFonts w:ascii="微软雅黑" w:eastAsia="微软雅黑" w:hAnsi="微软雅黑" w:cstheme="majorBidi" w:hint="eastAsia"/>
+          <w:b/>
+          <w:sz w:val="22"/>
+        </w:rPr>
+        <w:lastRenderedPageBreak/>
+        <w:t>2）</w:t>
+      </w:r>
+      <w:r>
+        <w:rPr>
+          <w:rFonts w:ascii="微软雅黑" w:eastAsia="微软雅黑" w:hAnsi="微软雅黑" w:cstheme="majorBidi" w:hint="eastAsia"/>
+          <w:b/>
+          <w:sz w:val="22"/>
+        </w:rPr>
+        <w:t>所在矩形位置</w:t>
+      </w:r>
+    </w:p>
+    <w:p>
+      <w:pPr>
+        <w:widowControl/>
+        <w:adjustRightInd w:val="0"/>
+        <w:snapToGrid w:val="0"/>
+        <w:jc w:val="left"/>
+        <w:rPr>
+          <w:rFonts w:ascii="Tahoma" w:eastAsia="微软雅黑" w:hAnsi="Tahoma"/>
+          <w:kern w:val="0"/>
+          <w:sz w:val="22"/>
+        </w:rPr>
+      </w:pPr>
+      <w:r>
+        <w:rPr>
+          <w:rFonts w:ascii="Tahoma" w:eastAsia="微软雅黑" w:hAnsi="Tahoma" w:hint="eastAsia"/>
+          <w:kern w:val="0"/>
+          <w:sz w:val="22"/>
+        </w:rPr>
+        <w:t>指针可以处于矩形的五个位置：中心、左侧、右侧、上侧、下侧。</w:t>
+      </w:r>
+    </w:p>
+    <w:p>
+      <w:pPr>
+        <w:widowControl/>
+        <w:adjustRightInd w:val="0"/>
+        <w:snapToGrid w:val="0"/>
         <w:jc w:val="center"/>
         <w:rPr>
-          <w:rFonts w:ascii="宋体" w:hAnsi="宋体" w:cs="宋体" w:hint="eastAsia"/>
-          <w:kern w:val="0"/>
-          <w:szCs w:val="24"/>
-        </w:rPr>
-      </w:pPr>
-      <w:r>
-        <w:rPr>
-          <w:rFonts w:ascii="宋体" w:hAnsi="宋体" w:cs="宋体"/>
+          <w:rFonts w:ascii="Tahoma" w:eastAsia="微软雅黑" w:hAnsi="Tahoma"/>
+          <w:kern w:val="0"/>
+          <w:sz w:val="22"/>
+        </w:rPr>
+      </w:pPr>
+      <w:r>
+        <w:rPr>
           <w:noProof/>
-          <w:kern w:val="0"/>
-          <w:szCs w:val="24"/>
         </w:rPr>
         <w:drawing>
-          <wp:inline distT="0" distB="0" distL="0" distR="0" wp14:anchorId="3981E5B7" wp14:editId="47565D8B">
-            <wp:extent cx="4716780" cy="969932"/>
-            <wp:effectExtent l="0" t="0" r="7620" b="1905"/>
-            <wp:docPr id="26" name="图片 26"/>
+          <wp:inline distT="0" distB="0" distL="0" distR="0" wp14:anchorId="5879F71E" wp14:editId="5A0A238C">
+            <wp:extent cx="4391025" cy="1704975"/>
+            <wp:effectExtent l="0" t="0" r="9525" b="9525"/>
+            <wp:docPr id="489389912" name="图片 12"/>
             <wp:cNvGraphicFramePr>
               <a:graphicFrameLocks xmlns:a="http://schemas.openxmlformats.org/drawingml/2006/main" noChangeAspect="1"/>
             </wp:cNvGraphicFramePr>
@@ -1442,7 +2190,7 @@
               <a:graphicData uri="http://schemas.openxmlformats.org/drawingml/2006/picture">
                 <pic:pic xmlns:pic="http://schemas.openxmlformats.org/drawingml/2006/picture">
                   <pic:nvPicPr>
-                    <pic:cNvPr id="0" name="Picture 34"/>
+                    <pic:cNvPr id="0" name="Picture 24"/>
                     <pic:cNvPicPr>
                       <a:picLocks noChangeAspect="1" noChangeArrowheads="1"/>
                     </pic:cNvPicPr>
@@ -1463,7 +2211,7 @@
                   <pic:spPr bwMode="auto">
                     <a:xfrm>
                       <a:off x="0" y="0"/>
-                      <a:ext cx="4791751" cy="985349"/>
+                      <a:ext cx="4391025" cy="1704975"/>
                     </a:xfrm>
                     <a:prstGeom prst="rect">
                       <a:avLst/>
@@ -1498,43 +2246,23 @@
           <w:kern w:val="0"/>
           <w:sz w:val="22"/>
         </w:rPr>
-        <w:t>如果你有需要将指针转移到更特殊的地方（比如左上角的位置），直接设置指针的偏移即可。</w:t>
-      </w:r>
-    </w:p>
-    <w:p>
-      <w:pPr>
-        <w:widowControl/>
-        <w:jc w:val="left"/>
-        <w:rPr>
-          <w:rFonts w:ascii="Tahoma" w:eastAsia="微软雅黑" w:hAnsi="Tahoma" w:cstheme="minorBidi"/>
-          <w:kern w:val="0"/>
-          <w:sz w:val="22"/>
-        </w:rPr>
-      </w:pPr>
-      <w:r>
-        <w:rPr>
-          <w:rFonts w:ascii="Tahoma" w:eastAsia="微软雅黑" w:hAnsi="Tahoma" w:cstheme="minorBidi"/>
-          <w:kern w:val="0"/>
-          <w:sz w:val="22"/>
-        </w:rPr>
-        <w:br w:type="page"/>
-      </w:r>
-    </w:p>
-    <w:p>
-      <w:pPr>
-        <w:pStyle w:val="3"/>
-        <w:rPr>
-          <w:rFonts w:hint="eastAsia"/>
-        </w:rPr>
-      </w:pPr>
-      <w:bookmarkStart w:id="0" w:name="_多样式"/>
-      <w:bookmarkEnd w:id="0"/>
-      <w:r>
-        <w:rPr>
-          <w:rFonts w:hint="eastAsia"/>
-        </w:rPr>
-        <w:lastRenderedPageBreak/>
-        <w:t>多样式</w:t>
+        <w:t>分别对应下图中的五个红圈</w:t>
+      </w:r>
+      <w:r>
+        <w:rPr>
+          <w:rFonts w:ascii="Tahoma" w:eastAsia="微软雅黑" w:hAnsi="Tahoma" w:hint="eastAsia"/>
+          <w:kern w:val="0"/>
+          <w:sz w:val="22"/>
+        </w:rPr>
+        <w:t>位置</w:t>
+      </w:r>
+      <w:r>
+        <w:rPr>
+          <w:rFonts w:ascii="Tahoma" w:eastAsia="微软雅黑" w:hAnsi="Tahoma" w:hint="eastAsia"/>
+          <w:kern w:val="0"/>
+          <w:sz w:val="22"/>
+        </w:rPr>
+        <w:t>。</w:t>
       </w:r>
     </w:p>
     <w:p>
@@ -1555,67 +2283,7 @@
           <w:kern w:val="0"/>
           <w:sz w:val="22"/>
         </w:rPr>
-        <w:t>所有最新</w:t>
-      </w:r>
-      <w:r>
-        <w:rPr>
-          <w:rFonts w:ascii="Tahoma" w:eastAsia="微软雅黑" w:hAnsi="Tahoma" w:hint="eastAsia"/>
-          <w:kern w:val="0"/>
-          <w:sz w:val="22"/>
-        </w:rPr>
-        <w:t>drill</w:t>
-      </w:r>
-      <w:r>
-        <w:rPr>
-          <w:rFonts w:ascii="Tahoma" w:eastAsia="微软雅黑" w:hAnsi="Tahoma" w:hint="eastAsia"/>
-          <w:kern w:val="0"/>
-          <w:sz w:val="22"/>
-        </w:rPr>
-        <w:t>面板插件都提供了</w:t>
-      </w:r>
-      <w:proofErr w:type="gramStart"/>
-      <w:r>
-        <w:rPr>
-          <w:rFonts w:ascii="Tahoma" w:eastAsia="微软雅黑" w:hAnsi="Tahoma"/>
-          <w:kern w:val="0"/>
-          <w:sz w:val="22"/>
-        </w:rPr>
-        <w:t>”</w:t>
-      </w:r>
-      <w:proofErr w:type="gramEnd"/>
-      <w:r>
-        <w:rPr>
-          <w:rFonts w:ascii="Tahoma" w:eastAsia="微软雅黑" w:hAnsi="Tahoma" w:hint="eastAsia"/>
-          <w:kern w:val="0"/>
-          <w:sz w:val="22"/>
-        </w:rPr>
-        <w:t>指针与边框</w:t>
-      </w:r>
-      <w:proofErr w:type="gramStart"/>
-      <w:r>
-        <w:rPr>
-          <w:rFonts w:ascii="Tahoma" w:eastAsia="微软雅黑" w:hAnsi="Tahoma"/>
-          <w:kern w:val="0"/>
-          <w:sz w:val="22"/>
-        </w:rPr>
-        <w:t>”</w:t>
-      </w:r>
-      <w:proofErr w:type="gramEnd"/>
-      <w:r>
-        <w:rPr>
-          <w:rFonts w:ascii="Tahoma" w:eastAsia="微软雅黑" w:hAnsi="Tahoma" w:hint="eastAsia"/>
-          <w:kern w:val="0"/>
-          <w:sz w:val="22"/>
-        </w:rPr>
-        <w:t>的属性，点开后，你可以手动</w:t>
-      </w:r>
-      <w:r>
-        <w:rPr>
-          <w:rFonts w:ascii="Tahoma" w:eastAsia="微软雅黑" w:hAnsi="Tahoma" w:hint="eastAsia"/>
-          <w:kern w:val="0"/>
-          <w:sz w:val="22"/>
-        </w:rPr>
-        <w:t>锁定这个选项边框的</w:t>
+        <w:t>（如果指针指向</w:t>
       </w:r>
       <w:r>
         <w:rPr>
@@ -1631,44 +2299,55 @@
           <w:kern w:val="0"/>
           <w:sz w:val="22"/>
         </w:rPr>
-        <w:t>菜单指针、菜单边框、滚动条</w:t>
-      </w:r>
-      <w:r>
-        <w:rPr>
-          <w:rFonts w:ascii="Tahoma" w:eastAsia="微软雅黑" w:hAnsi="Tahoma" w:hint="eastAsia"/>
-          <w:kern w:val="0"/>
-          <w:sz w:val="22"/>
-        </w:rPr>
-        <w:t xml:space="preserve"> </w:t>
-      </w:r>
-      <w:r>
-        <w:rPr>
-          <w:rFonts w:ascii="Tahoma" w:eastAsia="微软雅黑" w:hAnsi="Tahoma" w:hint="eastAsia"/>
-          <w:kern w:val="0"/>
-          <w:sz w:val="22"/>
-        </w:rPr>
-        <w:t>等功能。</w:t>
-      </w:r>
-    </w:p>
-    <w:p>
-      <w:pPr>
-        <w:widowControl/>
-        <w:adjustRightInd w:val="0"/>
-        <w:snapToGrid w:val="0"/>
-        <w:jc w:val="left"/>
-        <w:rPr>
-          <w:rFonts w:ascii="Tahoma" w:eastAsia="微软雅黑" w:hAnsi="Tahoma"/>
-          <w:kern w:val="0"/>
-          <w:sz w:val="22"/>
-        </w:rPr>
-      </w:pPr>
-      <w:r>
-        <w:rPr>
-          <w:rFonts w:ascii="Tahoma" w:eastAsia="微软雅黑" w:hAnsi="Tahoma" w:hint="eastAsia"/>
-          <w:kern w:val="0"/>
-          <w:sz w:val="22"/>
-        </w:rPr>
-        <w:t>使得该窗口单独使用特定的指针、边框、滚动条。</w:t>
+        <w:t>按钮组，</w:t>
+      </w:r>
+      <w:r>
+        <w:rPr>
+          <w:rFonts w:ascii="Tahoma" w:eastAsia="微软雅黑" w:hAnsi="Tahoma" w:hint="eastAsia"/>
+          <w:kern w:val="0"/>
+          <w:sz w:val="22"/>
+        </w:rPr>
+        <w:t>那么</w:t>
+      </w:r>
+      <w:r>
+        <w:rPr>
+          <w:rFonts w:ascii="Tahoma" w:eastAsia="微软雅黑" w:hAnsi="Tahoma" w:hint="eastAsia"/>
+          <w:kern w:val="0"/>
+          <w:sz w:val="22"/>
+        </w:rPr>
+        <w:t>这五个红圈都是在中心，</w:t>
+      </w:r>
+      <w:r>
+        <w:rPr>
+          <w:rFonts w:ascii="Tahoma" w:eastAsia="微软雅黑" w:hAnsi="Tahoma" w:hint="eastAsia"/>
+          <w:kern w:val="0"/>
+          <w:sz w:val="22"/>
+        </w:rPr>
+        <w:t>矩形位置</w:t>
+      </w:r>
+      <w:r>
+        <w:rPr>
+          <w:rFonts w:ascii="Tahoma" w:eastAsia="微软雅黑" w:hAnsi="Tahoma" w:hint="eastAsia"/>
+          <w:kern w:val="0"/>
+          <w:sz w:val="22"/>
+        </w:rPr>
+        <w:t>没有</w:t>
+      </w:r>
+      <w:r>
+        <w:rPr>
+          <w:rFonts w:ascii="Tahoma" w:eastAsia="微软雅黑" w:hAnsi="Tahoma" w:hint="eastAsia"/>
+          <w:kern w:val="0"/>
+          <w:sz w:val="22"/>
+        </w:rPr>
+        <w:t>效果</w:t>
+      </w:r>
+      <w:r>
+        <w:rPr>
+          <w:rFonts w:ascii="Tahoma" w:eastAsia="微软雅黑" w:hAnsi="Tahoma" w:hint="eastAsia"/>
+          <w:kern w:val="0"/>
+          <w:sz w:val="22"/>
+        </w:rPr>
+        <w:t>）</w:t>
       </w:r>
     </w:p>
     <w:p>
@@ -1683,16 +2362,13 @@
       </w:pPr>
       <w:r>
         <w:rPr>
-          <w:rFonts w:ascii="宋体" w:hAnsi="宋体" w:cs="宋体"/>
           <w:noProof/>
-          <w:kern w:val="0"/>
-          <w:szCs w:val="24"/>
         </w:rPr>
         <w:drawing>
-          <wp:inline distT="0" distB="0" distL="0" distR="0" wp14:anchorId="574F82F3" wp14:editId="205F7BDF">
-            <wp:extent cx="3025140" cy="2309894"/>
-            <wp:effectExtent l="0" t="0" r="3810" b="0"/>
-            <wp:docPr id="11" name="图片 11"/>
+          <wp:inline distT="0" distB="0" distL="0" distR="0" wp14:anchorId="7F85EB65" wp14:editId="55B6A099">
+            <wp:extent cx="4690953" cy="990600"/>
+            <wp:effectExtent l="0" t="0" r="0" b="0"/>
+            <wp:docPr id="2126231281" name="图片 13"/>
             <wp:cNvGraphicFramePr>
               <a:graphicFrameLocks xmlns:a="http://schemas.openxmlformats.org/drawingml/2006/main" noChangeAspect="1"/>
             </wp:cNvGraphicFramePr>
@@ -1700,7 +2376,7 @@
               <a:graphicData uri="http://schemas.openxmlformats.org/drawingml/2006/picture">
                 <pic:pic xmlns:pic="http://schemas.openxmlformats.org/drawingml/2006/picture">
                   <pic:nvPicPr>
-                    <pic:cNvPr id="0" name="Picture 2"/>
+                    <pic:cNvPr id="0" name="Picture 26"/>
                     <pic:cNvPicPr>
                       <a:picLocks noChangeAspect="1" noChangeArrowheads="1"/>
                     </pic:cNvPicPr>
@@ -1721,7 +2397,7 @@
                   <pic:spPr bwMode="auto">
                     <a:xfrm>
                       <a:off x="0" y="0"/>
-                      <a:ext cx="3035631" cy="2317904"/>
+                      <a:ext cx="4736352" cy="1000187"/>
                     </a:xfrm>
                     <a:prstGeom prst="rect">
                       <a:avLst/>
@@ -1756,14 +2432,46 @@
           <w:kern w:val="0"/>
           <w:sz w:val="22"/>
         </w:rPr>
-        <w:t>如果未锁定，则使用默认的指针、边框、滚动条。</w:t>
-      </w:r>
-    </w:p>
-    <w:p>
-      <w:pPr>
-        <w:widowControl/>
-        <w:adjustRightInd w:val="0"/>
-        <w:snapToGrid w:val="0"/>
+        <w:t>需要注意的是，指针贴图的</w:t>
+      </w:r>
+      <w:r>
+        <w:rPr>
+          <w:rFonts w:ascii="Tahoma" w:eastAsia="微软雅黑" w:hAnsi="Tahoma" w:hint="eastAsia"/>
+          <w:kern w:val="0"/>
+          <w:sz w:val="22"/>
+        </w:rPr>
+        <w:t xml:space="preserve"> </w:t>
+      </w:r>
+      <w:proofErr w:type="gramStart"/>
+      <w:r>
+        <w:rPr>
+          <w:rFonts w:ascii="Tahoma" w:eastAsia="微软雅黑" w:hAnsi="Tahoma" w:hint="eastAsia"/>
+          <w:kern w:val="0"/>
+          <w:sz w:val="22"/>
+        </w:rPr>
+        <w:t>锚点</w:t>
+      </w:r>
+      <w:proofErr w:type="gramEnd"/>
+      <w:r>
+        <w:rPr>
+          <w:rFonts w:ascii="Tahoma" w:eastAsia="微软雅黑" w:hAnsi="Tahoma" w:hint="eastAsia"/>
+          <w:kern w:val="0"/>
+          <w:sz w:val="22"/>
+        </w:rPr>
+        <w:t xml:space="preserve"> </w:t>
+      </w:r>
+      <w:r>
+        <w:rPr>
+          <w:rFonts w:ascii="Tahoma" w:eastAsia="微软雅黑" w:hAnsi="Tahoma" w:hint="eastAsia"/>
+          <w:kern w:val="0"/>
+          <w:sz w:val="22"/>
+        </w:rPr>
+        <w:t>固定在中心。</w:t>
+      </w:r>
+    </w:p>
+    <w:p>
+      <w:pPr>
+        <w:widowControl/>
         <w:jc w:val="center"/>
         <w:rPr>
           <w:rFonts w:ascii="Tahoma" w:eastAsia="微软雅黑" w:hAnsi="Tahoma"/>
@@ -1776,10 +2484,10 @@
           <w:noProof/>
         </w:rPr>
         <w:drawing>
-          <wp:inline distT="0" distB="0" distL="0" distR="0" wp14:anchorId="0A1FDA74" wp14:editId="030C4FB6">
-            <wp:extent cx="1996613" cy="388654"/>
-            <wp:effectExtent l="0" t="0" r="3810" b="0"/>
-            <wp:docPr id="18" name="图片 18"/>
+          <wp:inline distT="0" distB="0" distL="0" distR="0" wp14:anchorId="1731B2D2" wp14:editId="68A5E1FA">
+            <wp:extent cx="4702810" cy="1290357"/>
+            <wp:effectExtent l="0" t="0" r="2540" b="5080"/>
+            <wp:docPr id="110299021" name="图片 14"/>
             <wp:cNvGraphicFramePr>
               <a:graphicFrameLocks xmlns:a="http://schemas.openxmlformats.org/drawingml/2006/main" noChangeAspect="1"/>
             </wp:cNvGraphicFramePr>
@@ -1787,23 +2495,36 @@
               <a:graphicData uri="http://schemas.openxmlformats.org/drawingml/2006/picture">
                 <pic:pic xmlns:pic="http://schemas.openxmlformats.org/drawingml/2006/picture">
                   <pic:nvPicPr>
-                    <pic:cNvPr id="1" name=""/>
-                    <pic:cNvPicPr/>
+                    <pic:cNvPr id="0" name="Picture 28"/>
+                    <pic:cNvPicPr>
+                      <a:picLocks noChangeAspect="1" noChangeArrowheads="1"/>
+                    </pic:cNvPicPr>
                   </pic:nvPicPr>
                   <pic:blipFill>
-                    <a:blip r:embed="rId20"/>
+                    <a:blip r:embed="rId20">
+                      <a:extLst>
+                        <a:ext uri="{28A0092B-C50C-407E-A947-70E740481C1C}">
+                          <a14:useLocalDpi xmlns:a14="http://schemas.microsoft.com/office/drawing/2010/main" val="0"/>
+                        </a:ext>
+                      </a:extLst>
+                    </a:blip>
+                    <a:srcRect/>
                     <a:stretch>
                       <a:fillRect/>
                     </a:stretch>
                   </pic:blipFill>
-                  <pic:spPr>
+                  <pic:spPr bwMode="auto">
                     <a:xfrm>
                       <a:off x="0" y="0"/>
-                      <a:ext cx="1996613" cy="388654"/>
+                      <a:ext cx="4717731" cy="1294451"/>
                     </a:xfrm>
                     <a:prstGeom prst="rect">
                       <a:avLst/>
                     </a:prstGeom>
+                    <a:noFill/>
+                    <a:ln>
+                      <a:noFill/>
+                    </a:ln>
                   </pic:spPr>
                 </pic:pic>
               </a:graphicData>
@@ -1830,60 +2551,39 @@
           <w:kern w:val="0"/>
           <w:sz w:val="22"/>
         </w:rPr>
-        <w:t>你可以使用插件指令修改默认的指针样式，作用于</w:t>
-      </w:r>
-      <w:r>
-        <w:rPr>
-          <w:rFonts w:ascii="Tahoma" w:eastAsia="微软雅黑" w:hAnsi="Tahoma" w:hint="eastAsia"/>
-          <w:kern w:val="0"/>
-          <w:sz w:val="22"/>
-        </w:rPr>
-        <w:t xml:space="preserve"> </w:t>
-      </w:r>
-      <w:r>
-        <w:rPr>
-          <w:rFonts w:ascii="Tahoma" w:eastAsia="微软雅黑" w:hAnsi="Tahoma" w:hint="eastAsia"/>
-          <w:kern w:val="0"/>
-          <w:sz w:val="22"/>
-        </w:rPr>
-        <w:t>所有</w:t>
-      </w:r>
-      <w:r>
-        <w:rPr>
-          <w:rFonts w:ascii="Tahoma" w:eastAsia="微软雅黑" w:hAnsi="Tahoma" w:hint="eastAsia"/>
-          <w:kern w:val="0"/>
-          <w:sz w:val="22"/>
-        </w:rPr>
-        <w:t xml:space="preserve"> </w:t>
-      </w:r>
-      <w:r>
-        <w:rPr>
-          <w:rFonts w:ascii="Tahoma" w:eastAsia="微软雅黑" w:hAnsi="Tahoma" w:hint="eastAsia"/>
-          <w:kern w:val="0"/>
-          <w:sz w:val="22"/>
-        </w:rPr>
-        <w:t>含选项的窗口。</w:t>
-      </w:r>
-    </w:p>
-    <w:p>
-      <w:pPr>
-        <w:widowControl/>
-        <w:adjustRightInd w:val="0"/>
-        <w:snapToGrid w:val="0"/>
-        <w:jc w:val="left"/>
-        <w:rPr>
-          <w:rFonts w:ascii="Tahoma" w:eastAsia="微软雅黑" w:hAnsi="Tahoma"/>
-          <w:kern w:val="0"/>
-          <w:sz w:val="22"/>
-        </w:rPr>
-      </w:pPr>
-      <w:r>
-        <w:rPr>
-          <w:rFonts w:ascii="Tahoma" w:eastAsia="微软雅黑" w:hAnsi="Tahoma" w:hint="eastAsia"/>
-          <w:kern w:val="0"/>
-          <w:sz w:val="22"/>
-        </w:rPr>
-        <w:t>具体看指定插件提供的插件指令。</w:t>
+        <w:t>如果在左侧，则中心点也会对应到左侧</w:t>
+      </w:r>
+      <w:r>
+        <w:rPr>
+          <w:rFonts w:ascii="Tahoma" w:eastAsia="微软雅黑" w:hAnsi="Tahoma" w:hint="eastAsia"/>
+          <w:kern w:val="0"/>
+          <w:sz w:val="22"/>
+        </w:rPr>
+        <w:t>，如下图，就</w:t>
+      </w:r>
+      <w:r>
+        <w:rPr>
+          <w:rFonts w:ascii="Tahoma" w:eastAsia="微软雅黑" w:hAnsi="Tahoma" w:hint="eastAsia"/>
+          <w:kern w:val="0"/>
+          <w:sz w:val="22"/>
+        </w:rPr>
+        <w:t>看起来</w:t>
+      </w:r>
+      <w:r>
+        <w:rPr>
+          <w:rFonts w:ascii="Tahoma" w:eastAsia="微软雅黑" w:hAnsi="Tahoma" w:hint="eastAsia"/>
+          <w:kern w:val="0"/>
+          <w:sz w:val="22"/>
+        </w:rPr>
+        <w:t>偏离了</w:t>
+      </w:r>
+      <w:r>
+        <w:rPr>
+          <w:rFonts w:ascii="Tahoma" w:eastAsia="微软雅黑" w:hAnsi="Tahoma" w:hint="eastAsia"/>
+          <w:kern w:val="0"/>
+          <w:sz w:val="22"/>
+        </w:rPr>
+        <w:t>。</w:t>
       </w:r>
     </w:p>
     <w:p>
@@ -1898,16 +2598,13 @@
       </w:pPr>
       <w:r>
         <w:rPr>
-          <w:rFonts w:ascii="宋体" w:hAnsi="宋体" w:cs="宋体"/>
           <w:noProof/>
-          <w:kern w:val="0"/>
-          <w:szCs w:val="24"/>
         </w:rPr>
         <w:drawing>
-          <wp:inline distT="0" distB="0" distL="0" distR="0" wp14:anchorId="0A5ABC1B" wp14:editId="55EF1A1F">
-            <wp:extent cx="2560320" cy="968587"/>
-            <wp:effectExtent l="0" t="0" r="0" b="3175"/>
-            <wp:docPr id="14" name="图片 14"/>
+          <wp:inline distT="0" distB="0" distL="0" distR="0" wp14:anchorId="19FCED43" wp14:editId="787B26D3">
+            <wp:extent cx="5048483" cy="1036320"/>
+            <wp:effectExtent l="0" t="0" r="0" b="0"/>
+            <wp:docPr id="701752835" name="图片 15"/>
             <wp:cNvGraphicFramePr>
               <a:graphicFrameLocks xmlns:a="http://schemas.openxmlformats.org/drawingml/2006/main" noChangeAspect="1"/>
             </wp:cNvGraphicFramePr>
@@ -1915,7 +2612,7 @@
               <a:graphicData uri="http://schemas.openxmlformats.org/drawingml/2006/picture">
                 <pic:pic xmlns:pic="http://schemas.openxmlformats.org/drawingml/2006/picture">
                   <pic:nvPicPr>
-                    <pic:cNvPr id="0" name="Picture 4"/>
+                    <pic:cNvPr id="0" name="Picture 30"/>
                     <pic:cNvPicPr>
                       <a:picLocks noChangeAspect="1" noChangeArrowheads="1"/>
                     </pic:cNvPicPr>
@@ -1936,7 +2633,7 @@
                   <pic:spPr bwMode="auto">
                     <a:xfrm>
                       <a:off x="0" y="0"/>
-                      <a:ext cx="2578230" cy="975362"/>
+                      <a:ext cx="5096060" cy="1046086"/>
                     </a:xfrm>
                     <a:prstGeom prst="rect">
                       <a:avLst/>
@@ -1956,132 +2653,314 @@
     <w:p>
       <w:pPr>
         <w:widowControl/>
+        <w:adjustRightInd w:val="0"/>
+        <w:snapToGrid w:val="0"/>
         <w:jc w:val="left"/>
         <w:rPr>
+          <w:rFonts w:ascii="Tahoma" w:eastAsia="微软雅黑" w:hAnsi="Tahoma"/>
+          <w:kern w:val="0"/>
+          <w:sz w:val="22"/>
+        </w:rPr>
+      </w:pPr>
+      <w:r>
+        <w:rPr>
+          <w:rFonts w:ascii="Tahoma" w:eastAsia="微软雅黑" w:hAnsi="Tahoma" w:hint="eastAsia"/>
+          <w:kern w:val="0"/>
+          <w:sz w:val="22"/>
+        </w:rPr>
+        <w:t>如果你</w:t>
+      </w:r>
+      <w:r>
+        <w:rPr>
+          <w:rFonts w:ascii="Tahoma" w:eastAsia="微软雅黑" w:hAnsi="Tahoma" w:hint="eastAsia"/>
+          <w:kern w:val="0"/>
+          <w:sz w:val="22"/>
+        </w:rPr>
+        <w:t>想</w:t>
+      </w:r>
+      <w:r>
+        <w:rPr>
+          <w:rFonts w:ascii="Tahoma" w:eastAsia="微软雅黑" w:hAnsi="Tahoma" w:hint="eastAsia"/>
+          <w:kern w:val="0"/>
+          <w:sz w:val="22"/>
+        </w:rPr>
+        <w:t>将指针转移到更特殊的地方（比如左上角的位置），</w:t>
+      </w:r>
+    </w:p>
+    <w:p>
+      <w:pPr>
+        <w:widowControl/>
+        <w:adjustRightInd w:val="0"/>
+        <w:snapToGrid w:val="0"/>
+        <w:jc w:val="left"/>
+        <w:rPr>
+          <w:rFonts w:ascii="Tahoma" w:eastAsia="微软雅黑" w:hAnsi="Tahoma"/>
+          <w:kern w:val="0"/>
+          <w:sz w:val="22"/>
+        </w:rPr>
+      </w:pPr>
+      <w:r>
+        <w:rPr>
+          <w:rFonts w:ascii="Tahoma" w:eastAsia="微软雅黑" w:hAnsi="Tahoma" w:hint="eastAsia"/>
+          <w:kern w:val="0"/>
+          <w:sz w:val="22"/>
+        </w:rPr>
+        <w:t>则需要</w:t>
+      </w:r>
+      <w:r>
+        <w:rPr>
+          <w:rFonts w:ascii="Tahoma" w:eastAsia="微软雅黑" w:hAnsi="Tahoma" w:hint="eastAsia"/>
+          <w:kern w:val="0"/>
+          <w:sz w:val="22"/>
+        </w:rPr>
+        <w:t>设置指针的</w:t>
+      </w:r>
+      <w:r>
+        <w:rPr>
+          <w:rFonts w:ascii="Tahoma" w:eastAsia="微软雅黑" w:hAnsi="Tahoma" w:hint="eastAsia"/>
+          <w:kern w:val="0"/>
+          <w:sz w:val="22"/>
+        </w:rPr>
+        <w:t>XY</w:t>
+      </w:r>
+      <w:r>
+        <w:rPr>
+          <w:rFonts w:ascii="Tahoma" w:eastAsia="微软雅黑" w:hAnsi="Tahoma" w:hint="eastAsia"/>
+          <w:kern w:val="0"/>
+          <w:sz w:val="22"/>
+        </w:rPr>
+        <w:t>偏移</w:t>
+      </w:r>
+      <w:r>
+        <w:rPr>
+          <w:rFonts w:ascii="Tahoma" w:eastAsia="微软雅黑" w:hAnsi="Tahoma" w:hint="eastAsia"/>
+          <w:kern w:val="0"/>
+          <w:sz w:val="22"/>
+        </w:rPr>
+        <w:t>来微调</w:t>
+      </w:r>
+      <w:r>
+        <w:rPr>
+          <w:rFonts w:ascii="Tahoma" w:eastAsia="微软雅黑" w:hAnsi="Tahoma" w:hint="eastAsia"/>
+          <w:kern w:val="0"/>
+          <w:sz w:val="22"/>
+        </w:rPr>
+        <w:t>。</w:t>
+      </w:r>
+    </w:p>
+    <w:p>
+      <w:pPr>
+        <w:widowControl/>
+        <w:jc w:val="left"/>
+        <w:rPr>
           <w:rFonts w:ascii="Tahoma" w:eastAsia="微软雅黑" w:hAnsi="Tahoma" w:cstheme="minorBidi"/>
           <w:kern w:val="0"/>
           <w:sz w:val="22"/>
         </w:rPr>
       </w:pPr>
-    </w:p>
-    <w:p>
-      <w:pPr>
-        <w:widowControl/>
+      <w:r>
+        <w:rPr>
+          <w:rFonts w:ascii="Tahoma" w:eastAsia="微软雅黑" w:hAnsi="Tahoma" w:cstheme="minorBidi"/>
+          <w:kern w:val="0"/>
+          <w:sz w:val="22"/>
+        </w:rPr>
+        <w:br w:type="page"/>
+      </w:r>
+    </w:p>
+    <w:p>
+      <w:pPr>
+        <w:pStyle w:val="3"/>
+        <w:rPr>
+          <w:rFonts w:hint="eastAsia"/>
+        </w:rPr>
+      </w:pPr>
+      <w:bookmarkStart w:id="0" w:name="_多样式"/>
+      <w:bookmarkEnd w:id="0"/>
+      <w:r>
+        <w:rPr>
+          <w:rFonts w:hint="eastAsia"/>
+        </w:rPr>
+        <w:lastRenderedPageBreak/>
+        <w:t>【主菜单 -</w:t>
+      </w:r>
+      <w:r>
+        <w:t xml:space="preserve"> </w:t>
+      </w:r>
+      <w:r>
+        <w:rPr>
+          <w:rFonts w:hint="eastAsia"/>
+        </w:rPr>
+        <w:t>菜单选项边框</w:t>
+      </w:r>
+      <w:r>
+        <w:rPr>
+          <w:rFonts w:hint="eastAsia"/>
+        </w:rPr>
+        <w:t>】</w:t>
+      </w:r>
+    </w:p>
+    <w:p>
+      <w:pPr>
+        <w:snapToGrid w:val="0"/>
+        <w:rPr>
+          <w:rFonts w:ascii="Tahoma" w:eastAsia="微软雅黑" w:hAnsi="Tahoma"/>
+          <w:kern w:val="0"/>
+          <w:sz w:val="22"/>
+        </w:rPr>
+      </w:pPr>
+      <w:r>
+        <w:rPr>
+          <w:rFonts w:ascii="Tahoma" w:eastAsia="微软雅黑" w:hAnsi="Tahoma" w:hint="eastAsia"/>
+          <w:kern w:val="0"/>
+          <w:sz w:val="22"/>
+        </w:rPr>
+        <w:t>插件</w:t>
+      </w:r>
+      <w:r>
+        <w:rPr>
+          <w:rFonts w:ascii="Tahoma" w:eastAsia="微软雅黑" w:hAnsi="Tahoma" w:hint="eastAsia"/>
+          <w:kern w:val="0"/>
+          <w:sz w:val="22"/>
+        </w:rPr>
+        <w:t>本体</w:t>
+      </w:r>
+      <w:r>
+        <w:rPr>
+          <w:rFonts w:ascii="Tahoma" w:eastAsia="微软雅黑" w:hAnsi="Tahoma" w:hint="eastAsia"/>
+          <w:kern w:val="0"/>
+          <w:sz w:val="22"/>
+        </w:rPr>
+        <w:t>：</w:t>
+      </w:r>
+    </w:p>
+    <w:p>
+      <w:pPr>
+        <w:widowControl/>
+        <w:adjustRightInd w:val="0"/>
         <w:jc w:val="left"/>
         <w:rPr>
-          <w:rFonts w:ascii="Tahoma" w:eastAsia="微软雅黑" w:hAnsi="Tahoma" w:cstheme="minorBidi"/>
-          <w:kern w:val="0"/>
-          <w:sz w:val="22"/>
-        </w:rPr>
-      </w:pPr>
-      <w:r>
-        <w:rPr>
-          <w:rFonts w:ascii="Tahoma" w:eastAsia="微软雅黑" w:hAnsi="Tahoma" w:cstheme="minorBidi"/>
-          <w:kern w:val="0"/>
-          <w:sz w:val="22"/>
-        </w:rPr>
-        <w:br w:type="page"/>
+          <w:rFonts w:ascii="Tahoma" w:eastAsia="微软雅黑" w:hAnsi="Tahoma"/>
+          <w:kern w:val="0"/>
+          <w:sz w:val="22"/>
+        </w:rPr>
+      </w:pPr>
+      <w:r>
+        <w:rPr>
+          <w:rFonts w:ascii="Tahoma" w:eastAsia="微软雅黑" w:hAnsi="Tahoma"/>
+          <w:kern w:val="0"/>
+          <w:sz w:val="22"/>
+        </w:rPr>
+        <w:tab/>
+      </w:r>
+      <w:r>
+        <w:rPr>
+          <w:rFonts w:ascii="Tahoma" w:eastAsia="微软雅黑" w:hAnsi="Tahoma" w:hint="eastAsia"/>
+          <w:kern w:val="0"/>
+          <w:sz w:val="22"/>
+        </w:rPr>
+        <w:t>◆</w:t>
+      </w:r>
+      <w:r>
+        <w:rPr>
+          <w:rFonts w:ascii="Tahoma" w:eastAsia="微软雅黑" w:hAnsi="Tahoma"/>
+          <w:kern w:val="0"/>
+          <w:sz w:val="22"/>
+        </w:rPr>
+        <w:t>Drill_MenuCursorBorder</w:t>
+      </w:r>
+      <w:r>
+        <w:rPr>
+          <w:rFonts w:ascii="Tahoma" w:eastAsia="微软雅黑" w:hAnsi="Tahoma"/>
+          <w:kern w:val="0"/>
+          <w:sz w:val="22"/>
+        </w:rPr>
+        <w:tab/>
+      </w:r>
+      <w:r>
+        <w:rPr>
+          <w:rFonts w:ascii="Tahoma" w:eastAsia="微软雅黑" w:hAnsi="Tahoma"/>
+          <w:kern w:val="0"/>
+          <w:sz w:val="22"/>
+        </w:rPr>
+        <w:tab/>
+      </w:r>
+      <w:r>
+        <w:rPr>
+          <w:rFonts w:ascii="Tahoma" w:eastAsia="微软雅黑" w:hAnsi="Tahoma"/>
+          <w:kern w:val="0"/>
+          <w:sz w:val="22"/>
+        </w:rPr>
+        <w:tab/>
+      </w:r>
+      <w:r>
+        <w:rPr>
+          <w:rFonts w:ascii="Tahoma" w:eastAsia="微软雅黑" w:hAnsi="Tahoma"/>
+          <w:kern w:val="0"/>
+          <w:sz w:val="22"/>
+        </w:rPr>
+        <w:tab/>
+      </w:r>
+      <w:r>
+        <w:rPr>
+          <w:rFonts w:ascii="Tahoma" w:eastAsia="微软雅黑" w:hAnsi="Tahoma" w:hint="eastAsia"/>
+          <w:kern w:val="0"/>
+          <w:sz w:val="22"/>
+        </w:rPr>
+        <w:t>主菜单</w:t>
+      </w:r>
+      <w:r>
+        <w:rPr>
+          <w:rFonts w:ascii="Tahoma" w:eastAsia="微软雅黑" w:hAnsi="Tahoma" w:hint="eastAsia"/>
+          <w:kern w:val="0"/>
+          <w:sz w:val="22"/>
+        </w:rPr>
+        <w:t xml:space="preserve"> - </w:t>
+      </w:r>
+      <w:r>
+        <w:rPr>
+          <w:rFonts w:ascii="Tahoma" w:eastAsia="微软雅黑" w:hAnsi="Tahoma" w:hint="eastAsia"/>
+          <w:kern w:val="0"/>
+          <w:sz w:val="22"/>
+        </w:rPr>
+        <w:t>多样式菜单选项边框</w:t>
       </w:r>
     </w:p>
     <w:p>
       <w:pPr>
         <w:keepNext/>
         <w:keepLines/>
-        <w:spacing w:before="260" w:after="260" w:line="416" w:lineRule="auto"/>
-        <w:outlineLvl w:val="1"/>
-        <w:rPr>
-          <w:rFonts w:ascii="等线 Light" w:eastAsia="等线 Light" w:hAnsi="等线 Light" w:hint="eastAsia"/>
+        <w:snapToGrid w:val="0"/>
+        <w:spacing w:after="120"/>
+        <w:outlineLvl w:val="3"/>
+        <w:rPr>
+          <w:rFonts w:ascii="微软雅黑" w:eastAsia="微软雅黑" w:hAnsi="微软雅黑" w:cstheme="majorBidi" w:hint="eastAsia"/>
           <w:b/>
-          <w:bCs/>
-          <w:sz w:val="32"/>
-          <w:szCs w:val="32"/>
-        </w:rPr>
-      </w:pPr>
-      <w:r>
-        <w:rPr>
-          <w:rFonts w:ascii="等线 Light" w:eastAsia="等线 Light" w:hAnsi="等线 Light" w:hint="eastAsia"/>
+          <w:sz w:val="22"/>
+        </w:rPr>
+      </w:pPr>
+      <w:r>
+        <w:rPr>
+          <w:rFonts w:ascii="微软雅黑" w:eastAsia="微软雅黑" w:hAnsi="微软雅黑" w:cstheme="majorBidi" w:hint="eastAsia"/>
           <w:b/>
-          <w:bCs/>
-          <w:sz w:val="32"/>
-          <w:szCs w:val="32"/>
-        </w:rPr>
-        <w:lastRenderedPageBreak/>
-        <w:t>【主菜单 -</w:t>
-      </w:r>
-      <w:r>
-        <w:rPr>
-          <w:rFonts w:ascii="等线 Light" w:eastAsia="等线 Light" w:hAnsi="等线 Light"/>
+          <w:sz w:val="22"/>
+        </w:rPr>
+        <w:t>1）</w:t>
+      </w:r>
+      <w:r>
+        <w:rPr>
+          <w:rFonts w:ascii="微软雅黑" w:eastAsia="微软雅黑" w:hAnsi="微软雅黑" w:cstheme="majorBidi" w:hint="eastAsia"/>
           <w:b/>
-          <w:bCs/>
-          <w:sz w:val="32"/>
-          <w:szCs w:val="32"/>
-        </w:rPr>
-        <w:t xml:space="preserve"> </w:t>
-      </w:r>
-      <w:r>
-        <w:rPr>
-          <w:rFonts w:ascii="等线 Light" w:eastAsia="等线 Light" w:hAnsi="等线 Light" w:hint="eastAsia"/>
+          <w:sz w:val="22"/>
+        </w:rPr>
+        <w:t>资源划分</w:t>
+      </w:r>
+      <w:r>
+        <w:rPr>
+          <w:rFonts w:ascii="微软雅黑" w:eastAsia="微软雅黑" w:hAnsi="微软雅黑" w:cstheme="majorBidi" w:hint="eastAsia"/>
           <w:b/>
-          <w:bCs/>
-          <w:sz w:val="32"/>
-          <w:szCs w:val="32"/>
-        </w:rPr>
-        <w:t>菜单选项边框</w:t>
-      </w:r>
-      <w:r>
-        <w:rPr>
-          <w:rFonts w:ascii="等线 Light" w:eastAsia="等线 Light" w:hAnsi="等线 Light" w:hint="eastAsia"/>
-          <w:b/>
-          <w:bCs/>
-          <w:sz w:val="32"/>
-          <w:szCs w:val="32"/>
-        </w:rPr>
-        <w:t>】</w:t>
-      </w:r>
-    </w:p>
-    <w:p>
-      <w:pPr>
-        <w:pStyle w:val="3"/>
-        <w:rPr>
-          <w:rFonts w:hint="eastAsia"/>
-        </w:rPr>
-      </w:pPr>
-      <w:r>
-        <w:rPr>
-          <w:rFonts w:hint="eastAsia"/>
-        </w:rPr>
-        <w:t>资源划分</w:t>
-      </w:r>
-    </w:p>
-    <w:p>
-      <w:pPr>
-        <w:rPr>
-          <w:rFonts w:ascii="Tahoma" w:eastAsia="微软雅黑" w:hAnsi="Tahoma"/>
-          <w:b/>
-          <w:bCs/>
-          <w:kern w:val="0"/>
-          <w:sz w:val="22"/>
-        </w:rPr>
-      </w:pPr>
-      <w:r>
-        <w:rPr>
-          <w:rFonts w:ascii="Tahoma" w:eastAsia="微软雅黑" w:hAnsi="Tahoma"/>
-          <w:b/>
-          <w:bCs/>
-          <w:kern w:val="0"/>
-          <w:sz w:val="22"/>
-        </w:rPr>
-        <w:t xml:space="preserve">1) </w:t>
-      </w:r>
-      <w:r>
-        <w:rPr>
-          <w:rFonts w:ascii="Tahoma" w:eastAsia="微软雅黑" w:hAnsi="Tahoma" w:hint="eastAsia"/>
-          <w:b/>
-          <w:bCs/>
-          <w:kern w:val="0"/>
-          <w:sz w:val="22"/>
-        </w:rPr>
-        <w:t>边框结构</w:t>
+          <w:sz w:val="22"/>
+        </w:rPr>
+        <w:t xml:space="preserve"> - 边框</w:t>
       </w:r>
     </w:p>
     <w:p>
@@ -2437,10 +3316,10 @@
           <w:noProof/>
         </w:rPr>
         <w:drawing>
-          <wp:inline distT="0" distB="0" distL="0" distR="0" wp14:anchorId="3B819F6C" wp14:editId="76CDB3F2">
-            <wp:extent cx="2560320" cy="832531"/>
-            <wp:effectExtent l="0" t="0" r="0" b="5715"/>
-            <wp:docPr id="29" name="图片 29"/>
+          <wp:inline distT="0" distB="0" distL="0" distR="0" wp14:anchorId="7BC3E2E2" wp14:editId="5240F882">
+            <wp:extent cx="3209925" cy="1043762"/>
+            <wp:effectExtent l="0" t="0" r="0" b="4445"/>
+            <wp:docPr id="261167177" name="图片 1"/>
             <wp:cNvGraphicFramePr>
               <a:graphicFrameLocks xmlns:a="http://schemas.openxmlformats.org/drawingml/2006/main" noChangeAspect="1"/>
             </wp:cNvGraphicFramePr>
@@ -2448,23 +3327,36 @@
               <a:graphicData uri="http://schemas.openxmlformats.org/drawingml/2006/picture">
                 <pic:pic xmlns:pic="http://schemas.openxmlformats.org/drawingml/2006/picture">
                   <pic:nvPicPr>
-                    <pic:cNvPr id="1" name=""/>
-                    <pic:cNvPicPr/>
+                    <pic:cNvPr id="0" name="Picture 2"/>
+                    <pic:cNvPicPr>
+                      <a:picLocks noChangeAspect="1" noChangeArrowheads="1"/>
+                    </pic:cNvPicPr>
                   </pic:nvPicPr>
                   <pic:blipFill>
-                    <a:blip r:embed="rId23"/>
+                    <a:blip r:embed="rId23">
+                      <a:extLst>
+                        <a:ext uri="{28A0092B-C50C-407E-A947-70E740481C1C}">
+                          <a14:useLocalDpi xmlns:a14="http://schemas.microsoft.com/office/drawing/2010/main" val="0"/>
+                        </a:ext>
+                      </a:extLst>
+                    </a:blip>
+                    <a:srcRect/>
                     <a:stretch>
                       <a:fillRect/>
                     </a:stretch>
                   </pic:blipFill>
-                  <pic:spPr>
+                  <pic:spPr bwMode="auto">
                     <a:xfrm>
                       <a:off x="0" y="0"/>
-                      <a:ext cx="2646385" cy="860517"/>
+                      <a:ext cx="3233834" cy="1051536"/>
                     </a:xfrm>
                     <a:prstGeom prst="rect">
                       <a:avLst/>
                     </a:prstGeom>
+                    <a:noFill/>
+                    <a:ln>
+                      <a:noFill/>
+                    </a:ln>
                   </pic:spPr>
                 </pic:pic>
               </a:graphicData>
@@ -2478,6 +3370,7 @@
         <w:widowControl/>
         <w:adjustRightInd w:val="0"/>
         <w:snapToGrid w:val="0"/>
+        <w:spacing w:after="200"/>
         <w:jc w:val="center"/>
         <w:rPr>
           <w:rFonts w:ascii="Tahoma" w:eastAsia="微软雅黑" w:hAnsi="Tahoma"/>
@@ -2490,10 +3383,10 @@
           <w:noProof/>
         </w:rPr>
         <w:drawing>
-          <wp:inline distT="0" distB="0" distL="0" distR="0" wp14:anchorId="4C7D3037" wp14:editId="79AF9DFF">
-            <wp:extent cx="2575783" cy="708721"/>
-            <wp:effectExtent l="0" t="0" r="0" b="0"/>
-            <wp:docPr id="30" name="图片 30"/>
+          <wp:inline distT="0" distB="0" distL="0" distR="0" wp14:anchorId="1526C908" wp14:editId="017BAA2B">
+            <wp:extent cx="3219450" cy="885825"/>
+            <wp:effectExtent l="0" t="0" r="0" b="9525"/>
+            <wp:docPr id="1385892909" name="图片 2"/>
             <wp:cNvGraphicFramePr>
               <a:graphicFrameLocks xmlns:a="http://schemas.openxmlformats.org/drawingml/2006/main" noChangeAspect="1"/>
             </wp:cNvGraphicFramePr>
@@ -2501,23 +3394,36 @@
               <a:graphicData uri="http://schemas.openxmlformats.org/drawingml/2006/picture">
                 <pic:pic xmlns:pic="http://schemas.openxmlformats.org/drawingml/2006/picture">
                   <pic:nvPicPr>
-                    <pic:cNvPr id="1" name=""/>
-                    <pic:cNvPicPr/>
+                    <pic:cNvPr id="0" name="Picture 4"/>
+                    <pic:cNvPicPr>
+                      <a:picLocks noChangeAspect="1" noChangeArrowheads="1"/>
+                    </pic:cNvPicPr>
                   </pic:nvPicPr>
                   <pic:blipFill>
-                    <a:blip r:embed="rId24"/>
+                    <a:blip r:embed="rId24">
+                      <a:extLst>
+                        <a:ext uri="{28A0092B-C50C-407E-A947-70E740481C1C}">
+                          <a14:useLocalDpi xmlns:a14="http://schemas.microsoft.com/office/drawing/2010/main" val="0"/>
+                        </a:ext>
+                      </a:extLst>
+                    </a:blip>
+                    <a:srcRect/>
                     <a:stretch>
                       <a:fillRect/>
                     </a:stretch>
                   </pic:blipFill>
-                  <pic:spPr>
+                  <pic:spPr bwMode="auto">
                     <a:xfrm>
                       <a:off x="0" y="0"/>
-                      <a:ext cx="2575783" cy="708721"/>
+                      <a:ext cx="3219450" cy="885825"/>
                     </a:xfrm>
                     <a:prstGeom prst="rect">
                       <a:avLst/>
                     </a:prstGeom>
+                    <a:noFill/>
+                    <a:ln>
+                      <a:noFill/>
+                    </a:ln>
                   </pic:spPr>
                 </pic:pic>
               </a:graphicData>
@@ -2526,6 +3432,74 @@
         </w:drawing>
       </w:r>
     </w:p>
+    <w:tbl>
+      <w:tblPr>
+        <w:tblStyle w:val="af"/>
+        <w:tblW w:w="0" w:type="auto"/>
+        <w:shd w:val="clear" w:color="auto" w:fill="FFF2CC" w:themeFill="accent4" w:themeFillTint="33"/>
+        <w:tblLook w:val="04A0" w:firstRow="1" w:lastRow="0" w:firstColumn="1" w:lastColumn="0" w:noHBand="0" w:noVBand="1"/>
+      </w:tblPr>
+      <w:tblGrid>
+        <w:gridCol w:w="8522"/>
+      </w:tblGrid>
+      <w:tr>
+        <w:tc>
+          <w:tcPr>
+            <w:tcW w:w="8522" w:type="dxa"/>
+            <w:shd w:val="clear" w:color="auto" w:fill="FFF2CC" w:themeFill="accent4" w:themeFillTint="33"/>
+          </w:tcPr>
+          <w:p>
+            <w:pPr>
+              <w:widowControl/>
+              <w:jc w:val="left"/>
+              <w:rPr>
+                <w:rFonts w:ascii="Tahoma" w:eastAsia="微软雅黑" w:hAnsi="Tahoma" w:cstheme="minorBidi"/>
+                <w:kern w:val="0"/>
+                <w:sz w:val="22"/>
+              </w:rPr>
+            </w:pPr>
+            <w:r>
+              <w:rPr>
+                <w:rFonts w:ascii="Tahoma" w:eastAsia="微软雅黑" w:hAnsi="Tahoma" w:cstheme="minorBidi" w:hint="eastAsia"/>
+                <w:kern w:val="0"/>
+                <w:sz w:val="22"/>
+              </w:rPr>
+              <w:t>注意，按钮组</w:t>
+            </w:r>
+            <w:proofErr w:type="gramStart"/>
+            <w:r>
+              <w:rPr>
+                <w:rFonts w:ascii="Tahoma" w:eastAsia="微软雅黑" w:hAnsi="Tahoma" w:cstheme="minorBidi" w:hint="eastAsia"/>
+                <w:kern w:val="0"/>
+                <w:sz w:val="22"/>
+              </w:rPr>
+              <w:t>插件只</w:t>
+            </w:r>
+            <w:proofErr w:type="gramEnd"/>
+            <w:r>
+              <w:rPr>
+                <w:rFonts w:ascii="Tahoma" w:eastAsia="微软雅黑" w:hAnsi="Tahoma" w:cstheme="minorBidi" w:hint="eastAsia"/>
+                <w:kern w:val="0"/>
+                <w:sz w:val="22"/>
+              </w:rPr>
+              <w:t>支持菜单指针，不支持选项边框（因为没有矩形区域）。</w:t>
+            </w:r>
+          </w:p>
+        </w:tc>
+      </w:tr>
+    </w:tbl>
+    <w:p>
+      <w:pPr>
+        <w:widowControl/>
+        <w:adjustRightInd w:val="0"/>
+        <w:snapToGrid w:val="0"/>
+        <w:rPr>
+          <w:rFonts w:ascii="Tahoma" w:eastAsia="微软雅黑" w:hAnsi="Tahoma"/>
+          <w:kern w:val="0"/>
+          <w:sz w:val="22"/>
+        </w:rPr>
+      </w:pPr>
+    </w:p>
     <w:p>
       <w:pPr>
         <w:widowControl/>
@@ -2547,64 +3521,41 @@
     </w:p>
     <w:p>
       <w:pPr>
-        <w:rPr>
-          <w:rFonts w:ascii="Tahoma" w:eastAsia="微软雅黑" w:hAnsi="Tahoma"/>
+        <w:keepNext/>
+        <w:keepLines/>
+        <w:snapToGrid w:val="0"/>
+        <w:spacing w:after="120"/>
+        <w:outlineLvl w:val="3"/>
+        <w:rPr>
+          <w:rFonts w:ascii="微软雅黑" w:eastAsia="微软雅黑" w:hAnsi="微软雅黑" w:cstheme="majorBidi" w:hint="eastAsia"/>
           <w:b/>
-          <w:bCs/>
-          <w:kern w:val="0"/>
-          <w:sz w:val="22"/>
-        </w:rPr>
-      </w:pPr>
-      <w:r>
-        <w:rPr>
-          <w:rFonts w:ascii="Tahoma" w:eastAsia="微软雅黑" w:hAnsi="Tahoma"/>
+          <w:sz w:val="22"/>
+        </w:rPr>
+      </w:pPr>
+      <w:r>
+        <w:rPr>
+          <w:rFonts w:ascii="微软雅黑" w:eastAsia="微软雅黑" w:hAnsi="微软雅黑" w:cstheme="majorBidi" w:hint="eastAsia"/>
           <w:b/>
-          <w:bCs/>
-          <w:kern w:val="0"/>
           <w:sz w:val="22"/>
         </w:rPr>
         <w:lastRenderedPageBreak/>
-        <w:t>2</w:t>
-      </w:r>
-      <w:r>
-        <w:rPr>
-          <w:rFonts w:ascii="Tahoma" w:eastAsia="微软雅黑" w:hAnsi="Tahoma"/>
+        <w:t>2）</w:t>
+      </w:r>
+      <w:r>
+        <w:rPr>
+          <w:rFonts w:ascii="微软雅黑" w:eastAsia="微软雅黑" w:hAnsi="微软雅黑" w:cstheme="majorBidi" w:hint="eastAsia"/>
           <w:b/>
-          <w:bCs/>
-          <w:kern w:val="0"/>
-          <w:sz w:val="22"/>
-        </w:rPr>
-        <w:t xml:space="preserve">) </w:t>
-      </w:r>
-      <w:r>
-        <w:rPr>
-          <w:rFonts w:ascii="Tahoma" w:eastAsia="微软雅黑" w:hAnsi="Tahoma" w:hint="eastAsia"/>
+          <w:sz w:val="22"/>
+        </w:rPr>
+        <w:t>资源划分</w:t>
+      </w:r>
+      <w:r>
+        <w:rPr>
+          <w:rFonts w:ascii="微软雅黑" w:eastAsia="微软雅黑" w:hAnsi="微软雅黑" w:cstheme="majorBidi" w:hint="eastAsia"/>
           <w:b/>
-          <w:bCs/>
-          <w:kern w:val="0"/>
-          <w:sz w:val="22"/>
-        </w:rPr>
-        <w:t>边</w:t>
-      </w:r>
-      <w:r>
-        <w:rPr>
-          <w:rFonts w:ascii="Tahoma" w:eastAsia="微软雅黑" w:hAnsi="Tahoma" w:hint="eastAsia"/>
-          <w:b/>
-          <w:bCs/>
-          <w:kern w:val="0"/>
-          <w:sz w:val="22"/>
-        </w:rPr>
-        <w:t>角</w:t>
-      </w:r>
-      <w:r>
-        <w:rPr>
-          <w:rFonts w:ascii="Tahoma" w:eastAsia="微软雅黑" w:hAnsi="Tahoma" w:hint="eastAsia"/>
-          <w:b/>
-          <w:bCs/>
-          <w:kern w:val="0"/>
-          <w:sz w:val="22"/>
-        </w:rPr>
-        <w:t>结构</w:t>
+          <w:sz w:val="22"/>
+        </w:rPr>
+        <w:t xml:space="preserve"> - 边角</w:t>
       </w:r>
     </w:p>
     <w:p>
@@ -2853,22 +3804,15 @@
     </w:p>
     <w:p>
       <w:pPr>
-        <w:widowControl/>
-        <w:adjustRightInd w:val="0"/>
+        <w:keepNext/>
+        <w:keepLines/>
         <w:snapToGrid w:val="0"/>
-        <w:spacing w:after="200"/>
-        <w:rPr>
-          <w:rFonts w:ascii="Tahoma" w:eastAsia="微软雅黑" w:hAnsi="Tahoma"/>
-          <w:kern w:val="0"/>
-          <w:sz w:val="22"/>
-        </w:rPr>
-      </w:pPr>
-    </w:p>
-    <w:p>
-      <w:pPr>
-        <w:pStyle w:val="3"/>
-        <w:rPr>
-          <w:rFonts w:hint="eastAsia"/>
+        <w:spacing w:after="120"/>
+        <w:outlineLvl w:val="3"/>
+        <w:rPr>
+          <w:rFonts w:ascii="微软雅黑" w:eastAsia="微软雅黑" w:hAnsi="微软雅黑" w:cstheme="majorBidi" w:hint="eastAsia"/>
+          <w:b/>
+          <w:sz w:val="22"/>
         </w:rPr>
       </w:pPr>
       <w:bookmarkStart w:id="1" w:name="_拉伸方式"/>
@@ -2877,7 +3821,17 @@
       <w:bookmarkEnd w:id="2"/>
       <w:r>
         <w:rPr>
-          <w:rFonts w:hint="eastAsia"/>
+          <w:rFonts w:ascii="微软雅黑" w:eastAsia="微软雅黑" w:hAnsi="微软雅黑" w:cstheme="majorBidi" w:hint="eastAsia"/>
+          <w:b/>
+          <w:sz w:val="22"/>
+        </w:rPr>
+        <w:t>3）</w:t>
+      </w:r>
+      <w:r>
+        <w:rPr>
+          <w:rFonts w:ascii="微软雅黑" w:eastAsia="微软雅黑" w:hAnsi="微软雅黑" w:cstheme="majorBidi" w:hint="eastAsia"/>
+          <w:b/>
+          <w:sz w:val="22"/>
         </w:rPr>
         <w:t>边框拉伸方式</w:t>
       </w:r>
@@ -2936,7 +3890,7 @@
               <w:snapToGrid w:val="0"/>
               <w:spacing w:beforeLines="50" w:before="156" w:afterLines="50" w:after="156"/>
               <w:rPr>
-                <w:rFonts w:ascii="Tahoma" w:eastAsia="微软雅黑" w:hAnsi="Tahoma" w:hint="eastAsia"/>
+                <w:rFonts w:ascii="Tahoma" w:eastAsia="微软雅黑" w:hAnsi="Tahoma"/>
                 <w:b/>
                 <w:bCs/>
                 <w:kern w:val="0"/>
@@ -2968,7 +3922,7 @@
               <w:spacing w:beforeLines="50" w:before="156" w:afterLines="50" w:after="156"/>
               <w:jc w:val="center"/>
               <w:rPr>
-                <w:rFonts w:ascii="Tahoma" w:eastAsia="微软雅黑" w:hAnsi="Tahoma" w:hint="eastAsia"/>
+                <w:rFonts w:ascii="Tahoma" w:eastAsia="微软雅黑" w:hAnsi="Tahoma"/>
                 <w:b/>
                 <w:bCs/>
                 <w:kern w:val="0"/>
@@ -2977,16 +3931,13 @@
             </w:pPr>
             <w:r>
               <w:rPr>
-                <w:rFonts w:ascii="Tahoma" w:eastAsia="微软雅黑" w:hAnsi="Tahoma"/>
                 <w:noProof/>
-                <w:kern w:val="0"/>
-                <w:sz w:val="22"/>
               </w:rPr>
               <w:drawing>
-                <wp:inline distT="0" distB="0" distL="0" distR="0" wp14:anchorId="29B38DDD" wp14:editId="6856311F">
-                  <wp:extent cx="403860" cy="403860"/>
-                  <wp:effectExtent l="0" t="0" r="0" b="0"/>
-                  <wp:docPr id="34" name="图片 34"/>
+                <wp:inline distT="0" distB="0" distL="0" distR="0" wp14:anchorId="3412B9E5" wp14:editId="41D307BD">
+                  <wp:extent cx="428625" cy="428625"/>
+                  <wp:effectExtent l="0" t="0" r="9525" b="9525"/>
+                  <wp:docPr id="1391993264" name="图片 3"/>
                   <wp:cNvGraphicFramePr>
                     <a:graphicFrameLocks xmlns:a="http://schemas.openxmlformats.org/drawingml/2006/main" noChangeAspect="1"/>
                   </wp:cNvGraphicFramePr>
@@ -3015,7 +3966,7 @@
                         <pic:spPr bwMode="auto">
                           <a:xfrm>
                             <a:off x="0" y="0"/>
-                            <a:ext cx="403860" cy="403860"/>
+                            <a:ext cx="428625" cy="428625"/>
                           </a:xfrm>
                           <a:prstGeom prst="rect">
                             <a:avLst/>
@@ -3046,7 +3997,7 @@
               <w:spacing w:beforeLines="50" w:before="156" w:afterLines="50" w:after="156"/>
               <w:jc w:val="center"/>
               <w:rPr>
-                <w:rFonts w:ascii="Tahoma" w:eastAsia="微软雅黑" w:hAnsi="Tahoma" w:hint="eastAsia"/>
+                <w:rFonts w:ascii="Tahoma" w:eastAsia="微软雅黑" w:hAnsi="Tahoma"/>
                 <w:b/>
                 <w:bCs/>
                 <w:kern w:val="0"/>
@@ -3055,16 +4006,13 @@
             </w:pPr>
             <w:r>
               <w:rPr>
-                <w:rFonts w:ascii="Tahoma" w:eastAsia="微软雅黑" w:hAnsi="Tahoma"/>
                 <w:noProof/>
-                <w:kern w:val="0"/>
-                <w:sz w:val="22"/>
               </w:rPr>
               <w:drawing>
-                <wp:inline distT="0" distB="0" distL="0" distR="0" wp14:anchorId="2AA5BF00" wp14:editId="339D313A">
-                  <wp:extent cx="403860" cy="403860"/>
+                <wp:inline distT="0" distB="0" distL="0" distR="0" wp14:anchorId="11BAA638" wp14:editId="248ADB40">
+                  <wp:extent cx="438150" cy="438150"/>
                   <wp:effectExtent l="0" t="0" r="0" b="0"/>
-                  <wp:docPr id="262800214" name="图片 262800214"/>
+                  <wp:docPr id="1087518738" name="图片 4"/>
                   <wp:cNvGraphicFramePr>
                     <a:graphicFrameLocks xmlns:a="http://schemas.openxmlformats.org/drawingml/2006/main" noChangeAspect="1"/>
                   </wp:cNvGraphicFramePr>
@@ -3072,7 +4020,7 @@
                     <a:graphicData uri="http://schemas.openxmlformats.org/drawingml/2006/picture">
                       <pic:pic xmlns:pic="http://schemas.openxmlformats.org/drawingml/2006/picture">
                         <pic:nvPicPr>
-                          <pic:cNvPr id="0" name="Picture 4"/>
+                          <pic:cNvPr id="0" name="Picture 8"/>
                           <pic:cNvPicPr>
                             <a:picLocks noChangeAspect="1" noChangeArrowheads="1"/>
                           </pic:cNvPicPr>
@@ -3093,7 +4041,7 @@
                         <pic:spPr bwMode="auto">
                           <a:xfrm>
                             <a:off x="0" y="0"/>
-                            <a:ext cx="403860" cy="403860"/>
+                            <a:ext cx="438150" cy="438150"/>
                           </a:xfrm>
                           <a:prstGeom prst="rect">
                             <a:avLst/>
@@ -3125,7 +4073,7 @@
               <w:snapToGrid w:val="0"/>
               <w:spacing w:beforeLines="50" w:before="156" w:afterLines="50" w:after="156"/>
               <w:rPr>
-                <w:rFonts w:ascii="Tahoma" w:eastAsia="微软雅黑" w:hAnsi="Tahoma" w:hint="eastAsia"/>
+                <w:rFonts w:ascii="Tahoma" w:eastAsia="微软雅黑" w:hAnsi="Tahoma"/>
                 <w:b/>
                 <w:bCs/>
                 <w:kern w:val="0"/>
@@ -3157,7 +4105,7 @@
               <w:spacing w:beforeLines="50" w:before="156" w:afterLines="50" w:after="156"/>
               <w:jc w:val="center"/>
               <w:rPr>
-                <w:rFonts w:ascii="Tahoma" w:eastAsia="微软雅黑" w:hAnsi="Tahoma" w:hint="eastAsia"/>
+                <w:rFonts w:ascii="Tahoma" w:eastAsia="微软雅黑" w:hAnsi="Tahoma"/>
                 <w:b/>
                 <w:bCs/>
                 <w:kern w:val="0"/>
@@ -3232,7 +4180,7 @@
               <w:spacing w:beforeLines="50" w:before="156" w:afterLines="50" w:after="156"/>
               <w:jc w:val="center"/>
               <w:rPr>
-                <w:rFonts w:ascii="Tahoma" w:eastAsia="微软雅黑" w:hAnsi="Tahoma" w:hint="eastAsia"/>
+                <w:rFonts w:ascii="Tahoma" w:eastAsia="微软雅黑" w:hAnsi="Tahoma"/>
                 <w:b/>
                 <w:bCs/>
                 <w:kern w:val="0"/>
@@ -3308,7 +4256,7 @@
               <w:snapToGrid w:val="0"/>
               <w:spacing w:beforeLines="50" w:before="156" w:afterLines="50" w:after="156"/>
               <w:rPr>
-                <w:rFonts w:ascii="Tahoma" w:eastAsia="微软雅黑" w:hAnsi="Tahoma" w:hint="eastAsia"/>
+                <w:rFonts w:ascii="Tahoma" w:eastAsia="微软雅黑" w:hAnsi="Tahoma"/>
                 <w:b/>
                 <w:bCs/>
                 <w:kern w:val="0"/>
@@ -3340,7 +4288,7 @@
               <w:spacing w:beforeLines="50" w:before="156" w:afterLines="50" w:after="156"/>
               <w:jc w:val="center"/>
               <w:rPr>
-                <w:rFonts w:ascii="Tahoma" w:eastAsia="微软雅黑" w:hAnsi="Tahoma" w:hint="eastAsia"/>
+                <w:rFonts w:ascii="Tahoma" w:eastAsia="微软雅黑" w:hAnsi="Tahoma"/>
                 <w:b/>
                 <w:bCs/>
                 <w:kern w:val="0"/>
@@ -3415,7 +4363,7 @@
               <w:spacing w:beforeLines="50" w:before="156" w:afterLines="50" w:after="156"/>
               <w:jc w:val="center"/>
               <w:rPr>
-                <w:rFonts w:ascii="Tahoma" w:eastAsia="微软雅黑" w:hAnsi="Tahoma" w:hint="eastAsia"/>
+                <w:rFonts w:ascii="Tahoma" w:eastAsia="微软雅黑" w:hAnsi="Tahoma"/>
                 <w:b/>
                 <w:bCs/>
                 <w:kern w:val="0"/>
@@ -3491,7 +4439,7 @@
               <w:snapToGrid w:val="0"/>
               <w:spacing w:beforeLines="50" w:before="156" w:afterLines="50" w:after="156"/>
               <w:rPr>
-                <w:rFonts w:ascii="Tahoma" w:eastAsia="微软雅黑" w:hAnsi="Tahoma" w:hint="eastAsia"/>
+                <w:rFonts w:ascii="Tahoma" w:eastAsia="微软雅黑" w:hAnsi="Tahoma"/>
                 <w:b/>
                 <w:bCs/>
                 <w:kern w:val="0"/>
@@ -3523,7 +4471,7 @@
               <w:spacing w:beforeLines="50" w:before="156" w:afterLines="50" w:after="156"/>
               <w:jc w:val="center"/>
               <w:rPr>
-                <w:rFonts w:ascii="Tahoma" w:eastAsia="微软雅黑" w:hAnsi="Tahoma" w:hint="eastAsia"/>
+                <w:rFonts w:ascii="Tahoma" w:eastAsia="微软雅黑" w:hAnsi="Tahoma"/>
                 <w:b/>
                 <w:bCs/>
                 <w:kern w:val="0"/>
@@ -3598,7 +4546,7 @@
               <w:spacing w:beforeLines="50" w:before="156" w:afterLines="50" w:after="156"/>
               <w:jc w:val="center"/>
               <w:rPr>
-                <w:rFonts w:ascii="Tahoma" w:eastAsia="微软雅黑" w:hAnsi="Tahoma" w:hint="eastAsia"/>
+                <w:rFonts w:ascii="Tahoma" w:eastAsia="微软雅黑" w:hAnsi="Tahoma"/>
                 <w:b/>
                 <w:bCs/>
                 <w:kern w:val="0"/>
@@ -3746,72 +4694,90 @@
     <w:p>
       <w:pPr>
         <w:widowControl/>
+        <w:jc w:val="left"/>
+        <w:rPr>
+          <w:rFonts w:ascii="Tahoma" w:eastAsia="微软雅黑" w:hAnsi="Tahoma"/>
+          <w:kern w:val="0"/>
+          <w:sz w:val="22"/>
+        </w:rPr>
+      </w:pPr>
+      <w:r>
+        <w:rPr>
+          <w:rFonts w:ascii="Tahoma" w:eastAsia="微软雅黑" w:hAnsi="Tahoma"/>
+          <w:kern w:val="0"/>
+          <w:sz w:val="22"/>
+        </w:rPr>
+        <w:br w:type="page"/>
+      </w:r>
+    </w:p>
+    <w:p>
+      <w:pPr>
+        <w:pStyle w:val="3"/>
+        <w:rPr>
+          <w:rFonts w:hint="eastAsia"/>
+        </w:rPr>
+      </w:pPr>
+      <w:r>
+        <w:rPr>
+          <w:rFonts w:hint="eastAsia"/>
+        </w:rPr>
+        <w:lastRenderedPageBreak/>
+        <w:t>【主菜单 -</w:t>
+      </w:r>
+      <w:r>
+        <w:t xml:space="preserve"> </w:t>
+      </w:r>
+      <w:r>
+        <w:rPr>
+          <w:rFonts w:hint="eastAsia"/>
+        </w:rPr>
+        <w:t>菜单滚动条</w:t>
+      </w:r>
+      <w:r>
+        <w:rPr>
+          <w:rFonts w:hint="eastAsia"/>
+        </w:rPr>
+        <w:t>】</w:t>
+      </w:r>
+    </w:p>
+    <w:p>
+      <w:pPr>
+        <w:snapToGrid w:val="0"/>
+        <w:rPr>
+          <w:rFonts w:ascii="Tahoma" w:eastAsia="微软雅黑" w:hAnsi="Tahoma"/>
+          <w:kern w:val="0"/>
+          <w:sz w:val="22"/>
+        </w:rPr>
+      </w:pPr>
+      <w:r>
+        <w:rPr>
+          <w:rFonts w:ascii="Tahoma" w:eastAsia="微软雅黑" w:hAnsi="Tahoma" w:hint="eastAsia"/>
+          <w:kern w:val="0"/>
+          <w:sz w:val="22"/>
+        </w:rPr>
+        <w:t>插件</w:t>
+      </w:r>
+      <w:r>
+        <w:rPr>
+          <w:rFonts w:ascii="Tahoma" w:eastAsia="微软雅黑" w:hAnsi="Tahoma" w:hint="eastAsia"/>
+          <w:kern w:val="0"/>
+          <w:sz w:val="22"/>
+        </w:rPr>
+        <w:t>本体</w:t>
+      </w:r>
+      <w:r>
+        <w:rPr>
+          <w:rFonts w:ascii="Tahoma" w:eastAsia="微软雅黑" w:hAnsi="Tahoma" w:hint="eastAsia"/>
+          <w:kern w:val="0"/>
+          <w:sz w:val="22"/>
+        </w:rPr>
+        <w:t>：</w:t>
+      </w:r>
+    </w:p>
+    <w:p>
+      <w:pPr>
+        <w:widowControl/>
         <w:adjustRightInd w:val="0"/>
-        <w:snapToGrid w:val="0"/>
-        <w:rPr>
-          <w:rFonts w:ascii="Tahoma" w:eastAsia="微软雅黑" w:hAnsi="Tahoma"/>
-          <w:kern w:val="0"/>
-          <w:sz w:val="22"/>
-        </w:rPr>
-      </w:pPr>
-    </w:p>
-    <w:p>
-      <w:pPr>
-        <w:pStyle w:val="3"/>
-        <w:rPr>
-          <w:rFonts w:hint="eastAsia"/>
-        </w:rPr>
-      </w:pPr>
-      <w:r>
-        <w:rPr>
-          <w:rFonts w:hint="eastAsia"/>
-        </w:rPr>
-        <w:lastRenderedPageBreak/>
-        <w:t>多样式</w:t>
-      </w:r>
-    </w:p>
-    <w:p>
-      <w:pPr>
-        <w:widowControl/>
-        <w:adjustRightInd w:val="0"/>
-        <w:snapToGrid w:val="0"/>
-        <w:rPr>
-          <w:rFonts w:ascii="Tahoma" w:eastAsia="微软雅黑" w:hAnsi="Tahoma"/>
-          <w:kern w:val="0"/>
-          <w:sz w:val="22"/>
-        </w:rPr>
-      </w:pPr>
-      <w:r>
-        <w:rPr>
-          <w:rFonts w:ascii="Tahoma" w:eastAsia="微软雅黑" w:hAnsi="Tahoma" w:hint="eastAsia"/>
-          <w:kern w:val="0"/>
-          <w:sz w:val="22"/>
-        </w:rPr>
-        <w:t>设置方法与指针一样，见</w:t>
-      </w:r>
-      <w:hyperlink w:anchor="_多样式" w:history="1">
-        <w:r>
-          <w:rPr>
-            <w:rStyle w:val="a4"/>
-            <w:rFonts w:ascii="Tahoma" w:eastAsia="微软雅黑" w:hAnsi="Tahoma" w:hint="eastAsia"/>
-            <w:kern w:val="0"/>
-            <w:sz w:val="22"/>
-          </w:rPr>
-          <w:t>多样式</w:t>
-        </w:r>
-      </w:hyperlink>
-      <w:r>
-        <w:rPr>
-          <w:rFonts w:ascii="Tahoma" w:eastAsia="微软雅黑" w:hAnsi="Tahoma" w:hint="eastAsia"/>
-          <w:kern w:val="0"/>
-          <w:sz w:val="22"/>
-        </w:rPr>
-        <w:t>，这里不赘述。</w:t>
-      </w:r>
-    </w:p>
-    <w:p>
-      <w:pPr>
-        <w:widowControl/>
         <w:jc w:val="left"/>
         <w:rPr>
           <w:rFonts w:ascii="Tahoma" w:eastAsia="微软雅黑" w:hAnsi="Tahoma"/>
@@ -3819,72 +4785,121 @@
           <w:sz w:val="22"/>
         </w:rPr>
       </w:pPr>
+      <w:r>
+        <w:rPr>
+          <w:rFonts w:ascii="Tahoma" w:eastAsia="微软雅黑" w:hAnsi="Tahoma"/>
+          <w:kern w:val="0"/>
+          <w:sz w:val="22"/>
+        </w:rPr>
+        <w:tab/>
+      </w:r>
+      <w:r>
+        <w:rPr>
+          <w:rFonts w:ascii="Tahoma" w:eastAsia="微软雅黑" w:hAnsi="Tahoma" w:hint="eastAsia"/>
+          <w:kern w:val="0"/>
+          <w:sz w:val="22"/>
+        </w:rPr>
+        <w:t>◆</w:t>
+      </w:r>
+      <w:r>
+        <w:rPr>
+          <w:rFonts w:ascii="Tahoma" w:eastAsia="微软雅黑" w:hAnsi="Tahoma"/>
+          <w:kern w:val="0"/>
+          <w:sz w:val="22"/>
+        </w:rPr>
+        <w:t>Drill_MenuScrollBar</w:t>
+      </w:r>
+      <w:r>
+        <w:rPr>
+          <w:rFonts w:ascii="Tahoma" w:eastAsia="微软雅黑" w:hAnsi="Tahoma"/>
+          <w:kern w:val="0"/>
+          <w:sz w:val="22"/>
+        </w:rPr>
+        <w:tab/>
+      </w:r>
+      <w:r>
+        <w:rPr>
+          <w:rFonts w:ascii="Tahoma" w:eastAsia="微软雅黑" w:hAnsi="Tahoma"/>
+          <w:kern w:val="0"/>
+          <w:sz w:val="22"/>
+        </w:rPr>
+        <w:tab/>
+      </w:r>
+      <w:r>
+        <w:rPr>
+          <w:rFonts w:ascii="Tahoma" w:eastAsia="微软雅黑" w:hAnsi="Tahoma"/>
+          <w:kern w:val="0"/>
+          <w:sz w:val="22"/>
+        </w:rPr>
+        <w:tab/>
+      </w:r>
+      <w:r>
+        <w:rPr>
+          <w:rFonts w:ascii="Tahoma" w:eastAsia="微软雅黑" w:hAnsi="Tahoma"/>
+          <w:kern w:val="0"/>
+          <w:sz w:val="22"/>
+        </w:rPr>
+        <w:tab/>
+      </w:r>
+      <w:r>
+        <w:rPr>
+          <w:rFonts w:ascii="Tahoma" w:eastAsia="微软雅黑" w:hAnsi="Tahoma"/>
+          <w:kern w:val="0"/>
+          <w:sz w:val="22"/>
+        </w:rPr>
+        <w:tab/>
+      </w:r>
+      <w:r>
+        <w:rPr>
+          <w:rFonts w:ascii="Tahoma" w:eastAsia="微软雅黑" w:hAnsi="Tahoma" w:hint="eastAsia"/>
+          <w:kern w:val="0"/>
+          <w:sz w:val="22"/>
+        </w:rPr>
+        <w:t>主菜单</w:t>
+      </w:r>
+      <w:r>
+        <w:rPr>
+          <w:rFonts w:ascii="Tahoma" w:eastAsia="微软雅黑" w:hAnsi="Tahoma" w:hint="eastAsia"/>
+          <w:kern w:val="0"/>
+          <w:sz w:val="22"/>
+        </w:rPr>
+        <w:t xml:space="preserve"> - </w:t>
+      </w:r>
+      <w:r>
+        <w:rPr>
+          <w:rFonts w:ascii="Tahoma" w:eastAsia="微软雅黑" w:hAnsi="Tahoma" w:hint="eastAsia"/>
+          <w:kern w:val="0"/>
+          <w:sz w:val="22"/>
+        </w:rPr>
+        <w:t>多样式菜单滚动条</w:t>
+      </w:r>
     </w:p>
     <w:p>
       <w:pPr>
         <w:keepNext/>
         <w:keepLines/>
-        <w:spacing w:before="260" w:after="260" w:line="416" w:lineRule="auto"/>
-        <w:outlineLvl w:val="1"/>
-        <w:rPr>
-          <w:rFonts w:ascii="等线 Light" w:eastAsia="等线 Light" w:hAnsi="等线 Light" w:hint="eastAsia"/>
+        <w:snapToGrid w:val="0"/>
+        <w:spacing w:after="120"/>
+        <w:outlineLvl w:val="3"/>
+        <w:rPr>
+          <w:rFonts w:ascii="微软雅黑" w:eastAsia="微软雅黑" w:hAnsi="微软雅黑" w:cstheme="majorBidi" w:hint="eastAsia"/>
           <w:b/>
-          <w:bCs/>
-          <w:sz w:val="32"/>
-          <w:szCs w:val="32"/>
-        </w:rPr>
-      </w:pPr>
-      <w:r>
-        <w:rPr>
-          <w:rFonts w:ascii="等线 Light" w:eastAsia="等线 Light" w:hAnsi="等线 Light" w:hint="eastAsia"/>
+          <w:sz w:val="22"/>
+        </w:rPr>
+      </w:pPr>
+      <w:r>
+        <w:rPr>
+          <w:rFonts w:ascii="微软雅黑" w:eastAsia="微软雅黑" w:hAnsi="微软雅黑" w:cstheme="majorBidi" w:hint="eastAsia"/>
           <w:b/>
-          <w:bCs/>
-          <w:sz w:val="32"/>
-          <w:szCs w:val="32"/>
-        </w:rPr>
-        <w:t>【主菜单 -</w:t>
-      </w:r>
-      <w:r>
-        <w:rPr>
-          <w:rFonts w:ascii="等线 Light" w:eastAsia="等线 Light" w:hAnsi="等线 Light"/>
+          <w:sz w:val="22"/>
+        </w:rPr>
+        <w:t>1）</w:t>
+      </w:r>
+      <w:r>
+        <w:rPr>
+          <w:rFonts w:ascii="微软雅黑" w:eastAsia="微软雅黑" w:hAnsi="微软雅黑" w:cstheme="majorBidi" w:hint="eastAsia"/>
           <w:b/>
-          <w:bCs/>
-          <w:sz w:val="32"/>
-          <w:szCs w:val="32"/>
-        </w:rPr>
-        <w:t xml:space="preserve"> </w:t>
-      </w:r>
-      <w:r>
-        <w:rPr>
-          <w:rFonts w:ascii="等线 Light" w:eastAsia="等线 Light" w:hAnsi="等线 Light" w:hint="eastAsia"/>
-          <w:b/>
-          <w:bCs/>
-          <w:sz w:val="32"/>
-          <w:szCs w:val="32"/>
-        </w:rPr>
-        <w:t>菜单滚动条</w:t>
-      </w:r>
-      <w:r>
-        <w:rPr>
-          <w:rFonts w:ascii="等线 Light" w:eastAsia="等线 Light" w:hAnsi="等线 Light" w:hint="eastAsia"/>
-          <w:b/>
-          <w:bCs/>
-          <w:sz w:val="32"/>
-          <w:szCs w:val="32"/>
-        </w:rPr>
-        <w:t>】</w:t>
-      </w:r>
-    </w:p>
-    <w:p>
-      <w:pPr>
-        <w:pStyle w:val="3"/>
-        <w:rPr>
-          <w:rFonts w:hint="eastAsia"/>
-        </w:rPr>
-      </w:pPr>
-      <w:r>
-        <w:rPr>
-          <w:rFonts w:hint="eastAsia"/>
+          <w:sz w:val="22"/>
         </w:rPr>
         <w:t>资源划分</w:t>
       </w:r>
@@ -3972,10 +4987,10 @@
           <w:noProof/>
         </w:rPr>
         <w:drawing>
-          <wp:inline distT="0" distB="0" distL="0" distR="0" wp14:anchorId="0421471A" wp14:editId="0BB174EF">
-            <wp:extent cx="609600" cy="2438400"/>
-            <wp:effectExtent l="0" t="0" r="0" b="0"/>
-            <wp:docPr id="15" name="图片 15"/>
+          <wp:inline distT="0" distB="0" distL="0" distR="0" wp14:anchorId="2FB4EB05" wp14:editId="7B66E499">
+            <wp:extent cx="548640" cy="2194560"/>
+            <wp:effectExtent l="0" t="0" r="3810" b="0"/>
+            <wp:docPr id="1253350706" name="图片 5"/>
             <wp:cNvGraphicFramePr>
               <a:graphicFrameLocks xmlns:a="http://schemas.openxmlformats.org/drawingml/2006/main" noChangeAspect="1"/>
             </wp:cNvGraphicFramePr>
@@ -3983,7 +4998,7 @@
               <a:graphicData uri="http://schemas.openxmlformats.org/drawingml/2006/picture">
                 <pic:pic xmlns:pic="http://schemas.openxmlformats.org/drawingml/2006/picture">
                   <pic:nvPicPr>
-                    <pic:cNvPr id="0" name="Picture 8"/>
+                    <pic:cNvPr id="0" name="Picture 10"/>
                     <pic:cNvPicPr>
                       <a:picLocks noChangeAspect="1" noChangeArrowheads="1"/>
                     </pic:cNvPicPr>
@@ -4004,7 +5019,7 @@
                   <pic:spPr bwMode="auto">
                     <a:xfrm>
                       <a:off x="0" y="0"/>
-                      <a:ext cx="609600" cy="2438400"/>
+                      <a:ext cx="548640" cy="2194560"/>
                     </a:xfrm>
                     <a:prstGeom prst="rect">
                       <a:avLst/>
@@ -4041,10 +5056,10 @@
           <w:noProof/>
         </w:rPr>
         <w:drawing>
-          <wp:inline distT="0" distB="0" distL="0" distR="0" wp14:anchorId="31DFA90D" wp14:editId="6C652259">
-            <wp:extent cx="609600" cy="2438400"/>
-            <wp:effectExtent l="0" t="0" r="0" b="0"/>
-            <wp:docPr id="17" name="图片 17"/>
+          <wp:inline distT="0" distB="0" distL="0" distR="0" wp14:anchorId="2B3465DB" wp14:editId="03340BB0">
+            <wp:extent cx="548640" cy="2194560"/>
+            <wp:effectExtent l="0" t="0" r="3810" b="0"/>
+            <wp:docPr id="588232413" name="图片 6"/>
             <wp:cNvGraphicFramePr>
               <a:graphicFrameLocks xmlns:a="http://schemas.openxmlformats.org/drawingml/2006/main" noChangeAspect="1"/>
             </wp:cNvGraphicFramePr>
@@ -4052,7 +5067,7 @@
               <a:graphicData uri="http://schemas.openxmlformats.org/drawingml/2006/picture">
                 <pic:pic xmlns:pic="http://schemas.openxmlformats.org/drawingml/2006/picture">
                   <pic:nvPicPr>
-                    <pic:cNvPr id="0" name="Picture 10"/>
+                    <pic:cNvPr id="0" name="Picture 12"/>
                     <pic:cNvPicPr>
                       <a:picLocks noChangeAspect="1" noChangeArrowheads="1"/>
                     </pic:cNvPicPr>
@@ -4073,7 +5088,7 @@
                   <pic:spPr bwMode="auto">
                     <a:xfrm>
                       <a:off x="0" y="0"/>
-                      <a:ext cx="609600" cy="2438400"/>
+                      <a:ext cx="548640" cy="2194560"/>
                     </a:xfrm>
                     <a:prstGeom prst="rect">
                       <a:avLst/>
@@ -4094,7 +5109,6 @@
       <w:pPr>
         <w:widowControl/>
         <w:adjustRightInd w:val="0"/>
-        <w:snapToGrid w:val="0"/>
         <w:jc w:val="left"/>
         <w:rPr>
           <w:rFonts w:ascii="Tahoma" w:eastAsia="微软雅黑" w:hAnsi="Tahoma"/>
@@ -4125,16 +5139,13 @@
       </w:pPr>
       <w:r>
         <w:rPr>
-          <w:rFonts w:ascii="宋体" w:hAnsi="宋体" w:cs="宋体"/>
           <w:noProof/>
-          <w:kern w:val="0"/>
-          <w:szCs w:val="24"/>
         </w:rPr>
         <w:drawing>
-          <wp:inline distT="0" distB="0" distL="0" distR="0" wp14:anchorId="7EE3AD3C" wp14:editId="7F79CF34">
-            <wp:extent cx="3116441" cy="1402080"/>
-            <wp:effectExtent l="0" t="0" r="8255" b="7620"/>
-            <wp:docPr id="12" name="图片 12"/>
+          <wp:inline distT="0" distB="0" distL="0" distR="0" wp14:anchorId="78DCDA79" wp14:editId="4B3D9629">
+            <wp:extent cx="3724275" cy="1676400"/>
+            <wp:effectExtent l="0" t="0" r="9525" b="0"/>
+            <wp:docPr id="812696814" name="图片 7"/>
             <wp:cNvGraphicFramePr>
               <a:graphicFrameLocks xmlns:a="http://schemas.openxmlformats.org/drawingml/2006/main" noChangeAspect="1"/>
             </wp:cNvGraphicFramePr>
@@ -4142,7 +5153,7 @@
               <a:graphicData uri="http://schemas.openxmlformats.org/drawingml/2006/picture">
                 <pic:pic xmlns:pic="http://schemas.openxmlformats.org/drawingml/2006/picture">
                   <pic:nvPicPr>
-                    <pic:cNvPr id="0" name="Picture 2"/>
+                    <pic:cNvPr id="0" name="Picture 14"/>
                     <pic:cNvPicPr>
                       <a:picLocks noChangeAspect="1" noChangeArrowheads="1"/>
                     </pic:cNvPicPr>
@@ -4163,7 +5174,7 @@
                   <pic:spPr bwMode="auto">
                     <a:xfrm>
                       <a:off x="0" y="0"/>
-                      <a:ext cx="3151603" cy="1417899"/>
+                      <a:ext cx="3724275" cy="1676400"/>
                     </a:xfrm>
                     <a:prstGeom prst="rect">
                       <a:avLst/>
@@ -4192,14 +5203,30 @@
     </w:p>
     <w:p>
       <w:pPr>
-        <w:pStyle w:val="3"/>
-        <w:rPr>
-          <w:rFonts w:hint="eastAsia"/>
-        </w:rPr>
-      </w:pPr>
-      <w:r>
-        <w:rPr>
-          <w:rFonts w:hint="eastAsia"/>
+        <w:keepNext/>
+        <w:keepLines/>
+        <w:snapToGrid w:val="0"/>
+        <w:spacing w:after="120"/>
+        <w:outlineLvl w:val="3"/>
+        <w:rPr>
+          <w:rFonts w:ascii="微软雅黑" w:eastAsia="微软雅黑" w:hAnsi="微软雅黑" w:cstheme="majorBidi" w:hint="eastAsia"/>
+          <w:b/>
+          <w:sz w:val="22"/>
+        </w:rPr>
+      </w:pPr>
+      <w:r>
+        <w:rPr>
+          <w:rFonts w:ascii="微软雅黑" w:eastAsia="微软雅黑" w:hAnsi="微软雅黑" w:cstheme="majorBidi" w:hint="eastAsia"/>
+          <w:b/>
+          <w:sz w:val="22"/>
+        </w:rPr>
+        <w:t>2）</w:t>
+      </w:r>
+      <w:r>
+        <w:rPr>
+          <w:rFonts w:ascii="微软雅黑" w:eastAsia="微软雅黑" w:hAnsi="微软雅黑" w:cstheme="majorBidi" w:hint="eastAsia"/>
+          <w:b/>
+          <w:sz w:val="22"/>
         </w:rPr>
         <w:t>滚动条拉伸方式</w:t>
       </w:r>
@@ -4209,7 +5236,6 @@
         <w:widowControl/>
         <w:adjustRightInd w:val="0"/>
         <w:snapToGrid w:val="0"/>
-        <w:spacing w:beforeLines="50" w:before="156" w:afterLines="50" w:after="156"/>
         <w:rPr>
           <w:rFonts w:ascii="Tahoma" w:eastAsia="微软雅黑" w:hAnsi="Tahoma"/>
           <w:kern w:val="0"/>
@@ -4278,7 +5304,6 @@
         <w:widowControl/>
         <w:adjustRightInd w:val="0"/>
         <w:snapToGrid w:val="0"/>
-        <w:spacing w:beforeLines="50" w:before="156" w:afterLines="50" w:after="156"/>
         <w:rPr>
           <w:rFonts w:ascii="Tahoma" w:eastAsia="微软雅黑" w:hAnsi="Tahoma"/>
           <w:kern w:val="0"/>
@@ -4323,79 +5348,11 @@
     </w:p>
     <w:p>
       <w:pPr>
-        <w:widowControl/>
-        <w:adjustRightInd w:val="0"/>
-        <w:snapToGrid w:val="0"/>
-        <w:rPr>
-          <w:rFonts w:ascii="Tahoma" w:eastAsia="微软雅黑" w:hAnsi="Tahoma"/>
-          <w:kern w:val="0"/>
-          <w:sz w:val="22"/>
-        </w:rPr>
-      </w:pPr>
-    </w:p>
-    <w:p>
-      <w:pPr>
-        <w:pStyle w:val="3"/>
         <w:rPr>
           <w:rFonts w:hint="eastAsia"/>
         </w:rPr>
       </w:pPr>
-      <w:r>
-        <w:rPr>
-          <w:rFonts w:hint="eastAsia"/>
-        </w:rPr>
-        <w:lastRenderedPageBreak/>
-        <w:t>多样式</w:t>
-      </w:r>
-    </w:p>
-    <w:p>
-      <w:pPr>
-        <w:widowControl/>
-        <w:adjustRightInd w:val="0"/>
-        <w:snapToGrid w:val="0"/>
-        <w:rPr>
-          <w:rFonts w:ascii="Tahoma" w:eastAsia="微软雅黑" w:hAnsi="Tahoma"/>
-          <w:kern w:val="0"/>
-          <w:sz w:val="22"/>
-        </w:rPr>
-      </w:pPr>
-      <w:r>
-        <w:rPr>
-          <w:rFonts w:ascii="Tahoma" w:eastAsia="微软雅黑" w:hAnsi="Tahoma" w:hint="eastAsia"/>
-          <w:kern w:val="0"/>
-          <w:sz w:val="22"/>
-        </w:rPr>
-        <w:t>设置方法与指针一样，见</w:t>
-      </w:r>
-      <w:r>
-        <w:rPr>
-          <w:rFonts w:ascii="Tahoma" w:eastAsia="微软雅黑" w:hAnsi="Tahoma" w:hint="eastAsia"/>
-          <w:kern w:val="0"/>
-          <w:sz w:val="22"/>
-        </w:rPr>
-        <w:t xml:space="preserve"> </w:t>
-      </w:r>
-      <w:hyperlink w:anchor="_多样式" w:history="1">
-        <w:r>
-          <w:rPr>
-            <w:rStyle w:val="a4"/>
-            <w:rFonts w:ascii="Tahoma" w:eastAsia="微软雅黑" w:hAnsi="Tahoma" w:hint="eastAsia"/>
-            <w:kern w:val="0"/>
-            <w:sz w:val="22"/>
-          </w:rPr>
-          <w:t>多样式</w:t>
-        </w:r>
-      </w:hyperlink>
-      <w:r>
-        <w:rPr>
-          <w:rFonts w:ascii="Tahoma" w:eastAsia="微软雅黑" w:hAnsi="Tahoma" w:hint="eastAsia"/>
-          <w:kern w:val="0"/>
-          <w:sz w:val="22"/>
-        </w:rPr>
-        <w:t>，这里不赘述。</w:t>
-      </w:r>
-    </w:p>
-    <w:p/>
+    </w:p>
     <w:sectPr>
       <w:headerReference w:type="default" r:id="rId37"/>
       <w:pgSz w:w="11906" w:h="16838"/>
